--- a/BigDataAnalysis/Housing분석레포트_20204077_유동균.docx
+++ b/BigDataAnalysis/Housing분석레포트_20204077_유동균.docx
@@ -202,6 +202,204 @@
     </w:p>
     <w:p>
       <w:pPr>
+        <w:widowControl/>
+        <w:wordWrap/>
+        <w:autoSpaceDE/>
+        <w:autoSpaceDN/>
+        <w:rPr>
+          <w:b/>
+          <w:bCs/>
+          <w:sz w:val="40"/>
+          <w:szCs w:val="40"/>
+        </w:rPr>
+      </w:pPr>
+      <w:r>
+        <w:rPr>
+          <w:rFonts w:hint="eastAsia"/>
+          <w:b/>
+          <w:bCs/>
+          <w:sz w:val="40"/>
+          <w:szCs w:val="40"/>
+        </w:rPr>
+        <w:lastRenderedPageBreak/>
+        <w:t>Housing 데이터 분석 과제</w:t>
+      </w:r>
+    </w:p>
+    <w:p>
+      <w:pPr>
+        <w:widowControl/>
+        <w:wordWrap/>
+        <w:autoSpaceDE/>
+        <w:autoSpaceDN/>
+        <w:rPr>
+          <w:sz w:val="36"/>
+          <w:szCs w:val="36"/>
+        </w:rPr>
+      </w:pPr>
+    </w:p>
+    <w:p>
+      <w:pPr>
+        <w:pStyle w:val="a6"/>
+        <w:widowControl/>
+        <w:numPr>
+          <w:ilvl w:val="0"/>
+          <w:numId w:val="3"/>
+        </w:numPr>
+        <w:wordWrap/>
+        <w:autoSpaceDE/>
+        <w:autoSpaceDN/>
+        <w:rPr>
+          <w:sz w:val="36"/>
+          <w:szCs w:val="36"/>
+        </w:rPr>
+      </w:pPr>
+      <w:r>
+        <w:rPr>
+          <w:rFonts w:hint="eastAsia"/>
+          <w:sz w:val="36"/>
+          <w:szCs w:val="36"/>
+        </w:rPr>
+        <w:t>데이터 설명(데이터 수, 변수 설명)</w:t>
+      </w:r>
+    </w:p>
+    <w:p>
+      <w:pPr>
+        <w:pStyle w:val="a6"/>
+        <w:widowControl/>
+        <w:wordWrap/>
+        <w:autoSpaceDE/>
+        <w:autoSpaceDN/>
+        <w:ind w:left="800"/>
+        <w:rPr>
+          <w:sz w:val="36"/>
+          <w:szCs w:val="36"/>
+        </w:rPr>
+      </w:pPr>
+    </w:p>
+    <w:p>
+      <w:pPr>
+        <w:pStyle w:val="a6"/>
+        <w:widowControl/>
+        <w:numPr>
+          <w:ilvl w:val="0"/>
+          <w:numId w:val="3"/>
+        </w:numPr>
+        <w:wordWrap/>
+        <w:autoSpaceDE/>
+        <w:autoSpaceDN/>
+        <w:rPr>
+          <w:sz w:val="36"/>
+          <w:szCs w:val="36"/>
+        </w:rPr>
+      </w:pPr>
+      <w:r>
+        <w:rPr>
+          <w:rFonts w:hint="eastAsia"/>
+          <w:sz w:val="36"/>
+          <w:szCs w:val="36"/>
+        </w:rPr>
+        <w:t>분석 코드 설명</w:t>
+      </w:r>
+    </w:p>
+    <w:p>
+      <w:pPr>
+        <w:pStyle w:val="a6"/>
+        <w:widowControl/>
+        <w:wordWrap/>
+        <w:autoSpaceDE/>
+        <w:autoSpaceDN/>
+        <w:ind w:left="800"/>
+        <w:rPr>
+          <w:sz w:val="36"/>
+          <w:szCs w:val="36"/>
+        </w:rPr>
+      </w:pPr>
+    </w:p>
+    <w:p>
+      <w:pPr>
+        <w:pStyle w:val="a6"/>
+        <w:widowControl/>
+        <w:numPr>
+          <w:ilvl w:val="0"/>
+          <w:numId w:val="3"/>
+        </w:numPr>
+        <w:wordWrap/>
+        <w:autoSpaceDE/>
+        <w:autoSpaceDN/>
+        <w:rPr>
+          <w:sz w:val="36"/>
+          <w:szCs w:val="36"/>
+        </w:rPr>
+      </w:pPr>
+      <w:r>
+        <w:rPr>
+          <w:rFonts w:hint="eastAsia"/>
+          <w:sz w:val="36"/>
+          <w:szCs w:val="36"/>
+        </w:rPr>
+        <w:t>분석 결과 설명(통계분석, 선형 회귀분석)</w:t>
+      </w:r>
+    </w:p>
+    <w:p>
+      <w:pPr>
+        <w:pStyle w:val="a6"/>
+        <w:widowControl/>
+        <w:wordWrap/>
+        <w:autoSpaceDE/>
+        <w:autoSpaceDN/>
+        <w:ind w:left="800"/>
+        <w:rPr>
+          <w:sz w:val="36"/>
+          <w:szCs w:val="36"/>
+        </w:rPr>
+      </w:pPr>
+    </w:p>
+    <w:p>
+      <w:pPr>
+        <w:pStyle w:val="a6"/>
+        <w:widowControl/>
+        <w:numPr>
+          <w:ilvl w:val="0"/>
+          <w:numId w:val="3"/>
+        </w:numPr>
+        <w:wordWrap/>
+        <w:autoSpaceDE/>
+        <w:autoSpaceDN/>
+        <w:rPr>
+          <w:sz w:val="36"/>
+          <w:szCs w:val="36"/>
+        </w:rPr>
+      </w:pPr>
+      <w:r>
+        <w:rPr>
+          <w:rFonts w:hint="eastAsia"/>
+          <w:sz w:val="36"/>
+          <w:szCs w:val="36"/>
+        </w:rPr>
+        <w:t>결론 설명(결과 해석)</w:t>
+      </w:r>
+    </w:p>
+    <w:p>
+      <w:pPr>
+        <w:widowControl/>
+        <w:wordWrap/>
+        <w:autoSpaceDE/>
+        <w:autoSpaceDN/>
+        <w:rPr>
+          <w:sz w:val="36"/>
+          <w:szCs w:val="36"/>
+        </w:rPr>
+      </w:pPr>
+      <w:r>
+        <w:rPr>
+          <w:sz w:val="36"/>
+          <w:szCs w:val="36"/>
+        </w:rPr>
+        <w:br w:type="page"/>
+      </w:r>
+    </w:p>
+    <w:p>
+      <w:pPr>
         <w:pStyle w:val="a6"/>
         <w:numPr>
           <w:ilvl w:val="0"/>
@@ -210,8 +408,8 @@
         <w:rPr>
           <w:b/>
           <w:bCs/>
-          <w:sz w:val="40"/>
-          <w:szCs w:val="40"/>
+          <w:sz w:val="36"/>
+          <w:szCs w:val="36"/>
         </w:rPr>
       </w:pPr>
       <w:r>
@@ -219,8 +417,8 @@
           <w:rFonts w:hint="eastAsia"/>
           <w:b/>
           <w:bCs/>
-          <w:sz w:val="40"/>
-          <w:szCs w:val="40"/>
+          <w:sz w:val="36"/>
+          <w:szCs w:val="36"/>
         </w:rPr>
         <w:lastRenderedPageBreak/>
         <w:t>Housing 데이터</w:t>
@@ -229,25 +427,27 @@
     <w:p>
       <w:pPr>
         <w:rPr>
+          <w:b/>
+          <w:bCs/>
           <w:sz w:val="28"/>
           <w:szCs w:val="28"/>
         </w:rPr>
       </w:pPr>
-      <w:r>
-        <w:rPr>
-          <w:rFonts w:hint="eastAsia"/>
+    </w:p>
+    <w:p>
+      <w:pPr>
+        <w:rPr>
           <w:sz w:val="28"/>
           <w:szCs w:val="28"/>
         </w:rPr>
-        <w:t>1.</w:t>
-      </w:r>
+      </w:pPr>
       <w:r>
         <w:rPr>
           <w:rFonts w:hint="eastAsia"/>
           <w:sz w:val="28"/>
           <w:szCs w:val="28"/>
         </w:rPr>
-        <w:t>0</w:t>
+        <w:t>1.</w:t>
       </w:r>
       <w:r>
         <w:rPr>
@@ -255,16 +455,24 @@
           <w:sz w:val="28"/>
           <w:szCs w:val="28"/>
         </w:rPr>
-        <w:t xml:space="preserve"> 데이터 수</w:t>
-      </w:r>
-    </w:p>
-    <w:p>
-      <w:pPr>
-        <w:rPr>
+        <w:t>0</w:t>
+      </w:r>
+      <w:r>
+        <w:rPr>
+          <w:rFonts w:hint="eastAsia"/>
           <w:sz w:val="28"/>
           <w:szCs w:val="28"/>
         </w:rPr>
-      </w:pPr>
+        <w:t xml:space="preserve"> 데이터 수</w:t>
+      </w:r>
+      <w:r>
+        <w:rPr>
+          <w:rFonts w:hint="eastAsia"/>
+          <w:sz w:val="28"/>
+          <w:szCs w:val="28"/>
+        </w:rPr>
+        <w:t>, 변수 설명</w:t>
+      </w:r>
     </w:p>
     <w:tbl>
       <w:tblPr>
@@ -1291,46 +1499,101 @@
     </w:p>
     <w:p>
       <w:pPr>
+        <w:ind w:firstLineChars="100" w:firstLine="220"/>
+        <w:rPr>
+          <w:szCs w:val="22"/>
+        </w:rPr>
+      </w:pPr>
+      <w:r>
+        <w:rPr>
+          <w:rFonts w:hint="eastAsia"/>
+          <w:szCs w:val="22"/>
+        </w:rPr>
+        <w:t xml:space="preserve">Housing 데이터에서 </w:t>
+      </w:r>
+      <w:r>
+        <w:rPr>
+          <w:rFonts w:hint="eastAsia"/>
+          <w:szCs w:val="22"/>
+        </w:rPr>
+        <w:t>독립변수는 CRIM, ZN, INDUS, CHAS, NOX, RM, AGE, DIS, RAD, TAX, P</w:t>
+      </w:r>
+      <w:r>
+        <w:rPr>
+          <w:rFonts w:hint="eastAsia"/>
+          <w:szCs w:val="22"/>
+        </w:rPr>
+        <w:t>T</w:t>
+      </w:r>
+      <w:r>
+        <w:rPr>
+          <w:rFonts w:hint="eastAsia"/>
+          <w:szCs w:val="22"/>
+        </w:rPr>
+        <w:t>RATIO, B, LSTAT</w:t>
+      </w:r>
+      <w:r>
+        <w:rPr>
+          <w:rFonts w:hint="eastAsia"/>
+          <w:szCs w:val="22"/>
+        </w:rPr>
+        <w:t xml:space="preserve">로 총 13개이다. 종속변수는 </w:t>
+      </w:r>
+      <w:r>
+        <w:rPr>
+          <w:rFonts w:hint="eastAsia"/>
+          <w:szCs w:val="22"/>
+        </w:rPr>
+        <w:t>주택의 가격을 나타내는 MEDV이다.</w:t>
+      </w:r>
+    </w:p>
+    <w:p>
+      <w:pPr>
+        <w:widowControl/>
+        <w:wordWrap/>
+        <w:autoSpaceDE/>
+        <w:autoSpaceDN/>
         <w:rPr>
           <w:sz w:val="28"/>
           <w:szCs w:val="28"/>
         </w:rPr>
       </w:pPr>
-    </w:p>
-    <w:p>
-      <w:pPr>
-        <w:widowControl/>
-        <w:wordWrap/>
-        <w:autoSpaceDE/>
-        <w:autoSpaceDN/>
+      <w:r>
         <w:rPr>
           <w:sz w:val="28"/>
           <w:szCs w:val="28"/>
         </w:rPr>
-      </w:pPr>
-      <w:r>
+        <w:br w:type="page"/>
+      </w:r>
+    </w:p>
+    <w:p>
+      <w:pPr>
+        <w:pStyle w:val="a6"/>
+        <w:numPr>
+          <w:ilvl w:val="1"/>
+          <w:numId w:val="5"/>
+        </w:numPr>
         <w:rPr>
           <w:sz w:val="28"/>
           <w:szCs w:val="28"/>
         </w:rPr>
-        <w:br w:type="page"/>
-      </w:r>
-    </w:p>
-    <w:p>
-      <w:pPr>
-        <w:rPr>
+      </w:pPr>
+      <w:r>
+        <w:rPr>
+          <w:rFonts w:hint="eastAsia"/>
           <w:sz w:val="28"/>
           <w:szCs w:val="28"/>
         </w:rPr>
-      </w:pPr>
+        <w:lastRenderedPageBreak/>
+        <w:t xml:space="preserve">데이터 읽기 </w:t>
+      </w:r>
       <w:r>
         <w:rPr>
           <w:rFonts w:hint="eastAsia"/>
           <w:sz w:val="28"/>
           <w:szCs w:val="28"/>
         </w:rPr>
-        <w:lastRenderedPageBreak/>
-        <w:t>1.</w:t>
+        <w:t>및</w:t>
       </w:r>
       <w:r>
         <w:rPr>
@@ -1338,50 +1601,28 @@
           <w:sz w:val="28"/>
           <w:szCs w:val="28"/>
         </w:rPr>
-        <w:t>1</w:t>
-      </w:r>
-      <w:r>
+        <w:t xml:space="preserve"> 확인</w:t>
+      </w:r>
+    </w:p>
+    <w:p>
+      <w:pPr>
         <w:rPr>
           <w:rFonts w:hint="eastAsia"/>
           <w:sz w:val="28"/>
           <w:szCs w:val="28"/>
         </w:rPr>
-        <w:t xml:space="preserve"> 데이터 </w:t>
-      </w:r>
-      <w:r>
-        <w:rPr>
-          <w:rFonts w:hint="eastAsia"/>
+      </w:pPr>
+    </w:p>
+    <w:p>
+      <w:pPr>
+        <w:rPr>
           <w:sz w:val="28"/>
           <w:szCs w:val="28"/>
         </w:rPr>
-        <w:t xml:space="preserve">읽기 </w:t>
-      </w:r>
-      <w:r>
-        <w:rPr>
-          <w:rFonts w:hint="eastAsia"/>
-          <w:sz w:val="28"/>
-          <w:szCs w:val="28"/>
-        </w:rPr>
-        <w:t>및</w:t>
-      </w:r>
-      <w:r>
-        <w:rPr>
-          <w:rFonts w:hint="eastAsia"/>
-          <w:sz w:val="28"/>
-          <w:szCs w:val="28"/>
-        </w:rPr>
-        <w:t xml:space="preserve"> 확인</w:t>
-      </w:r>
-    </w:p>
-    <w:p>
-      <w:pPr>
-        <w:rPr>
-          <w:sz w:val="28"/>
-          <w:szCs w:val="28"/>
-        </w:rPr>
-      </w:pPr>
-      <w:r>
-        <w:rPr>
+      </w:pPr>
+      <w:r>
+        <w:rPr>
+          <w:noProof/>
           <w:sz w:val="28"/>
           <w:szCs w:val="28"/>
         </w:rPr>
@@ -1426,37 +1667,118 @@
       <w:pPr>
         <w:rPr>
           <w:rFonts w:hint="eastAsia"/>
-          <w:szCs w:val="22"/>
-        </w:rPr>
-      </w:pPr>
-      <w:r>
-        <w:rPr>
-          <w:rFonts w:hint="eastAsia"/>
-          <w:szCs w:val="22"/>
-        </w:rPr>
-        <w:t>HousingData를 읽고 데이터를 출력하여 확인한다.</w:t>
-      </w:r>
-      <w:r>
-        <w:rPr>
-          <w:rFonts w:hint="eastAsia"/>
-          <w:szCs w:val="22"/>
-        </w:rPr>
-        <w:t xml:space="preserve"> 데이터는 총 14개의 열(속성)을 가지고 있고 506개의 행을 가지고 있다.</w:t>
-      </w:r>
-    </w:p>
-    <w:p>
-      <w:pPr>
-        <w:widowControl/>
-        <w:wordWrap/>
-        <w:autoSpaceDE/>
-        <w:autoSpaceDN/>
-        <w:rPr>
           <w:sz w:val="28"/>
           <w:szCs w:val="28"/>
         </w:rPr>
       </w:pPr>
-      <w:r>
-        <w:rPr>
+    </w:p>
+    <w:p>
+      <w:pPr>
+        <w:ind w:firstLineChars="100" w:firstLine="220"/>
+        <w:rPr>
+          <w:szCs w:val="22"/>
+        </w:rPr>
+      </w:pPr>
+      <w:r>
+        <w:rPr>
+          <w:rFonts w:hint="eastAsia"/>
+          <w:szCs w:val="22"/>
+        </w:rPr>
+        <w:t>HousingData를 읽고 데이터를 출력하여 확인한다.</w:t>
+      </w:r>
+      <w:r>
+        <w:rPr>
+          <w:rFonts w:hint="eastAsia"/>
+          <w:szCs w:val="22"/>
+        </w:rPr>
+        <w:t xml:space="preserve"> 데이터는 총 14</w:t>
+      </w:r>
+      <w:r>
+        <w:rPr>
+          <w:rFonts w:hint="eastAsia"/>
+          <w:szCs w:val="22"/>
+        </w:rPr>
+        <w:t>(13 + 1)</w:t>
+      </w:r>
+      <w:r>
+        <w:rPr>
+          <w:rFonts w:hint="eastAsia"/>
+          <w:szCs w:val="22"/>
+        </w:rPr>
+        <w:t>개의 열(속성)을 가지고 있고 506개의 행을 가지고 있다.</w:t>
+      </w:r>
+    </w:p>
+    <w:p>
+      <w:pPr>
+        <w:ind w:firstLineChars="100" w:firstLine="220"/>
+        <w:rPr>
+          <w:szCs w:val="22"/>
+        </w:rPr>
+      </w:pPr>
+      <w:r>
+        <w:rPr>
+          <w:rFonts w:hint="eastAsia"/>
+          <w:szCs w:val="22"/>
+        </w:rPr>
+        <w:t xml:space="preserve">대부분의 데이터가 </w:t>
+      </w:r>
+      <w:r>
+        <w:rPr>
+          <w:rFonts w:hint="eastAsia"/>
+          <w:szCs w:val="22"/>
+        </w:rPr>
+        <w:t>F</w:t>
+      </w:r>
+      <w:r>
+        <w:rPr>
+          <w:rFonts w:hint="eastAsia"/>
+          <w:szCs w:val="22"/>
+        </w:rPr>
+        <w:t xml:space="preserve">loat의 자료형을 가지고 있으며 </w:t>
+      </w:r>
+      <w:r>
+        <w:rPr>
+          <w:rFonts w:hint="eastAsia"/>
+          <w:szCs w:val="22"/>
+        </w:rPr>
+        <w:t xml:space="preserve">RAD, TAX 속성이 Integer 형태의 자료형을 가진다. </w:t>
+      </w:r>
+      <w:r>
+        <w:rPr>
+          <w:rFonts w:hint="eastAsia"/>
+          <w:szCs w:val="22"/>
+        </w:rPr>
+        <w:t>특히 CHAS는 찰스강의 인접 여부를 가지는 데이터로써 0, 1 둘 중의 하나의 값을 가지는 이진</w:t>
+      </w:r>
+      <w:r>
+        <w:rPr>
+          <w:rFonts w:hint="eastAsia"/>
+          <w:szCs w:val="22"/>
+        </w:rPr>
+        <w:t xml:space="preserve"> </w:t>
+      </w:r>
+      <w:r>
+        <w:rPr>
+          <w:rFonts w:hint="eastAsia"/>
+          <w:szCs w:val="22"/>
+        </w:rPr>
+        <w:t>분류 형태의 데이터다.</w:t>
+      </w:r>
+    </w:p>
+    <w:p>
+      <w:pPr>
+        <w:widowControl/>
+        <w:wordWrap/>
+        <w:autoSpaceDE/>
+        <w:autoSpaceDN/>
+        <w:rPr>
+          <w:sz w:val="28"/>
+          <w:szCs w:val="28"/>
+        </w:rPr>
+      </w:pPr>
+      <w:r>
+        <w:rPr>
+          <w:noProof/>
           <w:sz w:val="28"/>
           <w:szCs w:val="28"/>
         </w:rPr>
@@ -1511,6 +1833,4961 @@
           <w:szCs w:val="28"/>
         </w:rPr>
       </w:pPr>
+      <w:r>
+        <w:rPr>
+          <w:rFonts w:hint="eastAsia"/>
+          <w:sz w:val="28"/>
+          <w:szCs w:val="28"/>
+        </w:rPr>
+        <w:lastRenderedPageBreak/>
+        <w:t>1.</w:t>
+      </w:r>
+      <w:r>
+        <w:rPr>
+          <w:rFonts w:hint="eastAsia"/>
+          <w:sz w:val="28"/>
+          <w:szCs w:val="28"/>
+        </w:rPr>
+        <w:t>2</w:t>
+      </w:r>
+      <w:r>
+        <w:rPr>
+          <w:rFonts w:hint="eastAsia"/>
+          <w:sz w:val="28"/>
+          <w:szCs w:val="28"/>
+        </w:rPr>
+        <w:t xml:space="preserve"> 데이터의 변환과 결측치 제거</w:t>
+      </w:r>
+    </w:p>
+    <w:p>
+      <w:pPr>
+        <w:rPr>
+          <w:sz w:val="28"/>
+          <w:szCs w:val="28"/>
+        </w:rPr>
+      </w:pPr>
+    </w:p>
+    <w:p>
+      <w:pPr>
+        <w:ind w:firstLineChars="100" w:firstLine="220"/>
+        <w:rPr>
+          <w:szCs w:val="22"/>
+        </w:rPr>
+      </w:pPr>
+      <w:r>
+        <w:rPr>
+          <w:rFonts w:hint="eastAsia"/>
+          <w:szCs w:val="22"/>
+        </w:rPr>
+        <w:t xml:space="preserve">앞서 확인했듯이 </w:t>
+      </w:r>
+      <w:r>
+        <w:rPr>
+          <w:rFonts w:hint="eastAsia"/>
+          <w:szCs w:val="22"/>
+        </w:rPr>
+        <w:t>데이터들은 대부분 Float 자료형을 가진다.</w:t>
+      </w:r>
+      <w:r>
+        <w:rPr>
+          <w:rFonts w:hint="eastAsia"/>
+          <w:szCs w:val="22"/>
+        </w:rPr>
+        <w:t xml:space="preserve"> 그리고 CHAS 자료형은 0, 1</w:t>
+      </w:r>
+      <w:r>
+        <w:rPr>
+          <w:szCs w:val="22"/>
+        </w:rPr>
+        <w:t>의</w:t>
+      </w:r>
+      <w:r>
+        <w:rPr>
+          <w:rFonts w:hint="eastAsia"/>
+          <w:szCs w:val="22"/>
+        </w:rPr>
+        <w:t xml:space="preserve"> 값을 가진다. </w:t>
+      </w:r>
+      <w:r>
+        <w:rPr>
+          <w:rFonts w:hint="eastAsia"/>
+          <w:szCs w:val="22"/>
+        </w:rPr>
+        <w:t xml:space="preserve">따라서 시각화 </w:t>
+      </w:r>
+      <w:r>
+        <w:rPr>
+          <w:rFonts w:hint="eastAsia"/>
+          <w:szCs w:val="22"/>
+        </w:rPr>
+        <w:t xml:space="preserve">사용을 위해 CHAS는 Integer로 두고 이후에 회귀분석 때 </w:t>
+      </w:r>
+      <w:r>
+        <w:rPr>
+          <w:rFonts w:hint="eastAsia"/>
+          <w:szCs w:val="22"/>
+        </w:rPr>
+        <w:t>모든 변수를 Float자료형으로 전환한다.</w:t>
+      </w:r>
+    </w:p>
+    <w:p>
+      <w:pPr>
+        <w:widowControl/>
+        <w:wordWrap/>
+        <w:autoSpaceDE/>
+        <w:autoSpaceDN/>
+        <w:rPr>
+          <w:rFonts w:hint="eastAsia"/>
+          <w:szCs w:val="22"/>
+        </w:rPr>
+      </w:pPr>
+      <w:r>
+        <w:rPr>
+          <w:noProof/>
+          <w:szCs w:val="22"/>
+        </w:rPr>
+        <w:drawing>
+          <wp:anchor distT="0" distB="0" distL="114300" distR="114300" simplePos="0" relativeHeight="251662336" behindDoc="0" locked="0" layoutInCell="1" allowOverlap="1" wp14:anchorId="62B61E8B" wp14:editId="74833127">
+            <wp:simplePos x="0" y="0"/>
+            <wp:positionH relativeFrom="margin">
+              <wp:align>left</wp:align>
+            </wp:positionH>
+            <wp:positionV relativeFrom="paragraph">
+              <wp:posOffset>438150</wp:posOffset>
+            </wp:positionV>
+            <wp:extent cx="2809875" cy="1266825"/>
+            <wp:effectExtent l="0" t="0" r="9525" b="9525"/>
+            <wp:wrapTopAndBottom/>
+            <wp:docPr id="1037397121" name="그림 1" descr="텍스트, 스크린샷, 폰트, 번호이(가) 표시된 사진&#10;&#10;AI 생성 콘텐츠는 정확하지 않을 수 있습니다."/>
+            <wp:cNvGraphicFramePr>
+              <a:graphicFrameLocks xmlns:a="http://schemas.openxmlformats.org/drawingml/2006/main" noChangeAspect="1"/>
+            </wp:cNvGraphicFramePr>
+            <a:graphic xmlns:a="http://schemas.openxmlformats.org/drawingml/2006/main">
+              <a:graphicData uri="http://schemas.openxmlformats.org/drawingml/2006/picture">
+                <pic:pic xmlns:pic="http://schemas.openxmlformats.org/drawingml/2006/picture">
+                  <pic:nvPicPr>
+                    <pic:cNvPr id="1037397121" name="그림 1" descr="텍스트, 스크린샷, 폰트, 번호이(가) 표시된 사진&#10;&#10;AI 생성 콘텐츠는 정확하지 않을 수 있습니다."/>
+                    <pic:cNvPicPr/>
+                  </pic:nvPicPr>
+                  <pic:blipFill>
+                    <a:blip r:embed="rId8">
+                      <a:extLst>
+                        <a:ext uri="{28A0092B-C50C-407E-A947-70E740481C1C}">
+                          <a14:useLocalDpi xmlns:a14="http://schemas.microsoft.com/office/drawing/2010/main" val="0"/>
+                        </a:ext>
+                      </a:extLst>
+                    </a:blip>
+                    <a:stretch>
+                      <a:fillRect/>
+                    </a:stretch>
+                  </pic:blipFill>
+                  <pic:spPr>
+                    <a:xfrm>
+                      <a:off x="0" y="0"/>
+                      <a:ext cx="2809875" cy="1266825"/>
+                    </a:xfrm>
+                    <a:prstGeom prst="rect">
+                      <a:avLst/>
+                    </a:prstGeom>
+                  </pic:spPr>
+                </pic:pic>
+              </a:graphicData>
+            </a:graphic>
+          </wp:anchor>
+        </w:drawing>
+      </w:r>
+      <w:r>
+        <w:rPr>
+          <w:rFonts w:hint="eastAsia"/>
+          <w:szCs w:val="22"/>
+        </w:rPr>
+        <w:t xml:space="preserve">범주형 데이터는 따로 존재하지 않음으로 </w:t>
+      </w:r>
+      <w:r>
+        <w:rPr>
+          <w:rFonts w:hint="eastAsia"/>
+          <w:szCs w:val="22"/>
+        </w:rPr>
+        <w:t>원-핫</w:t>
+      </w:r>
+      <w:r>
+        <w:rPr>
+          <w:rFonts w:hint="eastAsia"/>
+          <w:szCs w:val="22"/>
+        </w:rPr>
+        <w:t xml:space="preserve"> </w:t>
+      </w:r>
+      <w:r>
+        <w:rPr>
+          <w:rFonts w:hint="eastAsia"/>
+          <w:szCs w:val="22"/>
+        </w:rPr>
+        <w:t>인코딩이 필요하지 않다.</w:t>
+      </w:r>
+      <w:r>
+        <w:rPr>
+          <w:rFonts w:hint="eastAsia"/>
+          <w:szCs w:val="22"/>
+        </w:rPr>
+        <w:t xml:space="preserve"> </w:t>
+      </w:r>
+    </w:p>
+    <w:p>
+      <w:pPr>
+        <w:widowControl/>
+        <w:wordWrap/>
+        <w:autoSpaceDE/>
+        <w:autoSpaceDN/>
+        <w:rPr>
+          <w:sz w:val="24"/>
+        </w:rPr>
+      </w:pPr>
+      <w:r>
+        <w:rPr>
+          <w:noProof/>
+          <w:sz w:val="24"/>
+        </w:rPr>
+        <w:drawing>
+          <wp:anchor distT="0" distB="0" distL="114300" distR="114300" simplePos="0" relativeHeight="251661312" behindDoc="0" locked="0" layoutInCell="1" allowOverlap="1" wp14:anchorId="00ED4009" wp14:editId="547963D2">
+            <wp:simplePos x="0" y="0"/>
+            <wp:positionH relativeFrom="margin">
+              <wp:posOffset>-635</wp:posOffset>
+            </wp:positionH>
+            <wp:positionV relativeFrom="paragraph">
+              <wp:posOffset>1568450</wp:posOffset>
+            </wp:positionV>
+            <wp:extent cx="5683885" cy="4789170"/>
+            <wp:effectExtent l="0" t="0" r="0" b="0"/>
+            <wp:wrapTopAndBottom/>
+            <wp:docPr id="362208417" name="그림 1" descr="도표, 텍스트, 평면도, 기술 도면이(가) 표시된 사진&#10;&#10;AI 생성 콘텐츠는 정확하지 않을 수 있습니다."/>
+            <wp:cNvGraphicFramePr>
+              <a:graphicFrameLocks xmlns:a="http://schemas.openxmlformats.org/drawingml/2006/main" noChangeAspect="1"/>
+            </wp:cNvGraphicFramePr>
+            <a:graphic xmlns:a="http://schemas.openxmlformats.org/drawingml/2006/main">
+              <a:graphicData uri="http://schemas.openxmlformats.org/drawingml/2006/picture">
+                <pic:pic xmlns:pic="http://schemas.openxmlformats.org/drawingml/2006/picture">
+                  <pic:nvPicPr>
+                    <pic:cNvPr id="362208417" name="그림 1" descr="도표, 텍스트, 평면도, 기술 도면이(가) 표시된 사진&#10;&#10;AI 생성 콘텐츠는 정확하지 않을 수 있습니다."/>
+                    <pic:cNvPicPr/>
+                  </pic:nvPicPr>
+                  <pic:blipFill rotWithShape="1">
+                    <a:blip r:embed="rId9">
+                      <a:extLst>
+                        <a:ext uri="{28A0092B-C50C-407E-A947-70E740481C1C}">
+                          <a14:useLocalDpi xmlns:a14="http://schemas.microsoft.com/office/drawing/2010/main" val="0"/>
+                        </a:ext>
+                      </a:extLst>
+                    </a:blip>
+                    <a:srcRect l="831" t="790"/>
+                    <a:stretch>
+                      <a:fillRect/>
+                    </a:stretch>
+                  </pic:blipFill>
+                  <pic:spPr bwMode="auto">
+                    <a:xfrm>
+                      <a:off x="0" y="0"/>
+                      <a:ext cx="5683885" cy="4789170"/>
+                    </a:xfrm>
+                    <a:prstGeom prst="rect">
+                      <a:avLst/>
+                    </a:prstGeom>
+                    <a:ln>
+                      <a:noFill/>
+                    </a:ln>
+                    <a:extLst>
+                      <a:ext uri="{53640926-AAD7-44D8-BBD7-CCE9431645EC}">
+                        <a14:shadowObscured xmlns:a14="http://schemas.microsoft.com/office/drawing/2010/main"/>
+                      </a:ext>
+                    </a:extLst>
+                  </pic:spPr>
+                </pic:pic>
+              </a:graphicData>
+            </a:graphic>
+            <wp14:sizeRelH relativeFrom="margin">
+              <wp14:pctWidth>0</wp14:pctWidth>
+            </wp14:sizeRelH>
+            <wp14:sizeRelV relativeFrom="margin">
+              <wp14:pctHeight>0</wp14:pctHeight>
+            </wp14:sizeRelV>
+          </wp:anchor>
+        </w:drawing>
+      </w:r>
+      <w:r>
+        <w:rPr>
+          <w:sz w:val="24"/>
+        </w:rPr>
+        <w:t xml:space="preserve"> </w:t>
+      </w:r>
+      <w:r>
+        <w:rPr>
+          <w:sz w:val="24"/>
+        </w:rPr>
+        <w:br w:type="page"/>
+      </w:r>
+    </w:p>
+    <w:p>
+      <w:pPr>
+        <w:widowControl/>
+        <w:wordWrap/>
+        <w:autoSpaceDE/>
+        <w:autoSpaceDN/>
+        <w:ind w:firstLineChars="100" w:firstLine="220"/>
+        <w:rPr>
+          <w:noProof/>
+        </w:rPr>
+      </w:pPr>
+      <w:r>
+        <w:rPr>
+          <w:rFonts w:hint="eastAsia"/>
+          <w:szCs w:val="22"/>
+        </w:rPr>
+        <w:lastRenderedPageBreak/>
+        <w:t>Housing데이터에는</w:t>
+      </w:r>
+      <w:r>
+        <w:rPr>
+          <w:rFonts w:hint="eastAsia"/>
+          <w:szCs w:val="22"/>
+        </w:rPr>
+        <w:t xml:space="preserve"> </w:t>
+      </w:r>
+      <w:r>
+        <w:rPr>
+          <w:rFonts w:hint="eastAsia"/>
+          <w:szCs w:val="22"/>
+        </w:rPr>
+        <w:t>CRIM</w:t>
+      </w:r>
+      <w:r>
+        <w:rPr>
+          <w:rFonts w:hint="eastAsia"/>
+          <w:szCs w:val="22"/>
+        </w:rPr>
+        <w:t xml:space="preserve">, ZN, INDUS, </w:t>
+      </w:r>
+      <w:r>
+        <w:rPr>
+          <w:rFonts w:hint="eastAsia"/>
+          <w:szCs w:val="22"/>
+        </w:rPr>
+        <w:t xml:space="preserve">CHAS, AGE, LSTAT에 결측치가 존재하는 것을 확인하였다. </w:t>
+      </w:r>
+      <w:r>
+        <w:rPr>
+          <w:rFonts w:hint="eastAsia"/>
+          <w:szCs w:val="22"/>
+        </w:rPr>
+        <w:t>결측치를 가진 행은 모두 제거하고 데이터를 사용하였다.</w:t>
+      </w:r>
+      <w:r>
+        <w:rPr>
+          <w:noProof/>
+        </w:rPr>
+        <w:t xml:space="preserve"> </w:t>
+      </w:r>
+      <w:r>
+        <w:rPr>
+          <w:noProof/>
+        </w:rPr>
+        <w:t xml:space="preserve"> </w:t>
+      </w:r>
+    </w:p>
+    <w:p>
+      <w:pPr>
+        <w:widowControl/>
+        <w:wordWrap/>
+        <w:autoSpaceDE/>
+        <w:autoSpaceDN/>
+        <w:rPr>
+          <w:noProof/>
+        </w:rPr>
+      </w:pPr>
+      <w:r>
+        <w:rPr>
+          <w:noProof/>
+          <w:sz w:val="20"/>
+          <w:szCs w:val="22"/>
+        </w:rPr>
+        <w:drawing>
+          <wp:anchor distT="0" distB="0" distL="114300" distR="114300" simplePos="0" relativeHeight="251660288" behindDoc="0" locked="0" layoutInCell="1" allowOverlap="1" wp14:anchorId="2F944492" wp14:editId="799A7E0E">
+            <wp:simplePos x="0" y="0"/>
+            <wp:positionH relativeFrom="margin">
+              <wp:align>right</wp:align>
+            </wp:positionH>
+            <wp:positionV relativeFrom="paragraph">
+              <wp:posOffset>5448</wp:posOffset>
+            </wp:positionV>
+            <wp:extent cx="2133600" cy="5477510"/>
+            <wp:effectExtent l="0" t="0" r="0" b="8890"/>
+            <wp:wrapNone/>
+            <wp:docPr id="856118017" name="그림 1" descr="텍스트, 스크린샷, 메뉴이(가) 표시된 사진&#10;&#10;AI 생성 콘텐츠는 정확하지 않을 수 있습니다."/>
+            <wp:cNvGraphicFramePr>
+              <a:graphicFrameLocks xmlns:a="http://schemas.openxmlformats.org/drawingml/2006/main" noChangeAspect="1"/>
+            </wp:cNvGraphicFramePr>
+            <a:graphic xmlns:a="http://schemas.openxmlformats.org/drawingml/2006/main">
+              <a:graphicData uri="http://schemas.openxmlformats.org/drawingml/2006/picture">
+                <pic:pic xmlns:pic="http://schemas.openxmlformats.org/drawingml/2006/picture">
+                  <pic:nvPicPr>
+                    <pic:cNvPr id="856118017" name="그림 1" descr="텍스트, 스크린샷, 메뉴이(가) 표시된 사진&#10;&#10;AI 생성 콘텐츠는 정확하지 않을 수 있습니다."/>
+                    <pic:cNvPicPr/>
+                  </pic:nvPicPr>
+                  <pic:blipFill>
+                    <a:blip r:embed="rId10">
+                      <a:extLst>
+                        <a:ext uri="{28A0092B-C50C-407E-A947-70E740481C1C}">
+                          <a14:useLocalDpi xmlns:a14="http://schemas.microsoft.com/office/drawing/2010/main" val="0"/>
+                        </a:ext>
+                      </a:extLst>
+                    </a:blip>
+                    <a:stretch>
+                      <a:fillRect/>
+                    </a:stretch>
+                  </pic:blipFill>
+                  <pic:spPr>
+                    <a:xfrm>
+                      <a:off x="0" y="0"/>
+                      <a:ext cx="2133600" cy="5477510"/>
+                    </a:xfrm>
+                    <a:prstGeom prst="rect">
+                      <a:avLst/>
+                    </a:prstGeom>
+                  </pic:spPr>
+                </pic:pic>
+              </a:graphicData>
+            </a:graphic>
+          </wp:anchor>
+        </w:drawing>
+      </w:r>
+      <w:r>
+        <w:rPr>
+          <w:noProof/>
+          <w:szCs w:val="22"/>
+        </w:rPr>
+        <w:drawing>
+          <wp:anchor distT="0" distB="0" distL="114300" distR="114300" simplePos="0" relativeHeight="251659264" behindDoc="0" locked="0" layoutInCell="1" allowOverlap="1" wp14:anchorId="46318AF6" wp14:editId="46F4559E">
+            <wp:simplePos x="0" y="0"/>
+            <wp:positionH relativeFrom="margin">
+              <wp:align>left</wp:align>
+            </wp:positionH>
+            <wp:positionV relativeFrom="paragraph">
+              <wp:posOffset>35676</wp:posOffset>
+            </wp:positionV>
+            <wp:extent cx="3001010" cy="1447800"/>
+            <wp:effectExtent l="0" t="0" r="8890" b="0"/>
+            <wp:wrapNone/>
+            <wp:docPr id="2006272147" name="그림 1" descr="텍스트, 스크린샷, 디스플레이, 폰트이(가) 표시된 사진&#10;&#10;AI 생성 콘텐츠는 정확하지 않을 수 있습니다."/>
+            <wp:cNvGraphicFramePr>
+              <a:graphicFrameLocks xmlns:a="http://schemas.openxmlformats.org/drawingml/2006/main" noChangeAspect="1"/>
+            </wp:cNvGraphicFramePr>
+            <a:graphic xmlns:a="http://schemas.openxmlformats.org/drawingml/2006/main">
+              <a:graphicData uri="http://schemas.openxmlformats.org/drawingml/2006/picture">
+                <pic:pic xmlns:pic="http://schemas.openxmlformats.org/drawingml/2006/picture">
+                  <pic:nvPicPr>
+                    <pic:cNvPr id="2006272147" name="그림 1" descr="텍스트, 스크린샷, 디스플레이, 폰트이(가) 표시된 사진&#10;&#10;AI 생성 콘텐츠는 정확하지 않을 수 있습니다."/>
+                    <pic:cNvPicPr/>
+                  </pic:nvPicPr>
+                  <pic:blipFill rotWithShape="1">
+                    <a:blip r:embed="rId11">
+                      <a:extLst>
+                        <a:ext uri="{28A0092B-C50C-407E-A947-70E740481C1C}">
+                          <a14:useLocalDpi xmlns:a14="http://schemas.microsoft.com/office/drawing/2010/main" val="0"/>
+                        </a:ext>
+                      </a:extLst>
+                    </a:blip>
+                    <a:srcRect t="4687" b="1840"/>
+                    <a:stretch>
+                      <a:fillRect/>
+                    </a:stretch>
+                  </pic:blipFill>
+                  <pic:spPr bwMode="auto">
+                    <a:xfrm>
+                      <a:off x="0" y="0"/>
+                      <a:ext cx="3001010" cy="1447800"/>
+                    </a:xfrm>
+                    <a:prstGeom prst="rect">
+                      <a:avLst/>
+                    </a:prstGeom>
+                    <a:ln>
+                      <a:noFill/>
+                    </a:ln>
+                    <a:extLst>
+                      <a:ext uri="{53640926-AAD7-44D8-BBD7-CCE9431645EC}">
+                        <a14:shadowObscured xmlns:a14="http://schemas.microsoft.com/office/drawing/2010/main"/>
+                      </a:ext>
+                    </a:extLst>
+                  </pic:spPr>
+                </pic:pic>
+              </a:graphicData>
+            </a:graphic>
+          </wp:anchor>
+        </w:drawing>
+      </w:r>
+      <w:r>
+        <w:rPr>
+          <w:noProof/>
+        </w:rPr>
+        <w:br w:type="page"/>
+      </w:r>
+    </w:p>
+    <w:p>
+      <w:pPr>
+        <w:pStyle w:val="a6"/>
+        <w:widowControl/>
+        <w:numPr>
+          <w:ilvl w:val="1"/>
+          <w:numId w:val="1"/>
+        </w:numPr>
+        <w:wordWrap/>
+        <w:autoSpaceDE/>
+        <w:autoSpaceDN/>
+        <w:rPr>
+          <w:sz w:val="28"/>
+          <w:szCs w:val="28"/>
+        </w:rPr>
+      </w:pPr>
+      <w:r>
+        <w:rPr>
+          <w:noProof/>
+          <w:sz w:val="24"/>
+          <w:szCs w:val="28"/>
+        </w:rPr>
+        <w:lastRenderedPageBreak/>
+        <w:drawing>
+          <wp:anchor distT="0" distB="0" distL="114300" distR="114300" simplePos="0" relativeHeight="251663360" behindDoc="0" locked="0" layoutInCell="1" allowOverlap="1" wp14:anchorId="1E13B40F" wp14:editId="0983C4CD">
+            <wp:simplePos x="0" y="0"/>
+            <wp:positionH relativeFrom="margin">
+              <wp:align>right</wp:align>
+            </wp:positionH>
+            <wp:positionV relativeFrom="paragraph">
+              <wp:posOffset>415290</wp:posOffset>
+            </wp:positionV>
+            <wp:extent cx="5731510" cy="1876425"/>
+            <wp:effectExtent l="0" t="0" r="2540" b="9525"/>
+            <wp:wrapTopAndBottom/>
+            <wp:docPr id="37902215" name="그림 1" descr="텍스트, 스크린샷, 소프트웨어, 폰트이(가) 표시된 사진&#10;&#10;AI 생성 콘텐츠는 정확하지 않을 수 있습니다."/>
+            <wp:cNvGraphicFramePr>
+              <a:graphicFrameLocks xmlns:a="http://schemas.openxmlformats.org/drawingml/2006/main" noChangeAspect="1"/>
+            </wp:cNvGraphicFramePr>
+            <a:graphic xmlns:a="http://schemas.openxmlformats.org/drawingml/2006/main">
+              <a:graphicData uri="http://schemas.openxmlformats.org/drawingml/2006/picture">
+                <pic:pic xmlns:pic="http://schemas.openxmlformats.org/drawingml/2006/picture">
+                  <pic:nvPicPr>
+                    <pic:cNvPr id="37902215" name="그림 1" descr="텍스트, 스크린샷, 소프트웨어, 폰트이(가) 표시된 사진&#10;&#10;AI 생성 콘텐츠는 정확하지 않을 수 있습니다."/>
+                    <pic:cNvPicPr/>
+                  </pic:nvPicPr>
+                  <pic:blipFill>
+                    <a:blip r:embed="rId12">
+                      <a:extLst>
+                        <a:ext uri="{28A0092B-C50C-407E-A947-70E740481C1C}">
+                          <a14:useLocalDpi xmlns:a14="http://schemas.microsoft.com/office/drawing/2010/main" val="0"/>
+                        </a:ext>
+                      </a:extLst>
+                    </a:blip>
+                    <a:stretch>
+                      <a:fillRect/>
+                    </a:stretch>
+                  </pic:blipFill>
+                  <pic:spPr>
+                    <a:xfrm>
+                      <a:off x="0" y="0"/>
+                      <a:ext cx="5731510" cy="1876425"/>
+                    </a:xfrm>
+                    <a:prstGeom prst="rect">
+                      <a:avLst/>
+                    </a:prstGeom>
+                  </pic:spPr>
+                </pic:pic>
+              </a:graphicData>
+            </a:graphic>
+            <wp14:sizeRelH relativeFrom="margin">
+              <wp14:pctWidth>0</wp14:pctWidth>
+            </wp14:sizeRelH>
+            <wp14:sizeRelV relativeFrom="margin">
+              <wp14:pctHeight>0</wp14:pctHeight>
+            </wp14:sizeRelV>
+          </wp:anchor>
+        </w:drawing>
+      </w:r>
+      <w:r>
+        <w:rPr>
+          <w:rFonts w:hint="eastAsia"/>
+          <w:sz w:val="28"/>
+          <w:szCs w:val="28"/>
+        </w:rPr>
+        <w:t xml:space="preserve"> </w:t>
+      </w:r>
+      <w:r>
+        <w:rPr>
+          <w:rFonts w:hint="eastAsia"/>
+          <w:sz w:val="28"/>
+          <w:szCs w:val="28"/>
+        </w:rPr>
+        <w:t>데이터 셋 Train, Test 분리</w:t>
+      </w:r>
+    </w:p>
+    <w:p>
+      <w:pPr>
+        <w:widowControl/>
+        <w:wordWrap/>
+        <w:autoSpaceDE/>
+        <w:autoSpaceDN/>
+        <w:ind w:firstLineChars="100" w:firstLine="220"/>
+        <w:rPr>
+          <w:szCs w:val="22"/>
+        </w:rPr>
+      </w:pPr>
+      <w:r>
+        <w:rPr>
+          <w:rFonts w:hint="eastAsia"/>
+          <w:szCs w:val="22"/>
+        </w:rPr>
+        <w:t xml:space="preserve">x에는 독립변수 y에는 종속변수로 데이터를 분리한다. </w:t>
+      </w:r>
+      <w:r>
+        <w:rPr>
+          <w:rFonts w:hint="eastAsia"/>
+          <w:szCs w:val="22"/>
+        </w:rPr>
+        <w:t xml:space="preserve">데이터의 학습과 테스트를 위해 </w:t>
+      </w:r>
+      <w:r>
+        <w:rPr>
+          <w:rFonts w:hint="eastAsia"/>
+          <w:szCs w:val="22"/>
+        </w:rPr>
+        <w:t xml:space="preserve">Train 데이터와 Test 데이터로 나누었다. OLS </w:t>
+      </w:r>
+      <w:r>
+        <w:rPr>
+          <w:rFonts w:hint="eastAsia"/>
+          <w:szCs w:val="22"/>
+        </w:rPr>
+        <w:t xml:space="preserve">회귀분석은 </w:t>
+      </w:r>
+      <w:r>
+        <w:rPr>
+          <w:rFonts w:hint="eastAsia"/>
+          <w:szCs w:val="22"/>
+        </w:rPr>
+        <w:t xml:space="preserve">상수항을 필요로 하지만 자동추가하지 않기 때문에 </w:t>
+      </w:r>
+      <w:r>
+        <w:rPr>
+          <w:rFonts w:hint="eastAsia"/>
+          <w:szCs w:val="22"/>
+        </w:rPr>
+        <w:t xml:space="preserve">상수항을 </w:t>
+      </w:r>
+      <w:r>
+        <w:rPr>
+          <w:rFonts w:hint="eastAsia"/>
+          <w:szCs w:val="22"/>
+        </w:rPr>
+        <w:t>추가한다.</w:t>
+      </w:r>
+    </w:p>
+    <w:p>
+      <w:pPr>
+        <w:widowControl/>
+        <w:wordWrap/>
+        <w:autoSpaceDE/>
+        <w:autoSpaceDN/>
+        <w:rPr>
+          <w:sz w:val="24"/>
+        </w:rPr>
+      </w:pPr>
+    </w:p>
+    <w:p>
+      <w:pPr>
+        <w:pStyle w:val="a6"/>
+        <w:widowControl/>
+        <w:numPr>
+          <w:ilvl w:val="1"/>
+          <w:numId w:val="1"/>
+        </w:numPr>
+        <w:wordWrap/>
+        <w:autoSpaceDE/>
+        <w:autoSpaceDN/>
+        <w:rPr>
+          <w:sz w:val="28"/>
+          <w:szCs w:val="28"/>
+        </w:rPr>
+      </w:pPr>
+      <w:r>
+        <w:rPr>
+          <w:rFonts w:hint="eastAsia"/>
+          <w:sz w:val="28"/>
+          <w:szCs w:val="28"/>
+        </w:rPr>
+        <w:t xml:space="preserve"> </w:t>
+      </w:r>
+      <w:r>
+        <w:rPr>
+          <w:rFonts w:hint="eastAsia"/>
+          <w:sz w:val="28"/>
+          <w:szCs w:val="28"/>
+        </w:rPr>
+        <w:t>VIF 계산 다중공산성 확인</w:t>
+      </w:r>
+    </w:p>
+    <w:p>
+      <w:pPr>
+        <w:widowControl/>
+        <w:wordWrap/>
+        <w:autoSpaceDE/>
+        <w:autoSpaceDN/>
+        <w:ind w:firstLineChars="100" w:firstLine="220"/>
+        <w:rPr>
+          <w:noProof/>
+          <w:sz w:val="20"/>
+          <w:szCs w:val="22"/>
+        </w:rPr>
+      </w:pPr>
+      <w:r>
+        <w:rPr>
+          <w:noProof/>
+          <w:szCs w:val="22"/>
+        </w:rPr>
+        <w:drawing>
+          <wp:anchor distT="0" distB="0" distL="114300" distR="114300" simplePos="0" relativeHeight="251665408" behindDoc="0" locked="0" layoutInCell="1" allowOverlap="1" wp14:anchorId="2797BB6B" wp14:editId="20A42F52">
+            <wp:simplePos x="0" y="0"/>
+            <wp:positionH relativeFrom="margin">
+              <wp:align>right</wp:align>
+            </wp:positionH>
+            <wp:positionV relativeFrom="paragraph">
+              <wp:posOffset>1238250</wp:posOffset>
+            </wp:positionV>
+            <wp:extent cx="2085975" cy="2590800"/>
+            <wp:effectExtent l="0" t="0" r="9525" b="0"/>
+            <wp:wrapTopAndBottom/>
+            <wp:docPr id="1087677366" name="그림 1" descr="텍스트, 폰트, 스크린샷이(가) 표시된 사진&#10;&#10;AI 생성 콘텐츠는 정확하지 않을 수 있습니다."/>
+            <wp:cNvGraphicFramePr>
+              <a:graphicFrameLocks xmlns:a="http://schemas.openxmlformats.org/drawingml/2006/main" noChangeAspect="1"/>
+            </wp:cNvGraphicFramePr>
+            <a:graphic xmlns:a="http://schemas.openxmlformats.org/drawingml/2006/main">
+              <a:graphicData uri="http://schemas.openxmlformats.org/drawingml/2006/picture">
+                <pic:pic xmlns:pic="http://schemas.openxmlformats.org/drawingml/2006/picture">
+                  <pic:nvPicPr>
+                    <pic:cNvPr id="1087677366" name="그림 1" descr="텍스트, 폰트, 스크린샷이(가) 표시된 사진&#10;&#10;AI 생성 콘텐츠는 정확하지 않을 수 있습니다."/>
+                    <pic:cNvPicPr/>
+                  </pic:nvPicPr>
+                  <pic:blipFill>
+                    <a:blip r:embed="rId13">
+                      <a:extLst>
+                        <a:ext uri="{28A0092B-C50C-407E-A947-70E740481C1C}">
+                          <a14:useLocalDpi xmlns:a14="http://schemas.microsoft.com/office/drawing/2010/main" val="0"/>
+                        </a:ext>
+                      </a:extLst>
+                    </a:blip>
+                    <a:stretch>
+                      <a:fillRect/>
+                    </a:stretch>
+                  </pic:blipFill>
+                  <pic:spPr>
+                    <a:xfrm>
+                      <a:off x="0" y="0"/>
+                      <a:ext cx="2085975" cy="2590800"/>
+                    </a:xfrm>
+                    <a:prstGeom prst="rect">
+                      <a:avLst/>
+                    </a:prstGeom>
+                  </pic:spPr>
+                </pic:pic>
+              </a:graphicData>
+            </a:graphic>
+          </wp:anchor>
+        </w:drawing>
+      </w:r>
+      <w:r>
+        <w:rPr>
+          <w:noProof/>
+          <w:szCs w:val="22"/>
+        </w:rPr>
+        <w:drawing>
+          <wp:anchor distT="0" distB="0" distL="114300" distR="114300" simplePos="0" relativeHeight="251664384" behindDoc="0" locked="0" layoutInCell="1" allowOverlap="1" wp14:anchorId="5BF86E1A" wp14:editId="56F281BB">
+            <wp:simplePos x="0" y="0"/>
+            <wp:positionH relativeFrom="margin">
+              <wp:align>left</wp:align>
+            </wp:positionH>
+            <wp:positionV relativeFrom="paragraph">
+              <wp:posOffset>1233805</wp:posOffset>
+            </wp:positionV>
+            <wp:extent cx="3556635" cy="2590800"/>
+            <wp:effectExtent l="0" t="0" r="5715" b="0"/>
+            <wp:wrapTopAndBottom/>
+            <wp:docPr id="825688426" name="그림 1" descr="텍스트, 스크린샷, 디스플레이, 소프트웨어이(가) 표시된 사진&#10;&#10;AI 생성 콘텐츠는 정확하지 않을 수 있습니다."/>
+            <wp:cNvGraphicFramePr>
+              <a:graphicFrameLocks xmlns:a="http://schemas.openxmlformats.org/drawingml/2006/main" noChangeAspect="1"/>
+            </wp:cNvGraphicFramePr>
+            <a:graphic xmlns:a="http://schemas.openxmlformats.org/drawingml/2006/main">
+              <a:graphicData uri="http://schemas.openxmlformats.org/drawingml/2006/picture">
+                <pic:pic xmlns:pic="http://schemas.openxmlformats.org/drawingml/2006/picture">
+                  <pic:nvPicPr>
+                    <pic:cNvPr id="825688426" name="그림 1" descr="텍스트, 스크린샷, 디스플레이, 소프트웨어이(가) 표시된 사진&#10;&#10;AI 생성 콘텐츠는 정확하지 않을 수 있습니다."/>
+                    <pic:cNvPicPr/>
+                  </pic:nvPicPr>
+                  <pic:blipFill rotWithShape="1">
+                    <a:blip r:embed="rId14">
+                      <a:extLst>
+                        <a:ext uri="{28A0092B-C50C-407E-A947-70E740481C1C}">
+                          <a14:useLocalDpi xmlns:a14="http://schemas.microsoft.com/office/drawing/2010/main" val="0"/>
+                        </a:ext>
+                      </a:extLst>
+                    </a:blip>
+                    <a:srcRect l="4497" t="2359" r="3412" b="5633"/>
+                    <a:stretch>
+                      <a:fillRect/>
+                    </a:stretch>
+                  </pic:blipFill>
+                  <pic:spPr bwMode="auto">
+                    <a:xfrm>
+                      <a:off x="0" y="0"/>
+                      <a:ext cx="3556635" cy="2590800"/>
+                    </a:xfrm>
+                    <a:prstGeom prst="rect">
+                      <a:avLst/>
+                    </a:prstGeom>
+                    <a:ln>
+                      <a:noFill/>
+                    </a:ln>
+                    <a:extLst>
+                      <a:ext uri="{53640926-AAD7-44D8-BBD7-CCE9431645EC}">
+                        <a14:shadowObscured xmlns:a14="http://schemas.microsoft.com/office/drawing/2010/main"/>
+                      </a:ext>
+                    </a:extLst>
+                  </pic:spPr>
+                </pic:pic>
+              </a:graphicData>
+            </a:graphic>
+            <wp14:sizeRelH relativeFrom="margin">
+              <wp14:pctWidth>0</wp14:pctWidth>
+            </wp14:sizeRelH>
+            <wp14:sizeRelV relativeFrom="margin">
+              <wp14:pctHeight>0</wp14:pctHeight>
+            </wp14:sizeRelV>
+          </wp:anchor>
+        </w:drawing>
+      </w:r>
+      <w:r>
+        <w:rPr>
+          <w:rFonts w:hint="eastAsia"/>
+          <w:szCs w:val="22"/>
+        </w:rPr>
+        <w:t xml:space="preserve">데이터의 속성 중에 혹시 다중공산성을 많이 유발시키는 </w:t>
+      </w:r>
+      <w:r>
+        <w:rPr>
+          <w:rFonts w:hint="eastAsia"/>
+          <w:szCs w:val="22"/>
+        </w:rPr>
+        <w:t xml:space="preserve">속성이 존재하는지 확인하기 위해 라이브러리를 통해 VIF 지표를 측정하였다. </w:t>
+      </w:r>
+      <w:r>
+        <w:rPr>
+          <w:rFonts w:hint="eastAsia"/>
+          <w:szCs w:val="22"/>
+        </w:rPr>
+        <w:t xml:space="preserve">VIF 측정 시 값이 10을 넘길경우 </w:t>
+      </w:r>
+      <w:r>
+        <w:rPr>
+          <w:rFonts w:hint="eastAsia"/>
+          <w:szCs w:val="22"/>
+        </w:rPr>
+        <w:t xml:space="preserve">다중공산성이 높게 나타나는 </w:t>
+      </w:r>
+      <w:r>
+        <w:rPr>
+          <w:rFonts w:hint="eastAsia"/>
+          <w:szCs w:val="22"/>
+        </w:rPr>
+        <w:t>속성이다.</w:t>
+      </w:r>
+      <w:r>
+        <w:rPr>
+          <w:noProof/>
+          <w:sz w:val="20"/>
+          <w:szCs w:val="22"/>
+        </w:rPr>
+        <w:t xml:space="preserve"> </w:t>
+      </w:r>
+      <w:r>
+        <w:rPr>
+          <w:rFonts w:hint="eastAsia"/>
+          <w:noProof/>
+          <w:sz w:val="20"/>
+          <w:szCs w:val="22"/>
+        </w:rPr>
+        <w:t>결과에서 볼 수 있듯이 TAX 속성이 다소 높지만 모든 속성이 다중공산성을 가지지 않는다.</w:t>
+      </w:r>
+    </w:p>
+    <w:p>
+      <w:pPr>
+        <w:widowControl/>
+        <w:wordWrap/>
+        <w:autoSpaceDE/>
+        <w:autoSpaceDN/>
+        <w:rPr>
+          <w:noProof/>
+        </w:rPr>
+      </w:pPr>
+      <w:r>
+        <w:rPr>
+          <w:noProof/>
+        </w:rPr>
+        <w:br w:type="page"/>
+      </w:r>
+    </w:p>
+    <w:p>
+      <w:pPr>
+        <w:widowControl/>
+        <w:wordWrap/>
+        <w:autoSpaceDE/>
+        <w:autoSpaceDN/>
+        <w:rPr>
+          <w:sz w:val="24"/>
+        </w:rPr>
+      </w:pPr>
+      <w:r>
+        <w:rPr>
+          <w:noProof/>
+          <w:sz w:val="24"/>
+        </w:rPr>
+        <w:lastRenderedPageBreak/>
+        <w:drawing>
+          <wp:anchor distT="0" distB="0" distL="114300" distR="114300" simplePos="0" relativeHeight="251667456" behindDoc="0" locked="0" layoutInCell="1" allowOverlap="1" wp14:anchorId="28D8C50C" wp14:editId="7DC11C67">
+            <wp:simplePos x="0" y="0"/>
+            <wp:positionH relativeFrom="margin">
+              <wp:align>left</wp:align>
+            </wp:positionH>
+            <wp:positionV relativeFrom="paragraph">
+              <wp:posOffset>2113337</wp:posOffset>
+            </wp:positionV>
+            <wp:extent cx="5290185" cy="4911725"/>
+            <wp:effectExtent l="0" t="0" r="5715" b="3175"/>
+            <wp:wrapTopAndBottom/>
+            <wp:docPr id="1024608725" name="그림 1" descr="텍스트, 스크린샷, 메뉴이(가) 표시된 사진&#10;&#10;AI 생성 콘텐츠는 정확하지 않을 수 있습니다."/>
+            <wp:cNvGraphicFramePr>
+              <a:graphicFrameLocks xmlns:a="http://schemas.openxmlformats.org/drawingml/2006/main" noChangeAspect="1"/>
+            </wp:cNvGraphicFramePr>
+            <a:graphic xmlns:a="http://schemas.openxmlformats.org/drawingml/2006/main">
+              <a:graphicData uri="http://schemas.openxmlformats.org/drawingml/2006/picture">
+                <pic:pic xmlns:pic="http://schemas.openxmlformats.org/drawingml/2006/picture">
+                  <pic:nvPicPr>
+                    <pic:cNvPr id="1024608725" name="그림 1" descr="텍스트, 스크린샷, 메뉴이(가) 표시된 사진&#10;&#10;AI 생성 콘텐츠는 정확하지 않을 수 있습니다."/>
+                    <pic:cNvPicPr/>
+                  </pic:nvPicPr>
+                  <pic:blipFill rotWithShape="1">
+                    <a:blip r:embed="rId15">
+                      <a:extLst>
+                        <a:ext uri="{28A0092B-C50C-407E-A947-70E740481C1C}">
+                          <a14:useLocalDpi xmlns:a14="http://schemas.microsoft.com/office/drawing/2010/main" val="0"/>
+                        </a:ext>
+                      </a:extLst>
+                    </a:blip>
+                    <a:srcRect t="1238" b="-1"/>
+                    <a:stretch>
+                      <a:fillRect/>
+                    </a:stretch>
+                  </pic:blipFill>
+                  <pic:spPr bwMode="auto">
+                    <a:xfrm>
+                      <a:off x="0" y="0"/>
+                      <a:ext cx="5305448" cy="4925731"/>
+                    </a:xfrm>
+                    <a:prstGeom prst="rect">
+                      <a:avLst/>
+                    </a:prstGeom>
+                    <a:ln>
+                      <a:noFill/>
+                    </a:ln>
+                    <a:extLst>
+                      <a:ext uri="{53640926-AAD7-44D8-BBD7-CCE9431645EC}">
+                        <a14:shadowObscured xmlns:a14="http://schemas.microsoft.com/office/drawing/2010/main"/>
+                      </a:ext>
+                    </a:extLst>
+                  </pic:spPr>
+                </pic:pic>
+              </a:graphicData>
+            </a:graphic>
+            <wp14:sizeRelH relativeFrom="margin">
+              <wp14:pctWidth>0</wp14:pctWidth>
+            </wp14:sizeRelH>
+            <wp14:sizeRelV relativeFrom="margin">
+              <wp14:pctHeight>0</wp14:pctHeight>
+            </wp14:sizeRelV>
+          </wp:anchor>
+        </w:drawing>
+      </w:r>
+      <w:r>
+        <w:rPr>
+          <w:noProof/>
+          <w:sz w:val="24"/>
+        </w:rPr>
+        <w:drawing>
+          <wp:anchor distT="0" distB="0" distL="114300" distR="114300" simplePos="0" relativeHeight="251666432" behindDoc="0" locked="0" layoutInCell="1" allowOverlap="1" wp14:anchorId="5C094E7B" wp14:editId="2C1747F0">
+            <wp:simplePos x="0" y="0"/>
+            <wp:positionH relativeFrom="margin">
+              <wp:align>left</wp:align>
+            </wp:positionH>
+            <wp:positionV relativeFrom="paragraph">
+              <wp:posOffset>579812</wp:posOffset>
+            </wp:positionV>
+            <wp:extent cx="5731510" cy="1514475"/>
+            <wp:effectExtent l="0" t="0" r="2540" b="9525"/>
+            <wp:wrapTopAndBottom/>
+            <wp:docPr id="646177049" name="그림 1" descr="텍스트, 스크린샷, 폰트이(가) 표시된 사진&#10;&#10;AI 생성 콘텐츠는 정확하지 않을 수 있습니다."/>
+            <wp:cNvGraphicFramePr>
+              <a:graphicFrameLocks xmlns:a="http://schemas.openxmlformats.org/drawingml/2006/main" noChangeAspect="1"/>
+            </wp:cNvGraphicFramePr>
+            <a:graphic xmlns:a="http://schemas.openxmlformats.org/drawingml/2006/main">
+              <a:graphicData uri="http://schemas.openxmlformats.org/drawingml/2006/picture">
+                <pic:pic xmlns:pic="http://schemas.openxmlformats.org/drawingml/2006/picture">
+                  <pic:nvPicPr>
+                    <pic:cNvPr id="646177049" name="그림 1" descr="텍스트, 스크린샷, 폰트이(가) 표시된 사진&#10;&#10;AI 생성 콘텐츠는 정확하지 않을 수 있습니다."/>
+                    <pic:cNvPicPr/>
+                  </pic:nvPicPr>
+                  <pic:blipFill>
+                    <a:blip r:embed="rId16">
+                      <a:extLst>
+                        <a:ext uri="{28A0092B-C50C-407E-A947-70E740481C1C}">
+                          <a14:useLocalDpi xmlns:a14="http://schemas.microsoft.com/office/drawing/2010/main" val="0"/>
+                        </a:ext>
+                      </a:extLst>
+                    </a:blip>
+                    <a:stretch>
+                      <a:fillRect/>
+                    </a:stretch>
+                  </pic:blipFill>
+                  <pic:spPr>
+                    <a:xfrm>
+                      <a:off x="0" y="0"/>
+                      <a:ext cx="5731510" cy="1514475"/>
+                    </a:xfrm>
+                    <a:prstGeom prst="rect">
+                      <a:avLst/>
+                    </a:prstGeom>
+                  </pic:spPr>
+                </pic:pic>
+              </a:graphicData>
+            </a:graphic>
+            <wp14:sizeRelV relativeFrom="margin">
+              <wp14:pctHeight>0</wp14:pctHeight>
+            </wp14:sizeRelV>
+          </wp:anchor>
+        </w:drawing>
+      </w:r>
+      <w:r>
+        <w:rPr>
+          <w:rFonts w:hint="eastAsia"/>
+          <w:sz w:val="24"/>
+        </w:rPr>
+        <w:t xml:space="preserve">1.5 </w:t>
+      </w:r>
+      <w:r>
+        <w:rPr>
+          <w:rFonts w:hint="eastAsia"/>
+          <w:sz w:val="28"/>
+          <w:szCs w:val="28"/>
+        </w:rPr>
+        <w:t>Housing 데이터 셋 OLS 성능평가</w:t>
+      </w:r>
+      <w:r>
+        <w:rPr>
+          <w:noProof/>
+          <w:sz w:val="24"/>
+          <w:szCs w:val="28"/>
+        </w:rPr>
+        <w:t xml:space="preserve"> </w:t>
+      </w:r>
+    </w:p>
+    <w:p>
+      <w:pPr>
+        <w:widowControl/>
+        <w:wordWrap/>
+        <w:autoSpaceDE/>
+        <w:autoSpaceDN/>
+        <w:ind w:firstLineChars="100" w:firstLine="220"/>
+        <w:rPr>
+          <w:rFonts w:eastAsiaTheme="minorHAnsi"/>
+          <w:szCs w:val="22"/>
+        </w:rPr>
+      </w:pPr>
+      <w:r>
+        <w:rPr>
+          <w:rFonts w:eastAsiaTheme="minorHAnsi" w:hint="eastAsia"/>
+          <w:szCs w:val="22"/>
+        </w:rPr>
+        <w:t>위에서</w:t>
+      </w:r>
+      <w:r>
+        <w:rPr>
+          <w:rFonts w:eastAsiaTheme="minorHAnsi" w:hint="eastAsia"/>
+          <w:szCs w:val="22"/>
+        </w:rPr>
+        <w:t xml:space="preserve"> 나눈</w:t>
+      </w:r>
+      <w:r>
+        <w:rPr>
+          <w:rFonts w:eastAsiaTheme="minorHAnsi" w:hint="eastAsia"/>
+          <w:szCs w:val="22"/>
+        </w:rPr>
+        <w:t>Train과 Test</w:t>
+      </w:r>
+      <w:r>
+        <w:rPr>
+          <w:rFonts w:eastAsiaTheme="minorHAnsi" w:hint="eastAsia"/>
+          <w:szCs w:val="22"/>
+        </w:rPr>
+        <w:t xml:space="preserve"> 데이터</w:t>
+      </w:r>
+      <w:r>
+        <w:rPr>
+          <w:rFonts w:eastAsiaTheme="minorHAnsi" w:hint="eastAsia"/>
+          <w:szCs w:val="22"/>
+        </w:rPr>
+        <w:t>를</w:t>
+      </w:r>
+      <w:r>
+        <w:rPr>
+          <w:rFonts w:eastAsiaTheme="minorHAnsi" w:hint="eastAsia"/>
+          <w:szCs w:val="22"/>
+        </w:rPr>
+        <w:t xml:space="preserve"> 통해</w:t>
+      </w:r>
+      <w:r>
+        <w:rPr>
+          <w:rFonts w:eastAsiaTheme="minorHAnsi" w:hint="eastAsia"/>
+          <w:szCs w:val="22"/>
+        </w:rPr>
+        <w:t xml:space="preserve"> OLS 모델에</w:t>
+      </w:r>
+      <w:r>
+        <w:rPr>
+          <w:rFonts w:eastAsiaTheme="minorHAnsi" w:hint="eastAsia"/>
+          <w:szCs w:val="22"/>
+        </w:rPr>
+        <w:t xml:space="preserve"> </w:t>
+      </w:r>
+      <w:r>
+        <w:rPr>
+          <w:rFonts w:eastAsiaTheme="minorHAnsi" w:hint="eastAsia"/>
+          <w:szCs w:val="22"/>
+        </w:rPr>
+        <w:t xml:space="preserve">성능 평가를 </w:t>
+      </w:r>
+      <w:r>
+        <w:rPr>
+          <w:rFonts w:eastAsiaTheme="minorHAnsi" w:hint="eastAsia"/>
+          <w:szCs w:val="22"/>
+        </w:rPr>
+        <w:t xml:space="preserve">진행하였다. </w:t>
+      </w:r>
+    </w:p>
+    <w:p>
+      <w:pPr>
+        <w:widowControl/>
+        <w:wordWrap/>
+        <w:autoSpaceDE/>
+        <w:autoSpaceDN/>
+        <w:rPr>
+          <w:rFonts w:eastAsiaTheme="minorHAnsi" w:hint="eastAsia"/>
+          <w:sz w:val="24"/>
+        </w:rPr>
+      </w:pPr>
+      <w:r>
+        <w:rPr>
+          <w:rFonts w:eastAsiaTheme="minorHAnsi" w:hint="eastAsia"/>
+          <w:szCs w:val="22"/>
+        </w:rPr>
+        <w:t xml:space="preserve">모델의 적합도를 평가할 때는 </w:t>
+      </w:r>
+      <w:r>
+        <w:rPr>
+          <w:rFonts w:eastAsiaTheme="minorHAnsi" w:hint="eastAsia"/>
+          <w:szCs w:val="22"/>
+        </w:rPr>
+        <w:t xml:space="preserve">크게 </w:t>
+      </w:r>
+      <m:oMath>
+        <m:sSup>
+          <m:sSupPr>
+            <m:ctrlPr>
+              <w:rPr>
+                <w:rFonts w:ascii="Cambria Math" w:eastAsiaTheme="minorHAnsi" w:hAnsi="Cambria Math"/>
+                <w:i/>
+                <w:szCs w:val="22"/>
+              </w:rPr>
+            </m:ctrlPr>
+          </m:sSupPr>
+          <m:e>
+            <m:r>
+              <w:rPr>
+                <w:rFonts w:ascii="Cambria Math" w:eastAsiaTheme="minorHAnsi" w:hAnsi="Cambria Math"/>
+                <w:szCs w:val="22"/>
+              </w:rPr>
+              <m:t>R</m:t>
+            </m:r>
+          </m:e>
+          <m:sup>
+            <m:r>
+              <w:rPr>
+                <w:rFonts w:ascii="Cambria Math" w:eastAsiaTheme="minorHAnsi" w:hAnsi="Cambria Math"/>
+                <w:szCs w:val="22"/>
+              </w:rPr>
+              <m:t>2</m:t>
+            </m:r>
+          </m:sup>
+        </m:sSup>
+      </m:oMath>
+      <w:r>
+        <w:rPr>
+          <w:rFonts w:eastAsiaTheme="minorHAnsi" w:hint="eastAsia"/>
+          <w:szCs w:val="22"/>
+        </w:rPr>
+        <w:t xml:space="preserve">, RMSE, </w:t>
+      </w:r>
+      <w:r>
+        <w:rPr>
+          <w:rFonts w:eastAsiaTheme="minorHAnsi" w:hint="eastAsia"/>
+          <w:szCs w:val="22"/>
+        </w:rPr>
+        <w:t>T-통계량, P value 등의 수치를 통해 확인할 수 있다</w:t>
+      </w:r>
+      <w:r>
+        <w:rPr>
+          <w:rFonts w:eastAsiaTheme="minorHAnsi" w:hint="eastAsia"/>
+          <w:sz w:val="24"/>
+        </w:rPr>
+        <w:t xml:space="preserve">. </w:t>
+      </w:r>
+      <m:oMath>
+        <m:sSup>
+          <m:sSupPr>
+            <m:ctrlPr>
+              <w:rPr>
+                <w:rFonts w:ascii="Cambria Math" w:eastAsiaTheme="minorHAnsi" w:hAnsi="Cambria Math"/>
+                <w:i/>
+                <w:szCs w:val="22"/>
+              </w:rPr>
+            </m:ctrlPr>
+          </m:sSupPr>
+          <m:e>
+            <m:r>
+              <w:rPr>
+                <w:rFonts w:ascii="Cambria Math" w:eastAsiaTheme="minorHAnsi" w:hAnsi="Cambria Math"/>
+                <w:szCs w:val="22"/>
+              </w:rPr>
+              <m:t>R</m:t>
+            </m:r>
+          </m:e>
+          <m:sup>
+            <m:r>
+              <w:rPr>
+                <w:rFonts w:ascii="Cambria Math" w:eastAsiaTheme="minorHAnsi" w:hAnsi="Cambria Math"/>
+                <w:szCs w:val="22"/>
+              </w:rPr>
+              <m:t>2</m:t>
+            </m:r>
+          </m:sup>
+        </m:sSup>
+      </m:oMath>
+      <w:r>
+        <w:rPr>
+          <w:rFonts w:hint="eastAsia"/>
+          <w:szCs w:val="22"/>
+        </w:rPr>
+        <w:t xml:space="preserve">은 클수록 </w:t>
+      </w:r>
+      <w:r>
+        <w:rPr>
+          <w:rFonts w:hint="eastAsia"/>
+          <w:szCs w:val="22"/>
+        </w:rPr>
+        <w:t xml:space="preserve">RMSE는 작을수록 </w:t>
+      </w:r>
+      <w:r>
+        <w:rPr>
+          <w:rFonts w:hint="eastAsia"/>
+          <w:szCs w:val="22"/>
+        </w:rPr>
+        <w:t xml:space="preserve">P value는 </w:t>
+      </w:r>
+      <w:r>
+        <w:rPr>
+          <w:rFonts w:hint="eastAsia"/>
+          <w:szCs w:val="22"/>
+        </w:rPr>
+        <w:t xml:space="preserve">0.05 미만일수록 성능이 좋다고 판단할 수 있다. 또한 </w:t>
+      </w:r>
+      <w:r>
+        <w:rPr>
+          <w:rFonts w:hint="eastAsia"/>
+          <w:szCs w:val="22"/>
+        </w:rPr>
+        <w:t>T-통계량은 절댓값이 클수록</w:t>
+      </w:r>
+      <w:r>
+        <w:rPr>
+          <w:rFonts w:hint="eastAsia"/>
+          <w:szCs w:val="22"/>
+        </w:rPr>
+        <w:t>AIC, BIC는</w:t>
+      </w:r>
+      <w:r>
+        <w:rPr>
+          <w:rFonts w:hint="eastAsia"/>
+          <w:szCs w:val="22"/>
+        </w:rPr>
+        <w:t xml:space="preserve"> 변수의 선택지표로 값이 작을수록 성능이 좋다고 할 수 있다.</w:t>
+      </w:r>
+    </w:p>
+    <w:p>
+      <w:pPr>
+        <w:widowControl/>
+        <w:wordWrap/>
+        <w:autoSpaceDE/>
+        <w:autoSpaceDN/>
+        <w:rPr>
+          <w:szCs w:val="22"/>
+        </w:rPr>
+      </w:pPr>
+      <w:r>
+        <w:rPr>
+          <w:rFonts w:eastAsiaTheme="minorHAnsi" w:hint="eastAsia"/>
+          <w:szCs w:val="22"/>
+        </w:rPr>
+        <w:lastRenderedPageBreak/>
+        <w:t>Train 데이터에</w:t>
+      </w:r>
+      <w:r>
+        <w:rPr>
+          <w:rFonts w:eastAsiaTheme="minorHAnsi" w:hint="eastAsia"/>
+          <w:szCs w:val="22"/>
+        </w:rPr>
+        <w:t xml:space="preserve">서 </w:t>
+      </w:r>
+      <m:oMath>
+        <m:sSup>
+          <m:sSupPr>
+            <m:ctrlPr>
+              <w:rPr>
+                <w:rFonts w:ascii="Cambria Math" w:eastAsiaTheme="minorHAnsi" w:hAnsi="Cambria Math"/>
+                <w:i/>
+                <w:szCs w:val="22"/>
+              </w:rPr>
+            </m:ctrlPr>
+          </m:sSupPr>
+          <m:e>
+            <m:r>
+              <w:rPr>
+                <w:rFonts w:ascii="Cambria Math" w:eastAsiaTheme="minorHAnsi" w:hAnsi="Cambria Math"/>
+                <w:szCs w:val="22"/>
+              </w:rPr>
+              <m:t>R</m:t>
+            </m:r>
+          </m:e>
+          <m:sup>
+            <m:r>
+              <w:rPr>
+                <w:rFonts w:ascii="Cambria Math" w:eastAsiaTheme="minorHAnsi" w:hAnsi="Cambria Math"/>
+                <w:szCs w:val="22"/>
+              </w:rPr>
+              <m:t>2</m:t>
+            </m:r>
+          </m:sup>
+        </m:sSup>
+      </m:oMath>
+      <w:r>
+        <w:rPr>
+          <w:rFonts w:hint="eastAsia"/>
+          <w:szCs w:val="22"/>
+        </w:rPr>
+        <w:t>값은 0.798</w:t>
+      </w:r>
+      <w:r>
+        <w:rPr>
+          <w:rFonts w:hint="eastAsia"/>
+          <w:szCs w:val="22"/>
+        </w:rPr>
+        <w:t xml:space="preserve">, Test 데이터에서 0.627이다. </w:t>
+      </w:r>
+      <m:oMath>
+        <m:sSup>
+          <m:sSupPr>
+            <m:ctrlPr>
+              <w:rPr>
+                <w:rFonts w:ascii="Cambria Math" w:eastAsiaTheme="minorHAnsi" w:hAnsi="Cambria Math"/>
+                <w:i/>
+                <w:szCs w:val="22"/>
+              </w:rPr>
+            </m:ctrlPr>
+          </m:sSupPr>
+          <m:e>
+            <m:r>
+              <w:rPr>
+                <w:rFonts w:ascii="Cambria Math" w:eastAsiaTheme="minorHAnsi" w:hAnsi="Cambria Math"/>
+                <w:szCs w:val="22"/>
+              </w:rPr>
+              <m:t>R</m:t>
+            </m:r>
+          </m:e>
+          <m:sup>
+            <m:r>
+              <w:rPr>
+                <w:rFonts w:ascii="Cambria Math" w:eastAsiaTheme="minorHAnsi" w:hAnsi="Cambria Math"/>
+                <w:szCs w:val="22"/>
+              </w:rPr>
+              <m:t>2</m:t>
+            </m:r>
+          </m:sup>
+        </m:sSup>
+      </m:oMath>
+      <w:r>
+        <w:rPr>
+          <w:rFonts w:hint="eastAsia"/>
+          <w:szCs w:val="22"/>
+        </w:rPr>
+        <w:t>은 두 결과</w:t>
+      </w:r>
+      <w:r>
+        <w:rPr>
+          <w:rFonts w:hint="eastAsia"/>
+          <w:szCs w:val="22"/>
+        </w:rPr>
+        <w:t>를 확인했을 때 Train 데이터에만 높은 값을 띄기 때문에 Overfitting이 발생하는 것을 확인했다.</w:t>
+      </w:r>
+      <w:r>
+        <w:rPr>
+          <w:rFonts w:hint="eastAsia"/>
+          <w:szCs w:val="22"/>
+        </w:rPr>
+        <w:t xml:space="preserve"> </w:t>
+      </w:r>
+      <w:r>
+        <w:rPr>
+          <w:rFonts w:hint="eastAsia"/>
+          <w:szCs w:val="22"/>
+        </w:rPr>
+        <w:t xml:space="preserve"> 이전 VIF 확인을 통해 </w:t>
+      </w:r>
+      <w:r>
+        <w:rPr>
+          <w:rFonts w:hint="eastAsia"/>
+          <w:szCs w:val="22"/>
+        </w:rPr>
+        <w:t xml:space="preserve">다중공산성을 일으킬만한 속성 INDUS, AGE 2개를 </w:t>
+      </w:r>
+      <w:r>
+        <w:rPr>
+          <w:rFonts w:hint="eastAsia"/>
+          <w:szCs w:val="22"/>
+        </w:rPr>
+        <w:t>제외하고 확인했을 때 성능이 다소 좋아진 것을 확인했다.</w:t>
+      </w:r>
+    </w:p>
+    <w:p>
+      <w:pPr>
+        <w:widowControl/>
+        <w:wordWrap/>
+        <w:autoSpaceDE/>
+        <w:autoSpaceDN/>
+        <w:rPr>
+          <w:rFonts w:hint="eastAsia"/>
+        </w:rPr>
+      </w:pPr>
+      <w:r>
+        <w:rPr>
+          <w:rFonts w:hint="eastAsia"/>
+          <w:szCs w:val="22"/>
+        </w:rPr>
+        <w:t>INDUS, AGE 속성 제외 후 성능</w:t>
+      </w:r>
+      <w:r>
+        <w:rPr>
+          <w:rFonts w:hint="eastAsia"/>
+          <w:szCs w:val="22"/>
+        </w:rPr>
+        <w:t xml:space="preserve"> </w:t>
+      </w:r>
+    </w:p>
+    <w:p>
+      <w:pPr>
+        <w:widowControl/>
+        <w:wordWrap/>
+        <w:autoSpaceDE/>
+        <w:autoSpaceDN/>
+        <w:rPr>
+          <w:sz w:val="24"/>
+        </w:rPr>
+      </w:pPr>
+      <w:r>
+        <w:rPr>
+          <w:sz w:val="24"/>
+        </w:rPr>
+        <w:drawing>
+          <wp:inline distT="0" distB="0" distL="0" distR="0" wp14:anchorId="37CED9B4" wp14:editId="2EA8A055">
+            <wp:extent cx="4866724" cy="4510859"/>
+            <wp:effectExtent l="0" t="0" r="0" b="4445"/>
+            <wp:docPr id="426584071" name="그림 1" descr="텍스트, 스크린샷, 메뉴이(가) 표시된 사진&#10;&#10;AI 생성 콘텐츠는 정확하지 않을 수 있습니다."/>
+            <wp:cNvGraphicFramePr>
+              <a:graphicFrameLocks xmlns:a="http://schemas.openxmlformats.org/drawingml/2006/main" noChangeAspect="1"/>
+            </wp:cNvGraphicFramePr>
+            <a:graphic xmlns:a="http://schemas.openxmlformats.org/drawingml/2006/main">
+              <a:graphicData uri="http://schemas.openxmlformats.org/drawingml/2006/picture">
+                <pic:pic xmlns:pic="http://schemas.openxmlformats.org/drawingml/2006/picture">
+                  <pic:nvPicPr>
+                    <pic:cNvPr id="426584071" name="그림 1" descr="텍스트, 스크린샷, 메뉴이(가) 표시된 사진&#10;&#10;AI 생성 콘텐츠는 정확하지 않을 수 있습니다."/>
+                    <pic:cNvPicPr/>
+                  </pic:nvPicPr>
+                  <pic:blipFill>
+                    <a:blip r:embed="rId17"/>
+                    <a:stretch>
+                      <a:fillRect/>
+                    </a:stretch>
+                  </pic:blipFill>
+                  <pic:spPr>
+                    <a:xfrm>
+                      <a:off x="0" y="0"/>
+                      <a:ext cx="4869727" cy="4513642"/>
+                    </a:xfrm>
+                    <a:prstGeom prst="rect">
+                      <a:avLst/>
+                    </a:prstGeom>
+                  </pic:spPr>
+                </pic:pic>
+              </a:graphicData>
+            </a:graphic>
+          </wp:inline>
+        </w:drawing>
+      </w:r>
+    </w:p>
+    <w:p>
+      <w:pPr>
+        <w:widowControl/>
+        <w:wordWrap/>
+        <w:autoSpaceDE/>
+        <w:autoSpaceDN/>
+        <w:rPr>
+          <w:sz w:val="24"/>
+        </w:rPr>
+      </w:pPr>
+    </w:p>
+    <w:p>
+      <w:pPr>
+        <w:widowControl/>
+        <w:wordWrap/>
+        <w:autoSpaceDE/>
+        <w:autoSpaceDN/>
+        <w:rPr>
+          <w:sz w:val="24"/>
+        </w:rPr>
+      </w:pPr>
+    </w:p>
+    <w:p>
+      <w:pPr>
+        <w:widowControl/>
+        <w:wordWrap/>
+        <w:autoSpaceDE/>
+        <w:autoSpaceDN/>
+        <w:rPr>
+          <w:sz w:val="24"/>
+        </w:rPr>
+      </w:pPr>
+      <w:r>
+        <w:rPr>
+          <w:sz w:val="24"/>
+        </w:rPr>
+        <w:br w:type="page"/>
+      </w:r>
+    </w:p>
+    <w:p>
+      <w:pPr>
+        <w:pStyle w:val="a6"/>
+        <w:widowControl/>
+        <w:numPr>
+          <w:ilvl w:val="0"/>
+          <w:numId w:val="1"/>
+        </w:numPr>
+        <w:wordWrap/>
+        <w:autoSpaceDE/>
+        <w:autoSpaceDN/>
+        <w:rPr>
+          <w:b/>
+          <w:bCs/>
+          <w:sz w:val="36"/>
+          <w:szCs w:val="36"/>
+        </w:rPr>
+      </w:pPr>
+      <w:r>
+        <w:rPr>
+          <w:rFonts w:hint="eastAsia"/>
+          <w:b/>
+          <w:bCs/>
+          <w:sz w:val="36"/>
+          <w:szCs w:val="36"/>
+        </w:rPr>
+        <w:lastRenderedPageBreak/>
+        <w:t>데이터 스케일링</w:t>
+      </w:r>
+    </w:p>
+    <w:p>
+      <w:pPr>
+        <w:widowControl/>
+        <w:wordWrap/>
+        <w:autoSpaceDE/>
+        <w:autoSpaceDN/>
+        <w:rPr>
+          <w:rFonts w:hint="eastAsia"/>
+          <w:sz w:val="24"/>
+        </w:rPr>
+      </w:pPr>
+    </w:p>
+    <w:p>
+      <w:pPr>
+        <w:widowControl/>
+        <w:wordWrap/>
+        <w:autoSpaceDE/>
+        <w:autoSpaceDN/>
+        <w:rPr>
+          <w:sz w:val="28"/>
+          <w:szCs w:val="28"/>
+        </w:rPr>
+      </w:pPr>
+      <w:r>
+        <w:rPr>
+          <w:rFonts w:hint="eastAsia"/>
+          <w:sz w:val="28"/>
+          <w:szCs w:val="28"/>
+        </w:rPr>
+        <w:t>2-</w:t>
+      </w:r>
+      <w:r>
+        <w:rPr>
+          <w:rFonts w:hint="eastAsia"/>
+          <w:sz w:val="28"/>
+          <w:szCs w:val="28"/>
+        </w:rPr>
+        <w:t>1</w:t>
+      </w:r>
+      <w:r>
+        <w:rPr>
+          <w:rFonts w:hint="eastAsia"/>
+          <w:sz w:val="28"/>
+          <w:szCs w:val="28"/>
+        </w:rPr>
+        <w:t>. 데이터 스케일링</w:t>
+      </w:r>
+    </w:p>
+    <w:p>
+      <w:pPr>
+        <w:widowControl/>
+        <w:wordWrap/>
+        <w:autoSpaceDE/>
+        <w:autoSpaceDN/>
+        <w:rPr>
+          <w:szCs w:val="22"/>
+        </w:rPr>
+      </w:pPr>
+      <w:r>
+        <w:rPr>
+          <w:szCs w:val="22"/>
+        </w:rPr>
+        <w:drawing>
+          <wp:anchor distT="0" distB="0" distL="114300" distR="114300" simplePos="0" relativeHeight="251668480" behindDoc="0" locked="0" layoutInCell="1" allowOverlap="1" wp14:anchorId="2E907EED" wp14:editId="0C2431D6">
+            <wp:simplePos x="0" y="0"/>
+            <wp:positionH relativeFrom="margin">
+              <wp:align>left</wp:align>
+            </wp:positionH>
+            <wp:positionV relativeFrom="paragraph">
+              <wp:posOffset>732974</wp:posOffset>
+            </wp:positionV>
+            <wp:extent cx="3746500" cy="2780665"/>
+            <wp:effectExtent l="0" t="0" r="6350" b="635"/>
+            <wp:wrapTopAndBottom/>
+            <wp:docPr id="2049131769" name="그림 1" descr="텍스트, 스크린샷, 폰트이(가) 표시된 사진&#10;&#10;AI 생성 콘텐츠는 정확하지 않을 수 있습니다."/>
+            <wp:cNvGraphicFramePr>
+              <a:graphicFrameLocks xmlns:a="http://schemas.openxmlformats.org/drawingml/2006/main" noChangeAspect="1"/>
+            </wp:cNvGraphicFramePr>
+            <a:graphic xmlns:a="http://schemas.openxmlformats.org/drawingml/2006/main">
+              <a:graphicData uri="http://schemas.openxmlformats.org/drawingml/2006/picture">
+                <pic:pic xmlns:pic="http://schemas.openxmlformats.org/drawingml/2006/picture">
+                  <pic:nvPicPr>
+                    <pic:cNvPr id="2049131769" name="그림 1" descr="텍스트, 스크린샷, 폰트이(가) 표시된 사진&#10;&#10;AI 생성 콘텐츠는 정확하지 않을 수 있습니다."/>
+                    <pic:cNvPicPr/>
+                  </pic:nvPicPr>
+                  <pic:blipFill rotWithShape="1">
+                    <a:blip r:embed="rId18">
+                      <a:extLst>
+                        <a:ext uri="{28A0092B-C50C-407E-A947-70E740481C1C}">
+                          <a14:useLocalDpi xmlns:a14="http://schemas.microsoft.com/office/drawing/2010/main" val="0"/>
+                        </a:ext>
+                      </a:extLst>
+                    </a:blip>
+                    <a:srcRect t="1495"/>
+                    <a:stretch>
+                      <a:fillRect/>
+                    </a:stretch>
+                  </pic:blipFill>
+                  <pic:spPr bwMode="auto">
+                    <a:xfrm>
+                      <a:off x="0" y="0"/>
+                      <a:ext cx="3746500" cy="2780665"/>
+                    </a:xfrm>
+                    <a:prstGeom prst="rect">
+                      <a:avLst/>
+                    </a:prstGeom>
+                    <a:ln>
+                      <a:noFill/>
+                    </a:ln>
+                    <a:extLst>
+                      <a:ext uri="{53640926-AAD7-44D8-BBD7-CCE9431645EC}">
+                        <a14:shadowObscured xmlns:a14="http://schemas.microsoft.com/office/drawing/2010/main"/>
+                      </a:ext>
+                    </a:extLst>
+                  </pic:spPr>
+                </pic:pic>
+              </a:graphicData>
+            </a:graphic>
+            <wp14:sizeRelV relativeFrom="margin">
+              <wp14:pctHeight>0</wp14:pctHeight>
+            </wp14:sizeRelV>
+          </wp:anchor>
+        </w:drawing>
+      </w:r>
+      <w:r>
+        <w:rPr>
+          <w:rFonts w:hint="eastAsia"/>
+          <w:szCs w:val="22"/>
+        </w:rPr>
+        <w:t xml:space="preserve">우선 </w:t>
+      </w:r>
+      <w:r>
+        <w:rPr>
+          <w:rFonts w:hint="eastAsia"/>
+          <w:szCs w:val="22"/>
+        </w:rPr>
+        <w:t>데이터 스케일링 시</w:t>
+      </w:r>
+      <w:r>
+        <w:rPr>
+          <w:rFonts w:hint="eastAsia"/>
+          <w:szCs w:val="22"/>
+        </w:rPr>
+        <w:t xml:space="preserve"> </w:t>
+      </w:r>
+      <w:r>
+        <w:rPr>
+          <w:rFonts w:hint="eastAsia"/>
+          <w:szCs w:val="22"/>
+        </w:rPr>
+        <w:t>앞서 설명했던 CHAS 속성은 0과 1로 이뤄진 데이터로 스케일링에서</w:t>
+      </w:r>
+      <w:r>
+        <w:rPr>
+          <w:rFonts w:hint="eastAsia"/>
+          <w:szCs w:val="22"/>
+        </w:rPr>
+        <w:t xml:space="preserve"> 의미가 없기 때문에</w:t>
+      </w:r>
+      <w:r>
+        <w:rPr>
+          <w:rFonts w:hint="eastAsia"/>
+          <w:szCs w:val="22"/>
+        </w:rPr>
+        <w:t xml:space="preserve"> 제외</w:t>
+      </w:r>
+      <w:r>
+        <w:rPr>
+          <w:rFonts w:hint="eastAsia"/>
+          <w:szCs w:val="22"/>
+        </w:rPr>
+        <w:t>하고 모든 속성</w:t>
+      </w:r>
+      <w:r>
+        <w:rPr>
+          <w:rFonts w:hint="eastAsia"/>
+          <w:szCs w:val="22"/>
+        </w:rPr>
+        <w:t xml:space="preserve"> 12개의 속성을 전체 스케일링하여 성능을 확인하였다.</w:t>
+      </w:r>
+    </w:p>
+    <w:p>
+      <w:pPr>
+        <w:widowControl/>
+        <w:wordWrap/>
+        <w:autoSpaceDE/>
+        <w:autoSpaceDN/>
+        <w:rPr>
+          <w:szCs w:val="22"/>
+        </w:rPr>
+      </w:pPr>
+    </w:p>
+    <w:p>
+      <w:pPr>
+        <w:widowControl/>
+        <w:wordWrap/>
+        <w:autoSpaceDE/>
+        <w:autoSpaceDN/>
+        <w:rPr>
+          <w:rFonts w:eastAsiaTheme="minorHAnsi"/>
+          <w:szCs w:val="22"/>
+        </w:rPr>
+      </w:pPr>
+      <w:r>
+        <w:rPr>
+          <w:rFonts w:eastAsiaTheme="minorHAnsi"/>
+          <w:noProof/>
+        </w:rPr>
+        <w:drawing>
+          <wp:anchor distT="0" distB="0" distL="114300" distR="114300" simplePos="0" relativeHeight="251669504" behindDoc="0" locked="0" layoutInCell="1" allowOverlap="1" wp14:anchorId="313F057C" wp14:editId="268B9F01">
+            <wp:simplePos x="0" y="0"/>
+            <wp:positionH relativeFrom="margin">
+              <wp:align>left</wp:align>
+            </wp:positionH>
+            <wp:positionV relativeFrom="paragraph">
+              <wp:posOffset>1853313</wp:posOffset>
+            </wp:positionV>
+            <wp:extent cx="2613660" cy="959485"/>
+            <wp:effectExtent l="0" t="0" r="0" b="0"/>
+            <wp:wrapTopAndBottom/>
+            <wp:docPr id="428166276" name="그림 1" descr="텍스트, 스크린샷, 폰트이(가) 표시된 사진&#10;&#10;AI 생성 콘텐츠는 정확하지 않을 수 있습니다."/>
+            <wp:cNvGraphicFramePr>
+              <a:graphicFrameLocks xmlns:a="http://schemas.openxmlformats.org/drawingml/2006/main" noChangeAspect="1"/>
+            </wp:cNvGraphicFramePr>
+            <a:graphic xmlns:a="http://schemas.openxmlformats.org/drawingml/2006/main">
+              <a:graphicData uri="http://schemas.openxmlformats.org/drawingml/2006/picture">
+                <pic:pic xmlns:pic="http://schemas.openxmlformats.org/drawingml/2006/picture">
+                  <pic:nvPicPr>
+                    <pic:cNvPr id="428166276" name="그림 1" descr="텍스트, 스크린샷, 폰트이(가) 표시된 사진&#10;&#10;AI 생성 콘텐츠는 정확하지 않을 수 있습니다."/>
+                    <pic:cNvPicPr/>
+                  </pic:nvPicPr>
+                  <pic:blipFill rotWithShape="1">
+                    <a:blip r:embed="rId19">
+                      <a:extLst>
+                        <a:ext uri="{28A0092B-C50C-407E-A947-70E740481C1C}">
+                          <a14:useLocalDpi xmlns:a14="http://schemas.microsoft.com/office/drawing/2010/main" val="0"/>
+                        </a:ext>
+                      </a:extLst>
+                    </a:blip>
+                    <a:srcRect t="1551" b="-1"/>
+                    <a:stretch>
+                      <a:fillRect/>
+                    </a:stretch>
+                  </pic:blipFill>
+                  <pic:spPr bwMode="auto">
+                    <a:xfrm>
+                      <a:off x="0" y="0"/>
+                      <a:ext cx="2613660" cy="959485"/>
+                    </a:xfrm>
+                    <a:prstGeom prst="rect">
+                      <a:avLst/>
+                    </a:prstGeom>
+                    <a:ln>
+                      <a:noFill/>
+                    </a:ln>
+                    <a:extLst>
+                      <a:ext uri="{53640926-AAD7-44D8-BBD7-CCE9431645EC}">
+                        <a14:shadowObscured xmlns:a14="http://schemas.microsoft.com/office/drawing/2010/main"/>
+                      </a:ext>
+                    </a:extLst>
+                  </pic:spPr>
+                </pic:pic>
+              </a:graphicData>
+            </a:graphic>
+            <wp14:sizeRelH relativeFrom="margin">
+              <wp14:pctWidth>0</wp14:pctWidth>
+            </wp14:sizeRelH>
+            <wp14:sizeRelV relativeFrom="margin">
+              <wp14:pctHeight>0</wp14:pctHeight>
+            </wp14:sizeRelV>
+          </wp:anchor>
+        </w:drawing>
+      </w:r>
+      <w:r>
+        <w:rPr>
+          <w:rFonts w:eastAsiaTheme="minorHAnsi"/>
+          <w:noProof/>
+          <w:sz w:val="28"/>
+          <w:szCs w:val="28"/>
+        </w:rPr>
+        <w:drawing>
+          <wp:anchor distT="0" distB="0" distL="114300" distR="114300" simplePos="0" relativeHeight="251671552" behindDoc="0" locked="0" layoutInCell="1" allowOverlap="1" wp14:anchorId="39390404" wp14:editId="3172909A">
+            <wp:simplePos x="0" y="0"/>
+            <wp:positionH relativeFrom="margin">
+              <wp:align>left</wp:align>
+            </wp:positionH>
+            <wp:positionV relativeFrom="paragraph">
+              <wp:posOffset>1101164</wp:posOffset>
+            </wp:positionV>
+            <wp:extent cx="2962275" cy="765810"/>
+            <wp:effectExtent l="0" t="0" r="9525" b="0"/>
+            <wp:wrapTopAndBottom/>
+            <wp:docPr id="133558734" name="그림 1" descr="텍스트, 폰트, 스크린샷이(가) 표시된 사진&#10;&#10;AI 생성 콘텐츠는 정확하지 않을 수 있습니다."/>
+            <wp:cNvGraphicFramePr>
+              <a:graphicFrameLocks xmlns:a="http://schemas.openxmlformats.org/drawingml/2006/main" noChangeAspect="1"/>
+            </wp:cNvGraphicFramePr>
+            <a:graphic xmlns:a="http://schemas.openxmlformats.org/drawingml/2006/main">
+              <a:graphicData uri="http://schemas.openxmlformats.org/drawingml/2006/picture">
+                <pic:pic xmlns:pic="http://schemas.openxmlformats.org/drawingml/2006/picture">
+                  <pic:nvPicPr>
+                    <pic:cNvPr id="133558734" name="그림 1" descr="텍스트, 폰트, 스크린샷이(가) 표시된 사진&#10;&#10;AI 생성 콘텐츠는 정확하지 않을 수 있습니다."/>
+                    <pic:cNvPicPr/>
+                  </pic:nvPicPr>
+                  <pic:blipFill>
+                    <a:blip r:embed="rId20">
+                      <a:extLst>
+                        <a:ext uri="{28A0092B-C50C-407E-A947-70E740481C1C}">
+                          <a14:useLocalDpi xmlns:a14="http://schemas.microsoft.com/office/drawing/2010/main" val="0"/>
+                        </a:ext>
+                      </a:extLst>
+                    </a:blip>
+                    <a:stretch>
+                      <a:fillRect/>
+                    </a:stretch>
+                  </pic:blipFill>
+                  <pic:spPr>
+                    <a:xfrm>
+                      <a:off x="0" y="0"/>
+                      <a:ext cx="2962275" cy="765810"/>
+                    </a:xfrm>
+                    <a:prstGeom prst="rect">
+                      <a:avLst/>
+                    </a:prstGeom>
+                  </pic:spPr>
+                </pic:pic>
+              </a:graphicData>
+            </a:graphic>
+            <wp14:sizeRelH relativeFrom="margin">
+              <wp14:pctWidth>0</wp14:pctWidth>
+            </wp14:sizeRelH>
+          </wp:anchor>
+        </w:drawing>
+      </w:r>
+      <w:r>
+        <w:rPr>
+          <w:rFonts w:eastAsiaTheme="minorHAnsi"/>
+          <w:noProof/>
+          <w:sz w:val="28"/>
+          <w:szCs w:val="28"/>
+        </w:rPr>
+        <w:drawing>
+          <wp:anchor distT="0" distB="0" distL="114300" distR="114300" simplePos="0" relativeHeight="251670528" behindDoc="0" locked="0" layoutInCell="1" allowOverlap="1" wp14:anchorId="151A31E1" wp14:editId="716E00F5">
+            <wp:simplePos x="0" y="0"/>
+            <wp:positionH relativeFrom="margin">
+              <wp:posOffset>0</wp:posOffset>
+            </wp:positionH>
+            <wp:positionV relativeFrom="paragraph">
+              <wp:posOffset>2814955</wp:posOffset>
+            </wp:positionV>
+            <wp:extent cx="3388995" cy="701675"/>
+            <wp:effectExtent l="0" t="0" r="1905" b="3175"/>
+            <wp:wrapTopAndBottom/>
+            <wp:docPr id="907994602" name="그림 1" descr="텍스트, 스크린샷, 폰트이(가) 표시된 사진&#10;&#10;AI 생성 콘텐츠는 정확하지 않을 수 있습니다."/>
+            <wp:cNvGraphicFramePr>
+              <a:graphicFrameLocks xmlns:a="http://schemas.openxmlformats.org/drawingml/2006/main" noChangeAspect="1"/>
+            </wp:cNvGraphicFramePr>
+            <a:graphic xmlns:a="http://schemas.openxmlformats.org/drawingml/2006/main">
+              <a:graphicData uri="http://schemas.openxmlformats.org/drawingml/2006/picture">
+                <pic:pic xmlns:pic="http://schemas.openxmlformats.org/drawingml/2006/picture">
+                  <pic:nvPicPr>
+                    <pic:cNvPr id="907994602" name="그림 1" descr="텍스트, 스크린샷, 폰트이(가) 표시된 사진&#10;&#10;AI 생성 콘텐츠는 정확하지 않을 수 있습니다."/>
+                    <pic:cNvPicPr/>
+                  </pic:nvPicPr>
+                  <pic:blipFill rotWithShape="1">
+                    <a:blip r:embed="rId21">
+                      <a:extLst>
+                        <a:ext uri="{28A0092B-C50C-407E-A947-70E740481C1C}">
+                          <a14:useLocalDpi xmlns:a14="http://schemas.microsoft.com/office/drawing/2010/main" val="0"/>
+                        </a:ext>
+                      </a:extLst>
+                    </a:blip>
+                    <a:srcRect t="8831"/>
+                    <a:stretch>
+                      <a:fillRect/>
+                    </a:stretch>
+                  </pic:blipFill>
+                  <pic:spPr bwMode="auto">
+                    <a:xfrm>
+                      <a:off x="0" y="0"/>
+                      <a:ext cx="3388995" cy="701675"/>
+                    </a:xfrm>
+                    <a:prstGeom prst="rect">
+                      <a:avLst/>
+                    </a:prstGeom>
+                    <a:ln>
+                      <a:noFill/>
+                    </a:ln>
+                    <a:extLst>
+                      <a:ext uri="{53640926-AAD7-44D8-BBD7-CCE9431645EC}">
+                        <a14:shadowObscured xmlns:a14="http://schemas.microsoft.com/office/drawing/2010/main"/>
+                      </a:ext>
+                    </a:extLst>
+                  </pic:spPr>
+                </pic:pic>
+              </a:graphicData>
+            </a:graphic>
+            <wp14:sizeRelV relativeFrom="margin">
+              <wp14:pctHeight>0</wp14:pctHeight>
+            </wp14:sizeRelV>
+          </wp:anchor>
+        </w:drawing>
+      </w:r>
+      <w:r>
+        <w:rPr>
+          <w:rFonts w:eastAsiaTheme="minorHAnsi"/>
+          <w:noProof/>
+        </w:rPr>
+        <w:drawing>
+          <wp:anchor distT="0" distB="0" distL="114300" distR="114300" simplePos="0" relativeHeight="251672576" behindDoc="0" locked="0" layoutInCell="1" allowOverlap="1" wp14:anchorId="290BA26A" wp14:editId="7FDD9F56">
+            <wp:simplePos x="0" y="0"/>
+            <wp:positionH relativeFrom="margin">
+              <wp:align>left</wp:align>
+            </wp:positionH>
+            <wp:positionV relativeFrom="paragraph">
+              <wp:posOffset>344170</wp:posOffset>
+            </wp:positionV>
+            <wp:extent cx="2962275" cy="758190"/>
+            <wp:effectExtent l="0" t="0" r="9525" b="3810"/>
+            <wp:wrapTopAndBottom/>
+            <wp:docPr id="1109304076" name="그림 1" descr="텍스트, 폰트, 스크린샷이(가) 표시된 사진&#10;&#10;AI 생성 콘텐츠는 정확하지 않을 수 있습니다."/>
+            <wp:cNvGraphicFramePr>
+              <a:graphicFrameLocks xmlns:a="http://schemas.openxmlformats.org/drawingml/2006/main" noChangeAspect="1"/>
+            </wp:cNvGraphicFramePr>
+            <a:graphic xmlns:a="http://schemas.openxmlformats.org/drawingml/2006/main">
+              <a:graphicData uri="http://schemas.openxmlformats.org/drawingml/2006/picture">
+                <pic:pic xmlns:pic="http://schemas.openxmlformats.org/drawingml/2006/picture">
+                  <pic:nvPicPr>
+                    <pic:cNvPr id="1109304076" name="그림 1" descr="텍스트, 폰트, 스크린샷이(가) 표시된 사진&#10;&#10;AI 생성 콘텐츠는 정확하지 않을 수 있습니다."/>
+                    <pic:cNvPicPr/>
+                  </pic:nvPicPr>
+                  <pic:blipFill>
+                    <a:blip r:embed="rId22">
+                      <a:extLst>
+                        <a:ext uri="{28A0092B-C50C-407E-A947-70E740481C1C}">
+                          <a14:useLocalDpi xmlns:a14="http://schemas.microsoft.com/office/drawing/2010/main" val="0"/>
+                        </a:ext>
+                      </a:extLst>
+                    </a:blip>
+                    <a:stretch>
+                      <a:fillRect/>
+                    </a:stretch>
+                  </pic:blipFill>
+                  <pic:spPr>
+                    <a:xfrm>
+                      <a:off x="0" y="0"/>
+                      <a:ext cx="2962275" cy="758190"/>
+                    </a:xfrm>
+                    <a:prstGeom prst="rect">
+                      <a:avLst/>
+                    </a:prstGeom>
+                  </pic:spPr>
+                </pic:pic>
+              </a:graphicData>
+            </a:graphic>
+          </wp:anchor>
+        </w:drawing>
+      </w:r>
+      <w:r>
+        <w:rPr>
+          <w:rFonts w:eastAsiaTheme="minorHAnsi" w:hint="eastAsia"/>
+          <w:szCs w:val="22"/>
+        </w:rPr>
+        <w:t>각각 표준화, 로그변환, Min-Max스케일링, 제곱항을 통해 스케일링을 진행하였다.</w:t>
+      </w:r>
+    </w:p>
+    <w:p>
+      <w:pPr>
+        <w:widowControl/>
+        <w:wordWrap/>
+        <w:autoSpaceDE/>
+        <w:autoSpaceDN/>
+        <w:rPr>
+          <w:szCs w:val="22"/>
+        </w:rPr>
+      </w:pPr>
+      <w:r>
+        <w:rPr>
+          <w:rFonts w:hint="eastAsia"/>
+          <w:szCs w:val="22"/>
+        </w:rPr>
+        <w:lastRenderedPageBreak/>
+        <w:t>원본 특성의 수는 13개에서 전체 속성 스케일링 후 61개의 속성으로 늘어났다.</w:t>
+      </w:r>
+    </w:p>
+    <w:p>
+      <w:pPr>
+        <w:widowControl/>
+        <w:wordWrap/>
+        <w:autoSpaceDE/>
+        <w:autoSpaceDN/>
+        <w:rPr>
+          <w:szCs w:val="22"/>
+        </w:rPr>
+      </w:pPr>
+      <w:r>
+        <w:rPr>
+          <w:szCs w:val="22"/>
+        </w:rPr>
+        <w:drawing>
+          <wp:inline distT="0" distB="0" distL="0" distR="0" wp14:anchorId="1AC3A87B" wp14:editId="352EAC31">
+            <wp:extent cx="5357495" cy="1382594"/>
+            <wp:effectExtent l="0" t="0" r="0" b="8255"/>
+            <wp:docPr id="980576101" name="그림 1" descr="텍스트, 스크린샷, 폰트이(가) 표시된 사진&#10;&#10;AI 생성 콘텐츠는 정확하지 않을 수 있습니다."/>
+            <wp:cNvGraphicFramePr>
+              <a:graphicFrameLocks xmlns:a="http://schemas.openxmlformats.org/drawingml/2006/main" noChangeAspect="1"/>
+            </wp:cNvGraphicFramePr>
+            <a:graphic xmlns:a="http://schemas.openxmlformats.org/drawingml/2006/main">
+              <a:graphicData uri="http://schemas.openxmlformats.org/drawingml/2006/picture">
+                <pic:pic xmlns:pic="http://schemas.openxmlformats.org/drawingml/2006/picture">
+                  <pic:nvPicPr>
+                    <pic:cNvPr id="980576101" name="그림 1" descr="텍스트, 스크린샷, 폰트이(가) 표시된 사진&#10;&#10;AI 생성 콘텐츠는 정확하지 않을 수 있습니다."/>
+                    <pic:cNvPicPr/>
+                  </pic:nvPicPr>
+                  <pic:blipFill rotWithShape="1">
+                    <a:blip r:embed="rId23"/>
+                    <a:srcRect t="2660"/>
+                    <a:stretch>
+                      <a:fillRect/>
+                    </a:stretch>
+                  </pic:blipFill>
+                  <pic:spPr bwMode="auto">
+                    <a:xfrm>
+                      <a:off x="0" y="0"/>
+                      <a:ext cx="5366543" cy="1384929"/>
+                    </a:xfrm>
+                    <a:prstGeom prst="rect">
+                      <a:avLst/>
+                    </a:prstGeom>
+                    <a:ln>
+                      <a:noFill/>
+                    </a:ln>
+                    <a:extLst>
+                      <a:ext uri="{53640926-AAD7-44D8-BBD7-CCE9431645EC}">
+                        <a14:shadowObscured xmlns:a14="http://schemas.microsoft.com/office/drawing/2010/main"/>
+                      </a:ext>
+                    </a:extLst>
+                  </pic:spPr>
+                </pic:pic>
+              </a:graphicData>
+            </a:graphic>
+          </wp:inline>
+        </w:drawing>
+      </w:r>
+    </w:p>
+    <w:p>
+      <w:pPr>
+        <w:widowControl/>
+        <w:wordWrap/>
+        <w:autoSpaceDE/>
+        <w:autoSpaceDN/>
+        <w:rPr>
+          <w:szCs w:val="22"/>
+        </w:rPr>
+      </w:pPr>
+    </w:p>
+    <w:p>
+      <w:pPr>
+        <w:widowControl/>
+        <w:wordWrap/>
+        <w:autoSpaceDE/>
+        <w:autoSpaceDN/>
+        <w:rPr>
+          <w:szCs w:val="22"/>
+        </w:rPr>
+      </w:pPr>
+      <w:r>
+        <w:rPr>
+          <w:szCs w:val="22"/>
+        </w:rPr>
+        <w:br w:type="page"/>
+      </w:r>
+    </w:p>
+    <w:p>
+      <w:pPr>
+        <w:widowControl/>
+        <w:wordWrap/>
+        <w:autoSpaceDE/>
+        <w:autoSpaceDN/>
+        <w:rPr>
+          <w:sz w:val="28"/>
+          <w:szCs w:val="28"/>
+        </w:rPr>
+      </w:pPr>
+      <w:r>
+        <w:rPr>
+          <w:szCs w:val="22"/>
+        </w:rPr>
+        <w:lastRenderedPageBreak/>
+        <w:drawing>
+          <wp:anchor distT="0" distB="0" distL="114300" distR="114300" simplePos="0" relativeHeight="251673600" behindDoc="0" locked="0" layoutInCell="1" allowOverlap="1" wp14:anchorId="79A5A308" wp14:editId="6AFC47BF">
+            <wp:simplePos x="0" y="0"/>
+            <wp:positionH relativeFrom="margin">
+              <wp:align>left</wp:align>
+            </wp:positionH>
+            <wp:positionV relativeFrom="paragraph">
+              <wp:posOffset>521792</wp:posOffset>
+            </wp:positionV>
+            <wp:extent cx="4918865" cy="2802507"/>
+            <wp:effectExtent l="0" t="0" r="0" b="0"/>
+            <wp:wrapTopAndBottom/>
+            <wp:docPr id="1284186971" name="그림 1" descr="텍스트, 스크린샷, 폰트이(가) 표시된 사진&#10;&#10;AI 생성 콘텐츠는 정확하지 않을 수 있습니다."/>
+            <wp:cNvGraphicFramePr>
+              <a:graphicFrameLocks xmlns:a="http://schemas.openxmlformats.org/drawingml/2006/main" noChangeAspect="1"/>
+            </wp:cNvGraphicFramePr>
+            <a:graphic xmlns:a="http://schemas.openxmlformats.org/drawingml/2006/main">
+              <a:graphicData uri="http://schemas.openxmlformats.org/drawingml/2006/picture">
+                <pic:pic xmlns:pic="http://schemas.openxmlformats.org/drawingml/2006/picture">
+                  <pic:nvPicPr>
+                    <pic:cNvPr id="1284186971" name="그림 1" descr="텍스트, 스크린샷, 폰트이(가) 표시된 사진&#10;&#10;AI 생성 콘텐츠는 정확하지 않을 수 있습니다."/>
+                    <pic:cNvPicPr/>
+                  </pic:nvPicPr>
+                  <pic:blipFill rotWithShape="1">
+                    <a:blip r:embed="rId24">
+                      <a:extLst>
+                        <a:ext uri="{28A0092B-C50C-407E-A947-70E740481C1C}">
+                          <a14:useLocalDpi xmlns:a14="http://schemas.microsoft.com/office/drawing/2010/main" val="0"/>
+                        </a:ext>
+                      </a:extLst>
+                    </a:blip>
+                    <a:srcRect t="1067"/>
+                    <a:stretch>
+                      <a:fillRect/>
+                    </a:stretch>
+                  </pic:blipFill>
+                  <pic:spPr bwMode="auto">
+                    <a:xfrm>
+                      <a:off x="0" y="0"/>
+                      <a:ext cx="4918865" cy="2802507"/>
+                    </a:xfrm>
+                    <a:prstGeom prst="rect">
+                      <a:avLst/>
+                    </a:prstGeom>
+                    <a:ln>
+                      <a:noFill/>
+                    </a:ln>
+                    <a:extLst>
+                      <a:ext uri="{53640926-AAD7-44D8-BBD7-CCE9431645EC}">
+                        <a14:shadowObscured xmlns:a14="http://schemas.microsoft.com/office/drawing/2010/main"/>
+                      </a:ext>
+                    </a:extLst>
+                  </pic:spPr>
+                </pic:pic>
+              </a:graphicData>
+            </a:graphic>
+          </wp:anchor>
+        </w:drawing>
+      </w:r>
+      <w:r>
+        <w:rPr>
+          <w:rFonts w:hint="eastAsia"/>
+          <w:sz w:val="28"/>
+          <w:szCs w:val="28"/>
+        </w:rPr>
+        <w:t>2-2. 스케일링 후 데이터 성능 평가</w:t>
+      </w:r>
+    </w:p>
+    <w:p>
+      <w:pPr>
+        <w:widowControl/>
+        <w:wordWrap/>
+        <w:autoSpaceDE/>
+        <w:autoSpaceDN/>
+        <w:rPr>
+          <w:szCs w:val="22"/>
+        </w:rPr>
+      </w:pPr>
+      <w:r>
+        <w:rPr>
+          <w:szCs w:val="22"/>
+        </w:rPr>
+        <w:drawing>
+          <wp:inline distT="0" distB="0" distL="0" distR="0" wp14:anchorId="461C646E" wp14:editId="23530337">
+            <wp:extent cx="3613509" cy="3317534"/>
+            <wp:effectExtent l="0" t="0" r="6350" b="0"/>
+            <wp:docPr id="246330046" name="그림 1" descr="텍스트, 스크린샷, 메뉴이(가) 표시된 사진&#10;&#10;AI 생성 콘텐츠는 정확하지 않을 수 있습니다."/>
+            <wp:cNvGraphicFramePr>
+              <a:graphicFrameLocks xmlns:a="http://schemas.openxmlformats.org/drawingml/2006/main" noChangeAspect="1"/>
+            </wp:cNvGraphicFramePr>
+            <a:graphic xmlns:a="http://schemas.openxmlformats.org/drawingml/2006/main">
+              <a:graphicData uri="http://schemas.openxmlformats.org/drawingml/2006/picture">
+                <pic:pic xmlns:pic="http://schemas.openxmlformats.org/drawingml/2006/picture">
+                  <pic:nvPicPr>
+                    <pic:cNvPr id="246330046" name="그림 1" descr="텍스트, 스크린샷, 메뉴이(가) 표시된 사진&#10;&#10;AI 생성 콘텐츠는 정확하지 않을 수 있습니다."/>
+                    <pic:cNvPicPr/>
+                  </pic:nvPicPr>
+                  <pic:blipFill rotWithShape="1">
+                    <a:blip r:embed="rId25"/>
+                    <a:srcRect t="1196"/>
+                    <a:stretch>
+                      <a:fillRect/>
+                    </a:stretch>
+                  </pic:blipFill>
+                  <pic:spPr bwMode="auto">
+                    <a:xfrm>
+                      <a:off x="0" y="0"/>
+                      <a:ext cx="3634205" cy="3336535"/>
+                    </a:xfrm>
+                    <a:prstGeom prst="rect">
+                      <a:avLst/>
+                    </a:prstGeom>
+                    <a:ln>
+                      <a:noFill/>
+                    </a:ln>
+                    <a:extLst>
+                      <a:ext uri="{53640926-AAD7-44D8-BBD7-CCE9431645EC}">
+                        <a14:shadowObscured xmlns:a14="http://schemas.microsoft.com/office/drawing/2010/main"/>
+                      </a:ext>
+                    </a:extLst>
+                  </pic:spPr>
+                </pic:pic>
+              </a:graphicData>
+            </a:graphic>
+          </wp:inline>
+        </w:drawing>
+      </w:r>
+    </w:p>
+    <w:p>
+      <w:pPr>
+        <w:widowControl/>
+        <w:wordWrap/>
+        <w:autoSpaceDE/>
+        <w:autoSpaceDN/>
+        <w:rPr>
+          <w:szCs w:val="22"/>
+        </w:rPr>
+      </w:pPr>
+      <w:r>
+        <w:rPr>
+          <w:rFonts w:hint="eastAsia"/>
+          <w:szCs w:val="22"/>
+        </w:rPr>
+        <w:t xml:space="preserve">성능 평가 시 Cross Validation을 통해 K-fold를 진행하였다. K = 5로 총 5번 </w:t>
+      </w:r>
+      <w:r>
+        <w:rPr>
+          <w:rFonts w:hint="eastAsia"/>
+          <w:szCs w:val="22"/>
+        </w:rPr>
+        <w:t xml:space="preserve">진행하여 </w:t>
+      </w:r>
+      <m:oMath>
+        <m:sSup>
+          <m:sSupPr>
+            <m:ctrlPr>
+              <w:rPr>
+                <w:rFonts w:ascii="Cambria Math" w:eastAsiaTheme="minorHAnsi" w:hAnsi="Cambria Math"/>
+                <w:i/>
+                <w:szCs w:val="22"/>
+              </w:rPr>
+            </m:ctrlPr>
+          </m:sSupPr>
+          <m:e>
+            <m:r>
+              <w:rPr>
+                <w:rFonts w:ascii="Cambria Math" w:eastAsiaTheme="minorHAnsi" w:hAnsi="Cambria Math"/>
+                <w:szCs w:val="22"/>
+              </w:rPr>
+              <m:t>R</m:t>
+            </m:r>
+          </m:e>
+          <m:sup>
+            <m:r>
+              <w:rPr>
+                <w:rFonts w:ascii="Cambria Math" w:eastAsiaTheme="minorHAnsi" w:hAnsi="Cambria Math"/>
+                <w:szCs w:val="22"/>
+              </w:rPr>
+              <m:t>2</m:t>
+            </m:r>
+          </m:sup>
+        </m:sSup>
+      </m:oMath>
+      <w:r>
+        <w:rPr>
+          <w:rFonts w:hint="eastAsia"/>
+          <w:szCs w:val="22"/>
+        </w:rPr>
+        <w:t xml:space="preserve"> </w:t>
+      </w:r>
+      <w:r>
+        <w:rPr>
+          <w:rFonts w:hint="eastAsia"/>
+          <w:szCs w:val="22"/>
+        </w:rPr>
+        <w:t>는 평균 0.806이며 모델의 실제 성능은</w:t>
+      </w:r>
+      <w:r>
+        <w:rPr>
+          <w:rFonts w:hint="eastAsia"/>
+          <w:szCs w:val="22"/>
+        </w:rPr>
+        <w:t xml:space="preserve"> </w:t>
+      </w:r>
+      <m:oMath>
+        <m:sSup>
+          <m:sSupPr>
+            <m:ctrlPr>
+              <w:rPr>
+                <w:rFonts w:ascii="Cambria Math" w:eastAsiaTheme="minorHAnsi" w:hAnsi="Cambria Math"/>
+                <w:i/>
+                <w:szCs w:val="22"/>
+              </w:rPr>
+            </m:ctrlPr>
+          </m:sSupPr>
+          <m:e>
+            <m:r>
+              <w:rPr>
+                <w:rFonts w:ascii="Cambria Math" w:eastAsiaTheme="minorHAnsi" w:hAnsi="Cambria Math"/>
+                <w:szCs w:val="22"/>
+              </w:rPr>
+              <m:t>R</m:t>
+            </m:r>
+          </m:e>
+          <m:sup>
+            <m:r>
+              <w:rPr>
+                <w:rFonts w:ascii="Cambria Math" w:eastAsiaTheme="minorHAnsi" w:hAnsi="Cambria Math"/>
+                <w:szCs w:val="22"/>
+              </w:rPr>
+              <m:t>2</m:t>
+            </m:r>
+          </m:sup>
+        </m:sSup>
+      </m:oMath>
+      <w:r>
+        <w:rPr>
+          <w:rFonts w:hint="eastAsia"/>
+          <w:szCs w:val="22"/>
+        </w:rPr>
+        <w:t>가</w:t>
+      </w:r>
+      <w:r>
+        <w:rPr>
+          <w:rFonts w:hint="eastAsia"/>
+          <w:szCs w:val="22"/>
+        </w:rPr>
+        <w:t xml:space="preserve"> 0.638</w:t>
+      </w:r>
+      <w:r>
+        <w:rPr>
+          <w:rFonts w:hint="eastAsia"/>
+          <w:szCs w:val="22"/>
+        </w:rPr>
+        <w:t xml:space="preserve"> 값을 가진다.</w:t>
+      </w:r>
+      <w:r>
+        <w:rPr>
+          <w:rFonts w:hint="eastAsia"/>
+          <w:szCs w:val="22"/>
+        </w:rPr>
+        <w:t xml:space="preserve"> </w:t>
+      </w:r>
+      <w:r>
+        <w:rPr>
+          <w:szCs w:val="22"/>
+        </w:rPr>
+        <w:br w:type="page"/>
+      </w:r>
+    </w:p>
+    <w:p>
+      <w:pPr>
+        <w:widowControl/>
+        <w:wordWrap/>
+        <w:autoSpaceDE/>
+        <w:autoSpaceDN/>
+        <w:rPr>
+          <w:szCs w:val="22"/>
+        </w:rPr>
+      </w:pPr>
+      <w:r>
+        <w:rPr>
+          <w:szCs w:val="22"/>
+        </w:rPr>
+        <w:lastRenderedPageBreak/>
+        <w:drawing>
+          <wp:inline distT="0" distB="0" distL="0" distR="0" wp14:anchorId="125FC7BE" wp14:editId="588A2E1F">
+            <wp:extent cx="5577084" cy="3948941"/>
+            <wp:effectExtent l="0" t="0" r="5080" b="0"/>
+            <wp:docPr id="1048928880" name="그림 1" descr="텍스트, 스크린샷, 소프트웨어, 멀티미디어 소프트웨어이(가) 표시된 사진&#10;&#10;AI 생성 콘텐츠는 정확하지 않을 수 있습니다."/>
+            <wp:cNvGraphicFramePr>
+              <a:graphicFrameLocks xmlns:a="http://schemas.openxmlformats.org/drawingml/2006/main" noChangeAspect="1"/>
+            </wp:cNvGraphicFramePr>
+            <a:graphic xmlns:a="http://schemas.openxmlformats.org/drawingml/2006/main">
+              <a:graphicData uri="http://schemas.openxmlformats.org/drawingml/2006/picture">
+                <pic:pic xmlns:pic="http://schemas.openxmlformats.org/drawingml/2006/picture">
+                  <pic:nvPicPr>
+                    <pic:cNvPr id="1048928880" name="그림 1" descr="텍스트, 스크린샷, 소프트웨어, 멀티미디어 소프트웨어이(가) 표시된 사진&#10;&#10;AI 생성 콘텐츠는 정확하지 않을 수 있습니다."/>
+                    <pic:cNvPicPr/>
+                  </pic:nvPicPr>
+                  <pic:blipFill>
+                    <a:blip r:embed="rId26"/>
+                    <a:stretch>
+                      <a:fillRect/>
+                    </a:stretch>
+                  </pic:blipFill>
+                  <pic:spPr>
+                    <a:xfrm>
+                      <a:off x="0" y="0"/>
+                      <a:ext cx="5578361" cy="3949845"/>
+                    </a:xfrm>
+                    <a:prstGeom prst="rect">
+                      <a:avLst/>
+                    </a:prstGeom>
+                  </pic:spPr>
+                </pic:pic>
+              </a:graphicData>
+            </a:graphic>
+          </wp:inline>
+        </w:drawing>
+      </w:r>
+    </w:p>
+    <w:p>
+      <w:pPr>
+        <w:widowControl/>
+        <w:wordWrap/>
+        <w:autoSpaceDE/>
+        <w:autoSpaceDN/>
+        <w:rPr>
+          <w:szCs w:val="22"/>
+        </w:rPr>
+      </w:pPr>
+      <w:r>
+        <w:rPr>
+          <w:rFonts w:hint="eastAsia"/>
+          <w:szCs w:val="22"/>
+        </w:rPr>
+        <w:t>기존 성능과 비교를 진행하였다.</w:t>
+      </w:r>
+    </w:p>
+    <w:p>
+      <w:pPr>
+        <w:widowControl/>
+        <w:wordWrap/>
+        <w:autoSpaceDE/>
+        <w:autoSpaceDN/>
+        <w:ind w:firstLineChars="100" w:firstLine="220"/>
+        <w:rPr>
+          <w:rFonts w:hint="eastAsia"/>
+          <w:noProof/>
+          <w:szCs w:val="22"/>
+        </w:rPr>
+      </w:pPr>
+      <m:oMath>
+        <m:sSup>
+          <m:sSupPr>
+            <m:ctrlPr>
+              <w:rPr>
+                <w:rFonts w:ascii="Cambria Math" w:eastAsiaTheme="minorHAnsi" w:hAnsi="Cambria Math"/>
+                <w:i/>
+                <w:szCs w:val="22"/>
+              </w:rPr>
+            </m:ctrlPr>
+          </m:sSupPr>
+          <m:e>
+            <m:r>
+              <w:rPr>
+                <w:rFonts w:ascii="Cambria Math" w:eastAsiaTheme="minorHAnsi" w:hAnsi="Cambria Math"/>
+                <w:szCs w:val="22"/>
+              </w:rPr>
+              <m:t>R</m:t>
+            </m:r>
+          </m:e>
+          <m:sup>
+            <m:r>
+              <w:rPr>
+                <w:rFonts w:ascii="Cambria Math" w:eastAsiaTheme="minorHAnsi" w:hAnsi="Cambria Math"/>
+                <w:szCs w:val="22"/>
+              </w:rPr>
+              <m:t>2</m:t>
+            </m:r>
+          </m:sup>
+        </m:sSup>
+      </m:oMath>
+      <w:r>
+        <w:rPr>
+          <w:rFonts w:hint="eastAsia"/>
+          <w:noProof/>
+          <w:szCs w:val="22"/>
+        </w:rPr>
+        <w:t xml:space="preserve"> </w:t>
+      </w:r>
+      <w:r>
+        <w:rPr>
+          <w:noProof/>
+          <w:szCs w:val="22"/>
+        </w:rPr>
+        <w:t>는</w:t>
+      </w:r>
+      <w:r>
+        <w:rPr>
+          <w:rFonts w:hint="eastAsia"/>
+          <w:noProof/>
+          <w:szCs w:val="22"/>
+        </w:rPr>
+        <w:t xml:space="preserve"> Train, Test 결과 모두 조금씩 향상한 결과를 확인할 수 있다. </w:t>
+      </w:r>
+      <w:r>
+        <w:rPr>
+          <w:rFonts w:hint="eastAsia"/>
+          <w:szCs w:val="22"/>
+        </w:rPr>
+        <w:t>스케일링 이후 데이터는 기존 13개의 속성에서 총 61</w:t>
+      </w:r>
+      <w:r>
+        <w:rPr>
+          <w:rFonts w:hint="eastAsia"/>
+          <w:szCs w:val="22"/>
+        </w:rPr>
+        <w:t>개</w:t>
+      </w:r>
+      <w:r>
+        <w:rPr>
+          <w:rFonts w:hint="eastAsia"/>
+          <w:szCs w:val="22"/>
+        </w:rPr>
+        <w:t>로 늘</w:t>
+      </w:r>
+      <w:r>
+        <w:rPr>
+          <w:rFonts w:hint="eastAsia"/>
+          <w:szCs w:val="22"/>
+        </w:rPr>
+        <w:t xml:space="preserve">어났다. </w:t>
+      </w:r>
+      <w:r>
+        <w:rPr>
+          <w:rFonts w:hint="eastAsia"/>
+          <w:noProof/>
+          <w:szCs w:val="22"/>
+        </w:rPr>
+        <w:t xml:space="preserve">특히 RMSE의 감소가 0.057로 줄어든 것을 확인하였다. AIC, BIC 또한 감소하였고 전체적으로 성능이 스케일링을 </w:t>
+      </w:r>
+      <w:r>
+        <w:rPr>
+          <w:rFonts w:hint="eastAsia"/>
+          <w:noProof/>
+          <w:szCs w:val="22"/>
+        </w:rPr>
+        <w:t>통해 좋아진 것을 확인할 수 있다.</w:t>
+      </w:r>
+    </w:p>
+    <w:p>
+      <w:pPr>
+        <w:widowControl/>
+        <w:wordWrap/>
+        <w:autoSpaceDE/>
+        <w:autoSpaceDN/>
+        <w:rPr>
+          <w:sz w:val="24"/>
+        </w:rPr>
+      </w:pPr>
+    </w:p>
+    <w:p>
+      <w:pPr>
+        <w:widowControl/>
+        <w:wordWrap/>
+        <w:autoSpaceDE/>
+        <w:autoSpaceDN/>
+        <w:rPr>
+          <w:sz w:val="24"/>
+        </w:rPr>
+      </w:pPr>
+    </w:p>
+    <w:p>
+      <w:pPr>
+        <w:widowControl/>
+        <w:wordWrap/>
+        <w:autoSpaceDE/>
+        <w:autoSpaceDN/>
+        <w:rPr>
+          <w:sz w:val="24"/>
+        </w:rPr>
+      </w:pPr>
+    </w:p>
+    <w:p>
+      <w:pPr>
+        <w:widowControl/>
+        <w:wordWrap/>
+        <w:autoSpaceDE/>
+        <w:autoSpaceDN/>
+        <w:rPr>
+          <w:sz w:val="24"/>
+        </w:rPr>
+      </w:pPr>
+      <w:r>
+        <w:rPr>
+          <w:sz w:val="24"/>
+        </w:rPr>
+        <w:br w:type="page"/>
+      </w:r>
+    </w:p>
+    <w:p>
+      <w:pPr>
+        <w:pStyle w:val="a6"/>
+        <w:widowControl/>
+        <w:numPr>
+          <w:ilvl w:val="0"/>
+          <w:numId w:val="1"/>
+        </w:numPr>
+        <w:wordWrap/>
+        <w:autoSpaceDE/>
+        <w:autoSpaceDN/>
+        <w:rPr>
+          <w:b/>
+          <w:bCs/>
+          <w:sz w:val="36"/>
+          <w:szCs w:val="36"/>
+        </w:rPr>
+      </w:pPr>
+      <w:r>
+        <w:rPr>
+          <w:rFonts w:hint="eastAsia"/>
+          <w:b/>
+          <w:bCs/>
+          <w:sz w:val="36"/>
+          <w:szCs w:val="36"/>
+        </w:rPr>
+        <w:lastRenderedPageBreak/>
+        <w:t>데이터 선택 Stepwise와 규제기법</w:t>
+      </w:r>
+    </w:p>
+    <w:p>
+      <w:pPr>
+        <w:widowControl/>
+        <w:wordWrap/>
+        <w:autoSpaceDE/>
+        <w:autoSpaceDN/>
+        <w:rPr>
+          <w:sz w:val="28"/>
+          <w:szCs w:val="28"/>
+        </w:rPr>
+      </w:pPr>
+    </w:p>
+    <w:p>
+      <w:pPr>
+        <w:widowControl/>
+        <w:wordWrap/>
+        <w:autoSpaceDE/>
+        <w:autoSpaceDN/>
+        <w:rPr>
+          <w:sz w:val="28"/>
+          <w:szCs w:val="28"/>
+        </w:rPr>
+      </w:pPr>
+      <w:r>
+        <w:rPr>
+          <w:rFonts w:hint="eastAsia"/>
+          <w:sz w:val="28"/>
+          <w:szCs w:val="28"/>
+        </w:rPr>
+        <w:t>3.1 전진선택법과 후진제거법</w:t>
+      </w:r>
+    </w:p>
+    <w:p>
+      <w:pPr>
+        <w:widowControl/>
+        <w:wordWrap/>
+        <w:autoSpaceDE/>
+        <w:autoSpaceDN/>
+        <w:rPr>
+          <w:sz w:val="28"/>
+          <w:szCs w:val="28"/>
+        </w:rPr>
+      </w:pPr>
+      <w:r>
+        <w:rPr>
+          <w:sz w:val="28"/>
+          <w:szCs w:val="28"/>
+        </w:rPr>
+        <w:drawing>
+          <wp:inline distT="0" distB="0" distL="0" distR="0" wp14:anchorId="184A80B4" wp14:editId="09FC6254">
+            <wp:extent cx="4864982" cy="3309977"/>
+            <wp:effectExtent l="0" t="0" r="0" b="5080"/>
+            <wp:docPr id="736248194" name="그림 1" descr="텍스트, 스크린샷, 폰트이(가) 표시된 사진&#10;&#10;AI 생성 콘텐츠는 정확하지 않을 수 있습니다."/>
+            <wp:cNvGraphicFramePr>
+              <a:graphicFrameLocks xmlns:a="http://schemas.openxmlformats.org/drawingml/2006/main" noChangeAspect="1"/>
+            </wp:cNvGraphicFramePr>
+            <a:graphic xmlns:a="http://schemas.openxmlformats.org/drawingml/2006/main">
+              <a:graphicData uri="http://schemas.openxmlformats.org/drawingml/2006/picture">
+                <pic:pic xmlns:pic="http://schemas.openxmlformats.org/drawingml/2006/picture">
+                  <pic:nvPicPr>
+                    <pic:cNvPr id="736248194" name="그림 1" descr="텍스트, 스크린샷, 폰트이(가) 표시된 사진&#10;&#10;AI 생성 콘텐츠는 정확하지 않을 수 있습니다."/>
+                    <pic:cNvPicPr/>
+                  </pic:nvPicPr>
+                  <pic:blipFill>
+                    <a:blip r:embed="rId27"/>
+                    <a:stretch>
+                      <a:fillRect/>
+                    </a:stretch>
+                  </pic:blipFill>
+                  <pic:spPr>
+                    <a:xfrm>
+                      <a:off x="0" y="0"/>
+                      <a:ext cx="4872033" cy="3314775"/>
+                    </a:xfrm>
+                    <a:prstGeom prst="rect">
+                      <a:avLst/>
+                    </a:prstGeom>
+                  </pic:spPr>
+                </pic:pic>
+              </a:graphicData>
+            </a:graphic>
+          </wp:inline>
+        </w:drawing>
+      </w:r>
+    </w:p>
+    <w:p>
+      <w:pPr>
+        <w:widowControl/>
+        <w:wordWrap/>
+        <w:autoSpaceDE/>
+        <w:autoSpaceDN/>
+        <w:ind w:firstLineChars="100" w:firstLine="220"/>
+        <w:rPr>
+          <w:szCs w:val="22"/>
+        </w:rPr>
+      </w:pPr>
+      <w:r>
+        <w:rPr>
+          <w:szCs w:val="22"/>
+        </w:rPr>
+        <w:drawing>
+          <wp:anchor distT="0" distB="0" distL="114300" distR="114300" simplePos="0" relativeHeight="251674624" behindDoc="0" locked="0" layoutInCell="1" allowOverlap="1" wp14:anchorId="16EDD898" wp14:editId="7A850BEE">
+            <wp:simplePos x="0" y="0"/>
+            <wp:positionH relativeFrom="margin">
+              <wp:align>left</wp:align>
+            </wp:positionH>
+            <wp:positionV relativeFrom="paragraph">
+              <wp:posOffset>838709</wp:posOffset>
+            </wp:positionV>
+            <wp:extent cx="4896485" cy="2531745"/>
+            <wp:effectExtent l="0" t="0" r="0" b="1905"/>
+            <wp:wrapTopAndBottom/>
+            <wp:docPr id="874618487" name="그림 1" descr="텍스트, 스크린샷, 소프트웨어이(가) 표시된 사진&#10;&#10;AI 생성 콘텐츠는 정확하지 않을 수 있습니다."/>
+            <wp:cNvGraphicFramePr>
+              <a:graphicFrameLocks xmlns:a="http://schemas.openxmlformats.org/drawingml/2006/main" noChangeAspect="1"/>
+            </wp:cNvGraphicFramePr>
+            <a:graphic xmlns:a="http://schemas.openxmlformats.org/drawingml/2006/main">
+              <a:graphicData uri="http://schemas.openxmlformats.org/drawingml/2006/picture">
+                <pic:pic xmlns:pic="http://schemas.openxmlformats.org/drawingml/2006/picture">
+                  <pic:nvPicPr>
+                    <pic:cNvPr id="874618487" name="그림 1" descr="텍스트, 스크린샷, 소프트웨어이(가) 표시된 사진&#10;&#10;AI 생성 콘텐츠는 정확하지 않을 수 있습니다."/>
+                    <pic:cNvPicPr/>
+                  </pic:nvPicPr>
+                  <pic:blipFill>
+                    <a:blip r:embed="rId28">
+                      <a:extLst>
+                        <a:ext uri="{28A0092B-C50C-407E-A947-70E740481C1C}">
+                          <a14:useLocalDpi xmlns:a14="http://schemas.microsoft.com/office/drawing/2010/main" val="0"/>
+                        </a:ext>
+                      </a:extLst>
+                    </a:blip>
+                    <a:stretch>
+                      <a:fillRect/>
+                    </a:stretch>
+                  </pic:blipFill>
+                  <pic:spPr>
+                    <a:xfrm>
+                      <a:off x="0" y="0"/>
+                      <a:ext cx="4900207" cy="2533428"/>
+                    </a:xfrm>
+                    <a:prstGeom prst="rect">
+                      <a:avLst/>
+                    </a:prstGeom>
+                  </pic:spPr>
+                </pic:pic>
+              </a:graphicData>
+            </a:graphic>
+            <wp14:sizeRelH relativeFrom="margin">
+              <wp14:pctWidth>0</wp14:pctWidth>
+            </wp14:sizeRelH>
+          </wp:anchor>
+        </w:drawing>
+      </w:r>
+      <w:r>
+        <w:rPr>
+          <w:szCs w:val="22"/>
+        </w:rPr>
+        <w:t>S</w:t>
+      </w:r>
+      <w:r>
+        <w:rPr>
+          <w:rFonts w:hint="eastAsia"/>
+          <w:szCs w:val="22"/>
+        </w:rPr>
+        <w:t>klearn에 fe</w:t>
+      </w:r>
+      <w:r>
+        <w:rPr>
+          <w:rFonts w:hint="eastAsia"/>
+          <w:szCs w:val="22"/>
+        </w:rPr>
+        <w:t>ature_selection을 통해 전진선택법과 후진제거법을 사용하여 스케일링한 속성을 선택하였다.</w:t>
+      </w:r>
+      <w:r>
+        <w:rPr>
+          <w:rFonts w:hint="eastAsia"/>
+          <w:szCs w:val="22"/>
+        </w:rPr>
+        <w:t xml:space="preserve"> 데이터를 반복하여 학습하</w:t>
+      </w:r>
+      <w:r>
+        <w:rPr>
+          <w:rFonts w:hint="eastAsia"/>
+          <w:szCs w:val="22"/>
+        </w:rPr>
+        <w:t>고 비교하며</w:t>
+      </w:r>
+      <w:r>
+        <w:rPr>
+          <w:rFonts w:hint="eastAsia"/>
+          <w:szCs w:val="22"/>
+        </w:rPr>
+        <w:t xml:space="preserve"> 최적의 속성과 </w:t>
+      </w:r>
+      <m:oMath>
+        <m:sSup>
+          <m:sSupPr>
+            <m:ctrlPr>
+              <w:rPr>
+                <w:rFonts w:ascii="Cambria Math" w:eastAsiaTheme="minorHAnsi" w:hAnsi="Cambria Math"/>
+                <w:i/>
+                <w:szCs w:val="22"/>
+              </w:rPr>
+            </m:ctrlPr>
+          </m:sSupPr>
+          <m:e>
+            <m:r>
+              <w:rPr>
+                <w:rFonts w:ascii="Cambria Math" w:eastAsiaTheme="minorHAnsi" w:hAnsi="Cambria Math"/>
+                <w:szCs w:val="22"/>
+              </w:rPr>
+              <m:t>R</m:t>
+            </m:r>
+          </m:e>
+          <m:sup>
+            <m:r>
+              <w:rPr>
+                <w:rFonts w:ascii="Cambria Math" w:eastAsiaTheme="minorHAnsi" w:hAnsi="Cambria Math"/>
+                <w:szCs w:val="22"/>
+              </w:rPr>
+              <m:t>2</m:t>
+            </m:r>
+          </m:sup>
+        </m:sSup>
+      </m:oMath>
+      <w:r>
+        <w:rPr>
+          <w:rFonts w:hint="eastAsia"/>
+          <w:szCs w:val="22"/>
+        </w:rPr>
+        <w:t xml:space="preserve">값을 가지는 </w:t>
+      </w:r>
+      <w:r>
+        <w:rPr>
+          <w:rFonts w:hint="eastAsia"/>
+          <w:szCs w:val="22"/>
+        </w:rPr>
+        <w:t xml:space="preserve">속성을 선택하는 것이다. </w:t>
+      </w:r>
+    </w:p>
+    <w:p>
+      <w:pPr>
+        <w:widowControl/>
+        <w:wordWrap/>
+        <w:autoSpaceDE/>
+        <w:autoSpaceDN/>
+        <w:ind w:firstLineChars="100" w:firstLine="220"/>
+        <w:rPr>
+          <w:szCs w:val="22"/>
+        </w:rPr>
+      </w:pPr>
+    </w:p>
+    <w:p>
+      <w:pPr>
+        <w:widowControl/>
+        <w:wordWrap/>
+        <w:autoSpaceDE/>
+        <w:autoSpaceDN/>
+        <w:rPr>
+          <w:szCs w:val="22"/>
+        </w:rPr>
+      </w:pPr>
+      <w:r>
+        <w:rPr>
+          <w:szCs w:val="22"/>
+        </w:rPr>
+        <w:br w:type="page"/>
+      </w:r>
+    </w:p>
+    <w:p>
+      <w:pPr>
+        <w:widowControl/>
+        <w:wordWrap/>
+        <w:autoSpaceDE/>
+        <w:autoSpaceDN/>
+        <w:rPr>
+          <w:szCs w:val="22"/>
+        </w:rPr>
+      </w:pPr>
+      <w:r>
+        <w:rPr>
+          <w:szCs w:val="22"/>
+        </w:rPr>
+        <w:lastRenderedPageBreak/>
+        <w:drawing>
+          <wp:inline distT="0" distB="0" distL="0" distR="0" wp14:anchorId="355E4A4D" wp14:editId="013ED848">
+            <wp:extent cx="5742940" cy="1186452"/>
+            <wp:effectExtent l="0" t="0" r="0" b="0"/>
+            <wp:docPr id="1823072629" name="그림 1"/>
+            <wp:cNvGraphicFramePr>
+              <a:graphicFrameLocks xmlns:a="http://schemas.openxmlformats.org/drawingml/2006/main" noChangeAspect="1"/>
+            </wp:cNvGraphicFramePr>
+            <a:graphic xmlns:a="http://schemas.openxmlformats.org/drawingml/2006/main">
+              <a:graphicData uri="http://schemas.openxmlformats.org/drawingml/2006/picture">
+                <pic:pic xmlns:pic="http://schemas.openxmlformats.org/drawingml/2006/picture">
+                  <pic:nvPicPr>
+                    <pic:cNvPr id="1823072629" name=""/>
+                    <pic:cNvPicPr/>
+                  </pic:nvPicPr>
+                  <pic:blipFill rotWithShape="1">
+                    <a:blip r:embed="rId29"/>
+                    <a:srcRect r="9274"/>
+                    <a:stretch>
+                      <a:fillRect/>
+                    </a:stretch>
+                  </pic:blipFill>
+                  <pic:spPr bwMode="auto">
+                    <a:xfrm>
+                      <a:off x="0" y="0"/>
+                      <a:ext cx="5845861" cy="1207715"/>
+                    </a:xfrm>
+                    <a:prstGeom prst="rect">
+                      <a:avLst/>
+                    </a:prstGeom>
+                    <a:ln>
+                      <a:noFill/>
+                    </a:ln>
+                    <a:extLst>
+                      <a:ext uri="{53640926-AAD7-44D8-BBD7-CCE9431645EC}">
+                        <a14:shadowObscured xmlns:a14="http://schemas.microsoft.com/office/drawing/2010/main"/>
+                      </a:ext>
+                    </a:extLst>
+                  </pic:spPr>
+                </pic:pic>
+              </a:graphicData>
+            </a:graphic>
+          </wp:inline>
+        </w:drawing>
+      </w:r>
+    </w:p>
+    <w:p>
+      <w:pPr>
+        <w:widowControl/>
+        <w:wordWrap/>
+        <w:autoSpaceDE/>
+        <w:autoSpaceDN/>
+        <w:ind w:firstLineChars="100" w:firstLine="220"/>
+        <w:rPr>
+          <w:szCs w:val="22"/>
+        </w:rPr>
+      </w:pPr>
+      <w:r>
+        <w:rPr>
+          <w:szCs w:val="22"/>
+        </w:rPr>
+        <w:drawing>
+          <wp:anchor distT="0" distB="0" distL="114300" distR="114300" simplePos="0" relativeHeight="251675648" behindDoc="0" locked="0" layoutInCell="1" allowOverlap="1" wp14:anchorId="3836D420" wp14:editId="0F6C3FF9">
+            <wp:simplePos x="0" y="0"/>
+            <wp:positionH relativeFrom="margin">
+              <wp:align>left</wp:align>
+            </wp:positionH>
+            <wp:positionV relativeFrom="paragraph">
+              <wp:posOffset>978916</wp:posOffset>
+            </wp:positionV>
+            <wp:extent cx="2606675" cy="2917825"/>
+            <wp:effectExtent l="0" t="0" r="3175" b="0"/>
+            <wp:wrapTopAndBottom/>
+            <wp:docPr id="348159846" name="그림 1" descr="텍스트, 스크린샷, 메뉴이(가) 표시된 사진&#10;&#10;AI 생성 콘텐츠는 정확하지 않을 수 있습니다."/>
+            <wp:cNvGraphicFramePr>
+              <a:graphicFrameLocks xmlns:a="http://schemas.openxmlformats.org/drawingml/2006/main" noChangeAspect="1"/>
+            </wp:cNvGraphicFramePr>
+            <a:graphic xmlns:a="http://schemas.openxmlformats.org/drawingml/2006/main">
+              <a:graphicData uri="http://schemas.openxmlformats.org/drawingml/2006/picture">
+                <pic:pic xmlns:pic="http://schemas.openxmlformats.org/drawingml/2006/picture">
+                  <pic:nvPicPr>
+                    <pic:cNvPr id="348159846" name="그림 1" descr="텍스트, 스크린샷, 메뉴이(가) 표시된 사진&#10;&#10;AI 생성 콘텐츠는 정확하지 않을 수 있습니다."/>
+                    <pic:cNvPicPr/>
+                  </pic:nvPicPr>
+                  <pic:blipFill rotWithShape="1">
+                    <a:blip r:embed="rId30">
+                      <a:extLst>
+                        <a:ext uri="{28A0092B-C50C-407E-A947-70E740481C1C}">
+                          <a14:useLocalDpi xmlns:a14="http://schemas.microsoft.com/office/drawing/2010/main" val="0"/>
+                        </a:ext>
+                      </a:extLst>
+                    </a:blip>
+                    <a:srcRect t="717"/>
+                    <a:stretch>
+                      <a:fillRect/>
+                    </a:stretch>
+                  </pic:blipFill>
+                  <pic:spPr bwMode="auto">
+                    <a:xfrm>
+                      <a:off x="0" y="0"/>
+                      <a:ext cx="2606675" cy="2917825"/>
+                    </a:xfrm>
+                    <a:prstGeom prst="rect">
+                      <a:avLst/>
+                    </a:prstGeom>
+                    <a:ln>
+                      <a:noFill/>
+                    </a:ln>
+                    <a:extLst>
+                      <a:ext uri="{53640926-AAD7-44D8-BBD7-CCE9431645EC}">
+                        <a14:shadowObscured xmlns:a14="http://schemas.microsoft.com/office/drawing/2010/main"/>
+                      </a:ext>
+                    </a:extLst>
+                  </pic:spPr>
+                </pic:pic>
+              </a:graphicData>
+            </a:graphic>
+            <wp14:sizeRelH relativeFrom="margin">
+              <wp14:pctWidth>0</wp14:pctWidth>
+            </wp14:sizeRelH>
+            <wp14:sizeRelV relativeFrom="margin">
+              <wp14:pctHeight>0</wp14:pctHeight>
+            </wp14:sizeRelV>
+          </wp:anchor>
+        </w:drawing>
+      </w:r>
+      <w:r>
+        <w:rPr>
+          <w:szCs w:val="22"/>
+        </w:rPr>
+        <w:drawing>
+          <wp:anchor distT="0" distB="0" distL="114300" distR="114300" simplePos="0" relativeHeight="251676672" behindDoc="0" locked="0" layoutInCell="1" allowOverlap="1" wp14:anchorId="4C063264" wp14:editId="4DAEC301">
+            <wp:simplePos x="0" y="0"/>
+            <wp:positionH relativeFrom="margin">
+              <wp:align>right</wp:align>
+            </wp:positionH>
+            <wp:positionV relativeFrom="paragraph">
+              <wp:posOffset>1266190</wp:posOffset>
+            </wp:positionV>
+            <wp:extent cx="3143250" cy="2633980"/>
+            <wp:effectExtent l="0" t="0" r="0" b="0"/>
+            <wp:wrapTopAndBottom/>
+            <wp:docPr id="2038994307" name="그림 1" descr="텍스트, 스크린샷, 소프트웨어, 멀티미디어 소프트웨어이(가) 표시된 사진&#10;&#10;AI 생성 콘텐츠는 정확하지 않을 수 있습니다."/>
+            <wp:cNvGraphicFramePr>
+              <a:graphicFrameLocks xmlns:a="http://schemas.openxmlformats.org/drawingml/2006/main" noChangeAspect="1"/>
+            </wp:cNvGraphicFramePr>
+            <a:graphic xmlns:a="http://schemas.openxmlformats.org/drawingml/2006/main">
+              <a:graphicData uri="http://schemas.openxmlformats.org/drawingml/2006/picture">
+                <pic:pic xmlns:pic="http://schemas.openxmlformats.org/drawingml/2006/picture">
+                  <pic:nvPicPr>
+                    <pic:cNvPr id="2038994307" name="그림 1" descr="텍스트, 스크린샷, 소프트웨어, 멀티미디어 소프트웨어이(가) 표시된 사진&#10;&#10;AI 생성 콘텐츠는 정확하지 않을 수 있습니다."/>
+                    <pic:cNvPicPr/>
+                  </pic:nvPicPr>
+                  <pic:blipFill rotWithShape="1">
+                    <a:blip r:embed="rId31">
+                      <a:extLst>
+                        <a:ext uri="{28A0092B-C50C-407E-A947-70E740481C1C}">
+                          <a14:useLocalDpi xmlns:a14="http://schemas.microsoft.com/office/drawing/2010/main" val="0"/>
+                        </a:ext>
+                      </a:extLst>
+                    </a:blip>
+                    <a:srcRect t="1256" r="1922"/>
+                    <a:stretch>
+                      <a:fillRect/>
+                    </a:stretch>
+                  </pic:blipFill>
+                  <pic:spPr bwMode="auto">
+                    <a:xfrm>
+                      <a:off x="0" y="0"/>
+                      <a:ext cx="3143250" cy="2633980"/>
+                    </a:xfrm>
+                    <a:prstGeom prst="rect">
+                      <a:avLst/>
+                    </a:prstGeom>
+                    <a:ln>
+                      <a:noFill/>
+                    </a:ln>
+                    <a:extLst>
+                      <a:ext uri="{53640926-AAD7-44D8-BBD7-CCE9431645EC}">
+                        <a14:shadowObscured xmlns:a14="http://schemas.microsoft.com/office/drawing/2010/main"/>
+                      </a:ext>
+                    </a:extLst>
+                  </pic:spPr>
+                </pic:pic>
+              </a:graphicData>
+            </a:graphic>
+            <wp14:sizeRelH relativeFrom="margin">
+              <wp14:pctWidth>0</wp14:pctWidth>
+            </wp14:sizeRelH>
+          </wp:anchor>
+        </w:drawing>
+      </w:r>
+      <w:r>
+        <w:rPr>
+          <w:rFonts w:hint="eastAsia"/>
+          <w:szCs w:val="22"/>
+        </w:rPr>
+        <w:t xml:space="preserve">전진 선택법을 사용하였을 때 속성은 총 20개 </w:t>
+      </w:r>
+      <m:oMath>
+        <m:sSup>
+          <m:sSupPr>
+            <m:ctrlPr>
+              <w:rPr>
+                <w:rFonts w:ascii="Cambria Math" w:eastAsiaTheme="minorHAnsi" w:hAnsi="Cambria Math"/>
+                <w:i/>
+                <w:szCs w:val="22"/>
+              </w:rPr>
+            </m:ctrlPr>
+          </m:sSupPr>
+          <m:e>
+            <m:r>
+              <w:rPr>
+                <w:rFonts w:ascii="Cambria Math" w:eastAsiaTheme="minorHAnsi" w:hAnsi="Cambria Math"/>
+                <w:szCs w:val="22"/>
+              </w:rPr>
+              <m:t>R</m:t>
+            </m:r>
+          </m:e>
+          <m:sup>
+            <m:r>
+              <w:rPr>
+                <w:rFonts w:ascii="Cambria Math" w:eastAsiaTheme="minorHAnsi" w:hAnsi="Cambria Math"/>
+                <w:szCs w:val="22"/>
+              </w:rPr>
+              <m:t>2</m:t>
+            </m:r>
+          </m:sup>
+        </m:sSup>
+      </m:oMath>
+      <w:r>
+        <w:rPr>
+          <w:rFonts w:hint="eastAsia"/>
+          <w:szCs w:val="22"/>
+        </w:rPr>
+        <w:t xml:space="preserve">값은 0.8414고 후진 제거법을 사용하였을 때 속성은 총 16개 </w:t>
+      </w:r>
+      <m:oMath>
+        <m:sSup>
+          <m:sSupPr>
+            <m:ctrlPr>
+              <w:rPr>
+                <w:rFonts w:ascii="Cambria Math" w:eastAsiaTheme="minorHAnsi" w:hAnsi="Cambria Math"/>
+                <w:i/>
+                <w:szCs w:val="22"/>
+              </w:rPr>
+            </m:ctrlPr>
+          </m:sSupPr>
+          <m:e>
+            <m:r>
+              <w:rPr>
+                <w:rFonts w:ascii="Cambria Math" w:eastAsiaTheme="minorHAnsi" w:hAnsi="Cambria Math"/>
+                <w:szCs w:val="22"/>
+              </w:rPr>
+              <m:t>R</m:t>
+            </m:r>
+          </m:e>
+          <m:sup>
+            <m:r>
+              <w:rPr>
+                <w:rFonts w:ascii="Cambria Math" w:eastAsiaTheme="minorHAnsi" w:hAnsi="Cambria Math"/>
+                <w:szCs w:val="22"/>
+              </w:rPr>
+              <m:t>2</m:t>
+            </m:r>
+          </m:sup>
+        </m:sSup>
+      </m:oMath>
+      <w:r>
+        <w:rPr>
+          <w:rFonts w:hint="eastAsia"/>
+          <w:szCs w:val="22"/>
+        </w:rPr>
+        <w:t xml:space="preserve">값은 0.8446이다. 후진제거법이 더 적은 속성과 함께 높은 </w:t>
+      </w:r>
+      <m:oMath>
+        <m:sSup>
+          <m:sSupPr>
+            <m:ctrlPr>
+              <w:rPr>
+                <w:rFonts w:ascii="Cambria Math" w:eastAsiaTheme="minorHAnsi" w:hAnsi="Cambria Math"/>
+                <w:i/>
+                <w:szCs w:val="22"/>
+              </w:rPr>
+            </m:ctrlPr>
+          </m:sSupPr>
+          <m:e>
+            <m:r>
+              <w:rPr>
+                <w:rFonts w:ascii="Cambria Math" w:eastAsiaTheme="minorHAnsi" w:hAnsi="Cambria Math"/>
+                <w:szCs w:val="22"/>
+              </w:rPr>
+              <m:t>R</m:t>
+            </m:r>
+          </m:e>
+          <m:sup>
+            <m:r>
+              <w:rPr>
+                <w:rFonts w:ascii="Cambria Math" w:eastAsiaTheme="minorHAnsi" w:hAnsi="Cambria Math"/>
+                <w:szCs w:val="22"/>
+              </w:rPr>
+              <m:t>2</m:t>
+            </m:r>
+          </m:sup>
+        </m:sSup>
+      </m:oMath>
+      <w:r>
+        <w:rPr>
+          <w:rFonts w:hint="eastAsia"/>
+          <w:szCs w:val="22"/>
+        </w:rPr>
+        <w:t>값을 가지는 것을 확인했다.</w:t>
+      </w:r>
+      <w:r>
+        <w:rPr>
+          <w:szCs w:val="22"/>
+        </w:rPr>
+        <w:t xml:space="preserve"> </w:t>
+      </w:r>
+    </w:p>
+    <w:p>
+      <w:pPr>
+        <w:widowControl/>
+        <w:wordWrap/>
+        <w:autoSpaceDE/>
+        <w:autoSpaceDN/>
+        <w:ind w:firstLineChars="100" w:firstLine="220"/>
+        <w:rPr>
+          <w:szCs w:val="22"/>
+        </w:rPr>
+      </w:pPr>
+    </w:p>
+    <w:p>
+      <w:pPr>
+        <w:widowControl/>
+        <w:wordWrap/>
+        <w:autoSpaceDE/>
+        <w:autoSpaceDN/>
+        <w:rPr>
+          <w:szCs w:val="22"/>
+        </w:rPr>
+      </w:pPr>
+      <w:r>
+        <w:rPr>
+          <w:rFonts w:hint="eastAsia"/>
+          <w:szCs w:val="22"/>
+        </w:rPr>
+        <w:t xml:space="preserve"> 성능의 확인과 비교를 진행하였다. </w:t>
+      </w:r>
+      <m:oMath>
+        <m:sSup>
+          <m:sSupPr>
+            <m:ctrlPr>
+              <w:rPr>
+                <w:rFonts w:ascii="Cambria Math" w:eastAsiaTheme="minorHAnsi" w:hAnsi="Cambria Math"/>
+                <w:i/>
+                <w:szCs w:val="22"/>
+              </w:rPr>
+            </m:ctrlPr>
+          </m:sSupPr>
+          <m:e>
+            <m:r>
+              <w:rPr>
+                <w:rFonts w:ascii="Cambria Math" w:eastAsiaTheme="minorHAnsi" w:hAnsi="Cambria Math"/>
+                <w:szCs w:val="22"/>
+              </w:rPr>
+              <m:t>R</m:t>
+            </m:r>
+          </m:e>
+          <m:sup>
+            <m:r>
+              <w:rPr>
+                <w:rFonts w:ascii="Cambria Math" w:eastAsiaTheme="minorHAnsi" w:hAnsi="Cambria Math"/>
+                <w:szCs w:val="22"/>
+              </w:rPr>
+              <m:t>2</m:t>
+            </m:r>
+          </m:sup>
+        </m:sSup>
+      </m:oMath>
+      <w:r>
+        <w:rPr>
+          <w:rFonts w:hint="eastAsia"/>
+          <w:szCs w:val="22"/>
+        </w:rPr>
+        <w:t>값은 0.66</w:t>
+      </w:r>
+      <w:r>
+        <w:rPr>
+          <w:rFonts w:hint="eastAsia"/>
+          <w:szCs w:val="22"/>
+        </w:rPr>
+        <w:t xml:space="preserve">75로 Train데이터에 대해서는 낮아졌지만 Test데이터에 대해서 높아진 것을 봐서 성능이 </w:t>
+      </w:r>
+      <w:r>
+        <w:rPr>
+          <w:rFonts w:hint="eastAsia"/>
+          <w:szCs w:val="22"/>
+        </w:rPr>
+        <w:t>다소 향상한 것을 확인할 수 있었다. 이외에 RMSE, AIC, BIC모두 기존</w:t>
+      </w:r>
+      <w:r>
+        <w:rPr>
+          <w:rFonts w:hint="eastAsia"/>
+          <w:szCs w:val="22"/>
+        </w:rPr>
+        <w:t>보다 낮아진 것을 확인하였다.</w:t>
+      </w:r>
+    </w:p>
+    <w:p>
+      <w:pPr>
+        <w:widowControl/>
+        <w:wordWrap/>
+        <w:autoSpaceDE/>
+        <w:autoSpaceDN/>
+        <w:rPr>
+          <w:szCs w:val="22"/>
+        </w:rPr>
+      </w:pPr>
+      <w:r>
+        <w:rPr>
+          <w:szCs w:val="22"/>
+        </w:rPr>
+        <w:br w:type="page"/>
+      </w:r>
+    </w:p>
+    <w:p>
+      <w:pPr>
+        <w:widowControl/>
+        <w:wordWrap/>
+        <w:autoSpaceDE/>
+        <w:autoSpaceDN/>
+        <w:rPr>
+          <w:rFonts w:hint="eastAsia"/>
+          <w:sz w:val="28"/>
+          <w:szCs w:val="28"/>
+        </w:rPr>
+      </w:pPr>
+      <w:r>
+        <w:rPr>
+          <w:rFonts w:hint="eastAsia"/>
+          <w:sz w:val="28"/>
+          <w:szCs w:val="28"/>
+        </w:rPr>
+        <w:lastRenderedPageBreak/>
+        <w:t>3.2 규제기법</w:t>
+      </w:r>
+    </w:p>
+    <w:p>
+      <w:pPr>
+        <w:widowControl/>
+        <w:wordWrap/>
+        <w:autoSpaceDE/>
+        <w:autoSpaceDN/>
+        <w:rPr>
+          <w:szCs w:val="22"/>
+        </w:rPr>
+      </w:pPr>
+      <w:r>
+        <w:rPr>
+          <w:szCs w:val="22"/>
+        </w:rPr>
+        <w:drawing>
+          <wp:inline distT="0" distB="0" distL="0" distR="0" wp14:anchorId="790D1808" wp14:editId="7003FAFD">
+            <wp:extent cx="5731510" cy="3698875"/>
+            <wp:effectExtent l="0" t="0" r="2540" b="0"/>
+            <wp:docPr id="1637896319" name="그림 1" descr="텍스트, 스크린샷, 소프트웨어이(가) 표시된 사진&#10;&#10;AI 생성 콘텐츠는 정확하지 않을 수 있습니다."/>
+            <wp:cNvGraphicFramePr>
+              <a:graphicFrameLocks xmlns:a="http://schemas.openxmlformats.org/drawingml/2006/main" noChangeAspect="1"/>
+            </wp:cNvGraphicFramePr>
+            <a:graphic xmlns:a="http://schemas.openxmlformats.org/drawingml/2006/main">
+              <a:graphicData uri="http://schemas.openxmlformats.org/drawingml/2006/picture">
+                <pic:pic xmlns:pic="http://schemas.openxmlformats.org/drawingml/2006/picture">
+                  <pic:nvPicPr>
+                    <pic:cNvPr id="1637896319" name="그림 1" descr="텍스트, 스크린샷, 소프트웨어이(가) 표시된 사진&#10;&#10;AI 생성 콘텐츠는 정확하지 않을 수 있습니다."/>
+                    <pic:cNvPicPr/>
+                  </pic:nvPicPr>
+                  <pic:blipFill>
+                    <a:blip r:embed="rId32"/>
+                    <a:stretch>
+                      <a:fillRect/>
+                    </a:stretch>
+                  </pic:blipFill>
+                  <pic:spPr>
+                    <a:xfrm>
+                      <a:off x="0" y="0"/>
+                      <a:ext cx="5731510" cy="3698875"/>
+                    </a:xfrm>
+                    <a:prstGeom prst="rect">
+                      <a:avLst/>
+                    </a:prstGeom>
+                  </pic:spPr>
+                </pic:pic>
+              </a:graphicData>
+            </a:graphic>
+          </wp:inline>
+        </w:drawing>
+      </w:r>
+    </w:p>
+    <w:p>
+      <w:pPr>
+        <w:widowControl/>
+        <w:wordWrap/>
+        <w:autoSpaceDE/>
+        <w:autoSpaceDN/>
+        <w:ind w:firstLineChars="100" w:firstLine="220"/>
+        <w:rPr>
+          <w:szCs w:val="22"/>
+        </w:rPr>
+      </w:pPr>
+      <w:r>
+        <w:rPr>
+          <w:szCs w:val="22"/>
+        </w:rPr>
+        <w:drawing>
+          <wp:anchor distT="0" distB="0" distL="114300" distR="114300" simplePos="0" relativeHeight="251677696" behindDoc="0" locked="0" layoutInCell="1" allowOverlap="1" wp14:anchorId="2A62B39F" wp14:editId="7487C3B6">
+            <wp:simplePos x="0" y="0"/>
+            <wp:positionH relativeFrom="margin">
+              <wp:align>left</wp:align>
+            </wp:positionH>
+            <wp:positionV relativeFrom="paragraph">
+              <wp:posOffset>976757</wp:posOffset>
+            </wp:positionV>
+            <wp:extent cx="2280285" cy="2947035"/>
+            <wp:effectExtent l="0" t="0" r="5715" b="5715"/>
+            <wp:wrapTopAndBottom/>
+            <wp:docPr id="260043040" name="그림 1" descr="텍스트, 스크린샷, 메뉴, 폰트이(가) 표시된 사진&#10;&#10;AI 생성 콘텐츠는 정확하지 않을 수 있습니다."/>
+            <wp:cNvGraphicFramePr>
+              <a:graphicFrameLocks xmlns:a="http://schemas.openxmlformats.org/drawingml/2006/main" noChangeAspect="1"/>
+            </wp:cNvGraphicFramePr>
+            <a:graphic xmlns:a="http://schemas.openxmlformats.org/drawingml/2006/main">
+              <a:graphicData uri="http://schemas.openxmlformats.org/drawingml/2006/picture">
+                <pic:pic xmlns:pic="http://schemas.openxmlformats.org/drawingml/2006/picture">
+                  <pic:nvPicPr>
+                    <pic:cNvPr id="260043040" name="그림 1" descr="텍스트, 스크린샷, 메뉴, 폰트이(가) 표시된 사진&#10;&#10;AI 생성 콘텐츠는 정확하지 않을 수 있습니다."/>
+                    <pic:cNvPicPr/>
+                  </pic:nvPicPr>
+                  <pic:blipFill rotWithShape="1">
+                    <a:blip r:embed="rId33">
+                      <a:extLst>
+                        <a:ext uri="{28A0092B-C50C-407E-A947-70E740481C1C}">
+                          <a14:useLocalDpi xmlns:a14="http://schemas.microsoft.com/office/drawing/2010/main" val="0"/>
+                        </a:ext>
+                      </a:extLst>
+                    </a:blip>
+                    <a:srcRect l="1837" t="2028"/>
+                    <a:stretch>
+                      <a:fillRect/>
+                    </a:stretch>
+                  </pic:blipFill>
+                  <pic:spPr bwMode="auto">
+                    <a:xfrm>
+                      <a:off x="0" y="0"/>
+                      <a:ext cx="2280285" cy="2947035"/>
+                    </a:xfrm>
+                    <a:prstGeom prst="rect">
+                      <a:avLst/>
+                    </a:prstGeom>
+                    <a:ln>
+                      <a:noFill/>
+                    </a:ln>
+                    <a:extLst>
+                      <a:ext uri="{53640926-AAD7-44D8-BBD7-CCE9431645EC}">
+                        <a14:shadowObscured xmlns:a14="http://schemas.microsoft.com/office/drawing/2010/main"/>
+                      </a:ext>
+                    </a:extLst>
+                  </pic:spPr>
+                </pic:pic>
+              </a:graphicData>
+            </a:graphic>
+            <wp14:sizeRelH relativeFrom="margin">
+              <wp14:pctWidth>0</wp14:pctWidth>
+            </wp14:sizeRelH>
+            <wp14:sizeRelV relativeFrom="margin">
+              <wp14:pctHeight>0</wp14:pctHeight>
+            </wp14:sizeRelV>
+          </wp:anchor>
+        </w:drawing>
+      </w:r>
+      <w:r>
+        <w:rPr>
+          <w:rFonts w:hint="eastAsia"/>
+          <w:szCs w:val="22"/>
+        </w:rPr>
+        <w:t>이전에 진행했던 OLS 모델의 성능을 높이고자</w:t>
+      </w:r>
+      <w:r>
+        <w:rPr>
+          <w:rFonts w:hint="eastAsia"/>
+          <w:szCs w:val="22"/>
+        </w:rPr>
+        <w:t xml:space="preserve"> 정규화</w:t>
+      </w:r>
+      <w:r>
+        <w:rPr>
+          <w:rFonts w:hint="eastAsia"/>
+          <w:szCs w:val="22"/>
+        </w:rPr>
+        <w:t xml:space="preserve"> 규제기법을 </w:t>
+      </w:r>
+      <w:r>
+        <w:rPr>
+          <w:rFonts w:hint="eastAsia"/>
+          <w:szCs w:val="22"/>
+        </w:rPr>
+        <w:t xml:space="preserve">사용하였다. L1 </w:t>
+      </w:r>
+      <w:r>
+        <w:rPr>
+          <w:rFonts w:hint="eastAsia"/>
+          <w:szCs w:val="22"/>
+        </w:rPr>
+        <w:t>Lasso와 L2인 Ridge</w:t>
+      </w:r>
+      <w:r>
+        <w:rPr>
+          <w:rFonts w:hint="eastAsia"/>
+          <w:szCs w:val="22"/>
+        </w:rPr>
+        <w:t xml:space="preserve">, Elastic Net을 진행하였다. Lasso는 </w:t>
+      </w:r>
+      <w:r>
+        <w:rPr>
+          <w:rFonts w:hint="eastAsia"/>
+          <w:szCs w:val="22"/>
+        </w:rPr>
+        <w:t xml:space="preserve">일부 계수를 0으로 조정하며 </w:t>
+      </w:r>
+      <w:r>
+        <w:rPr>
+          <w:rFonts w:hint="eastAsia"/>
+          <w:szCs w:val="22"/>
+        </w:rPr>
+        <w:t xml:space="preserve">상관계수가 높은 변수를 제외하고 0으로 만들어 사용한다. Ridge는 계수들을 0에 가깝게 </w:t>
+      </w:r>
+      <w:r>
+        <w:rPr>
+          <w:rFonts w:hint="eastAsia"/>
+          <w:szCs w:val="22"/>
+        </w:rPr>
+        <w:t>축소 시켜 사용한다.</w:t>
+      </w:r>
+    </w:p>
+    <w:p>
+      <w:pPr>
+        <w:widowControl/>
+        <w:wordWrap/>
+        <w:autoSpaceDE/>
+        <w:autoSpaceDN/>
+        <w:rPr>
+          <w:szCs w:val="22"/>
+        </w:rPr>
+      </w:pPr>
+      <w:r>
+        <w:rPr>
+          <w:rFonts w:hint="eastAsia"/>
+          <w:szCs w:val="22"/>
+        </w:rPr>
+        <w:t>위 결과에서 확인했을 때 다중공산성 완화에 효과적인 Ridge가 가장 성능이 좋은 것을 확인할 수 있다.</w:t>
+      </w:r>
+    </w:p>
+    <w:p>
+      <w:pPr>
+        <w:pStyle w:val="a6"/>
+        <w:widowControl/>
+        <w:numPr>
+          <w:ilvl w:val="0"/>
+          <w:numId w:val="1"/>
+        </w:numPr>
+        <w:wordWrap/>
+        <w:autoSpaceDE/>
+        <w:autoSpaceDN/>
+        <w:rPr>
+          <w:b/>
+          <w:bCs/>
+          <w:sz w:val="36"/>
+          <w:szCs w:val="36"/>
+        </w:rPr>
+      </w:pPr>
+      <w:r>
+        <w:rPr>
+          <w:rFonts w:hint="eastAsia"/>
+          <w:b/>
+          <w:bCs/>
+          <w:sz w:val="36"/>
+          <w:szCs w:val="36"/>
+        </w:rPr>
+        <w:lastRenderedPageBreak/>
+        <w:t>Grid Search 최적 파라미터</w:t>
+      </w:r>
+    </w:p>
+    <w:p>
+      <w:pPr>
+        <w:widowControl/>
+        <w:wordWrap/>
+        <w:autoSpaceDE/>
+        <w:autoSpaceDN/>
+        <w:rPr>
+          <w:sz w:val="28"/>
+          <w:szCs w:val="28"/>
+        </w:rPr>
+      </w:pPr>
+    </w:p>
+    <w:p>
+      <w:pPr>
+        <w:widowControl/>
+        <w:wordWrap/>
+        <w:autoSpaceDE/>
+        <w:autoSpaceDN/>
+        <w:ind w:firstLineChars="100" w:firstLine="220"/>
+        <w:rPr>
+          <w:szCs w:val="22"/>
+        </w:rPr>
+      </w:pPr>
+      <w:r>
+        <w:rPr>
+          <w:szCs w:val="22"/>
+        </w:rPr>
+        <w:drawing>
+          <wp:anchor distT="0" distB="0" distL="114300" distR="114300" simplePos="0" relativeHeight="251678720" behindDoc="0" locked="0" layoutInCell="1" allowOverlap="1" wp14:anchorId="518E6C20" wp14:editId="241C5018">
+            <wp:simplePos x="0" y="0"/>
+            <wp:positionH relativeFrom="margin">
+              <wp:align>left</wp:align>
+            </wp:positionH>
+            <wp:positionV relativeFrom="paragraph">
+              <wp:posOffset>5286248</wp:posOffset>
+            </wp:positionV>
+            <wp:extent cx="5731510" cy="1231265"/>
+            <wp:effectExtent l="0" t="0" r="2540" b="6985"/>
+            <wp:wrapTopAndBottom/>
+            <wp:docPr id="1562649084" name="그림 1" descr="텍스트, 스크린샷, 폰트이(가) 표시된 사진&#10;&#10;AI 생성 콘텐츠는 정확하지 않을 수 있습니다."/>
+            <wp:cNvGraphicFramePr>
+              <a:graphicFrameLocks xmlns:a="http://schemas.openxmlformats.org/drawingml/2006/main" noChangeAspect="1"/>
+            </wp:cNvGraphicFramePr>
+            <a:graphic xmlns:a="http://schemas.openxmlformats.org/drawingml/2006/main">
+              <a:graphicData uri="http://schemas.openxmlformats.org/drawingml/2006/picture">
+                <pic:pic xmlns:pic="http://schemas.openxmlformats.org/drawingml/2006/picture">
+                  <pic:nvPicPr>
+                    <pic:cNvPr id="1562649084" name="그림 1" descr="텍스트, 스크린샷, 폰트이(가) 표시된 사진&#10;&#10;AI 생성 콘텐츠는 정확하지 않을 수 있습니다."/>
+                    <pic:cNvPicPr/>
+                  </pic:nvPicPr>
+                  <pic:blipFill>
+                    <a:blip r:embed="rId34">
+                      <a:extLst>
+                        <a:ext uri="{28A0092B-C50C-407E-A947-70E740481C1C}">
+                          <a14:useLocalDpi xmlns:a14="http://schemas.microsoft.com/office/drawing/2010/main" val="0"/>
+                        </a:ext>
+                      </a:extLst>
+                    </a:blip>
+                    <a:stretch>
+                      <a:fillRect/>
+                    </a:stretch>
+                  </pic:blipFill>
+                  <pic:spPr>
+                    <a:xfrm>
+                      <a:off x="0" y="0"/>
+                      <a:ext cx="5731510" cy="1231265"/>
+                    </a:xfrm>
+                    <a:prstGeom prst="rect">
+                      <a:avLst/>
+                    </a:prstGeom>
+                  </pic:spPr>
+                </pic:pic>
+              </a:graphicData>
+            </a:graphic>
+          </wp:anchor>
+        </w:drawing>
+      </w:r>
+      <w:r>
+        <w:rPr>
+          <w:rFonts w:hint="eastAsia"/>
+          <w:szCs w:val="22"/>
+        </w:rPr>
+        <w:t xml:space="preserve">Grid Search </w:t>
+      </w:r>
+      <w:r>
+        <w:rPr>
+          <w:szCs w:val="22"/>
+        </w:rPr>
+        <w:t>를</w:t>
+      </w:r>
+      <w:r>
+        <w:rPr>
+          <w:rFonts w:hint="eastAsia"/>
+          <w:szCs w:val="22"/>
+        </w:rPr>
+        <w:t xml:space="preserve"> 통해 </w:t>
+      </w:r>
+      <w:r>
+        <w:rPr>
+          <w:rFonts w:hint="eastAsia"/>
+          <w:szCs w:val="22"/>
+        </w:rPr>
+        <w:t xml:space="preserve">규제기법에서 사용하는 파라미터를 최적의 파라미터로 탐색한다. 위에서는 임의의 파라미터를 설정하여 규제기법을 진행하였다. </w:t>
+      </w:r>
+      <w:r>
+        <w:rPr>
+          <w:rFonts w:hint="eastAsia"/>
+          <w:szCs w:val="22"/>
+        </w:rPr>
+        <w:t>요번에는 일정 구간을 정한 후 그 사이에서 CV K</w:t>
+      </w:r>
+      <w:r>
+        <w:rPr>
+          <w:szCs w:val="22"/>
+        </w:rPr>
+        <w:t>f</w:t>
+      </w:r>
+      <w:r>
+        <w:rPr>
+          <w:rFonts w:hint="eastAsia"/>
+          <w:szCs w:val="22"/>
+        </w:rPr>
+        <w:t xml:space="preserve">old를 통해 </w:t>
+      </w:r>
+      <w:r>
+        <w:rPr>
+          <w:rFonts w:hint="eastAsia"/>
+          <w:szCs w:val="22"/>
+        </w:rPr>
+        <w:t xml:space="preserve">최적의 파라미터를 찾는다. 이후 찾은 파라미터를 통해 학습시켜 </w:t>
+      </w:r>
+      <w:r>
+        <w:rPr>
+          <w:rFonts w:hint="eastAsia"/>
+          <w:szCs w:val="22"/>
+        </w:rPr>
+        <w:t>결과를 확인한다.</w:t>
+      </w:r>
+    </w:p>
+    <w:p>
+      <w:pPr>
+        <w:widowControl/>
+        <w:wordWrap/>
+        <w:autoSpaceDE/>
+        <w:autoSpaceDN/>
+        <w:rPr>
+          <w:szCs w:val="22"/>
+        </w:rPr>
+      </w:pPr>
+      <w:r>
+        <w:rPr>
+          <w:szCs w:val="22"/>
+        </w:rPr>
+        <w:drawing>
+          <wp:inline distT="0" distB="0" distL="0" distR="0" wp14:anchorId="333F3C34" wp14:editId="5C3F633D">
+            <wp:extent cx="2944368" cy="4192446"/>
+            <wp:effectExtent l="0" t="0" r="8890" b="0"/>
+            <wp:docPr id="1597274500" name="그림 1" descr="텍스트, 스크린샷이(가) 표시된 사진&#10;&#10;AI 생성 콘텐츠는 정확하지 않을 수 있습니다."/>
+            <wp:cNvGraphicFramePr>
+              <a:graphicFrameLocks xmlns:a="http://schemas.openxmlformats.org/drawingml/2006/main" noChangeAspect="1"/>
+            </wp:cNvGraphicFramePr>
+            <a:graphic xmlns:a="http://schemas.openxmlformats.org/drawingml/2006/main">
+              <a:graphicData uri="http://schemas.openxmlformats.org/drawingml/2006/picture">
+                <pic:pic xmlns:pic="http://schemas.openxmlformats.org/drawingml/2006/picture">
+                  <pic:nvPicPr>
+                    <pic:cNvPr id="1597274500" name="그림 1" descr="텍스트, 스크린샷이(가) 표시된 사진&#10;&#10;AI 생성 콘텐츠는 정확하지 않을 수 있습니다."/>
+                    <pic:cNvPicPr/>
+                  </pic:nvPicPr>
+                  <pic:blipFill>
+                    <a:blip r:embed="rId35"/>
+                    <a:stretch>
+                      <a:fillRect/>
+                    </a:stretch>
+                  </pic:blipFill>
+                  <pic:spPr>
+                    <a:xfrm>
+                      <a:off x="0" y="0"/>
+                      <a:ext cx="2965540" cy="4222592"/>
+                    </a:xfrm>
+                    <a:prstGeom prst="rect">
+                      <a:avLst/>
+                    </a:prstGeom>
+                  </pic:spPr>
+                </pic:pic>
+              </a:graphicData>
+            </a:graphic>
+          </wp:inline>
+        </w:drawing>
+      </w:r>
+    </w:p>
+    <w:p>
+      <w:pPr>
+        <w:widowControl/>
+        <w:wordWrap/>
+        <w:autoSpaceDE/>
+        <w:autoSpaceDN/>
+        <w:ind w:firstLineChars="100" w:firstLine="220"/>
+        <w:rPr>
+          <w:rFonts w:hint="eastAsia"/>
+          <w:szCs w:val="22"/>
+        </w:rPr>
+      </w:pPr>
+      <w:r>
+        <w:rPr>
+          <w:rFonts w:hint="eastAsia"/>
+          <w:szCs w:val="22"/>
+        </w:rPr>
+        <w:t xml:space="preserve">각각 최적의 파라미터는 </w:t>
+      </w:r>
+      <w:r>
+        <w:rPr>
+          <w:rFonts w:hint="eastAsia"/>
+          <w:szCs w:val="22"/>
+        </w:rPr>
+        <w:t xml:space="preserve">Alpha규제강도, </w:t>
+      </w:r>
+      <w:r>
+        <w:rPr>
+          <w:rFonts w:hint="eastAsia"/>
+          <w:szCs w:val="22"/>
+        </w:rPr>
+        <w:t>l1_ratio</w:t>
+      </w:r>
+      <w:r>
+        <w:rPr>
+          <w:rFonts w:hint="eastAsia"/>
+          <w:szCs w:val="22"/>
+        </w:rPr>
+        <w:t>를 위와같이 확인하였다. Ridge에서 0.0024, Lasso에서 0.0014, ElasticNet 에서 0.0014</w:t>
+      </w:r>
+      <w:r>
+        <w:rPr>
+          <w:rFonts w:hint="eastAsia"/>
+          <w:szCs w:val="22"/>
+        </w:rPr>
+        <w:t>를 확인할 수 있다. 최적의 파라미터를 통해 확인한 결과로는 역시 Ridge가 가장 높은 결과를 가지는 것을 확인할 수 있다.</w:t>
+      </w:r>
+    </w:p>
+    <w:p>
+      <w:pPr>
+        <w:widowControl/>
+        <w:wordWrap/>
+        <w:autoSpaceDE/>
+        <w:autoSpaceDN/>
+        <w:rPr>
+          <w:szCs w:val="22"/>
+        </w:rPr>
+      </w:pPr>
+      <w:r>
+        <w:rPr>
+          <w:szCs w:val="22"/>
+        </w:rPr>
+        <w:br w:type="page"/>
+      </w:r>
+    </w:p>
+    <w:p>
+      <w:pPr>
+        <w:pStyle w:val="a6"/>
+        <w:widowControl/>
+        <w:numPr>
+          <w:ilvl w:val="0"/>
+          <w:numId w:val="1"/>
+        </w:numPr>
+        <w:wordWrap/>
+        <w:autoSpaceDE/>
+        <w:autoSpaceDN/>
+        <w:rPr>
+          <w:b/>
+          <w:bCs/>
+          <w:sz w:val="36"/>
+          <w:szCs w:val="36"/>
+        </w:rPr>
+      </w:pPr>
+      <w:r>
+        <w:rPr>
+          <w:rFonts w:hint="eastAsia"/>
+          <w:b/>
+          <w:bCs/>
+          <w:sz w:val="36"/>
+          <w:szCs w:val="36"/>
+        </w:rPr>
+        <w:lastRenderedPageBreak/>
+        <w:t xml:space="preserve">선별된 </w:t>
+      </w:r>
+      <w:r>
+        <w:rPr>
+          <w:rFonts w:hint="eastAsia"/>
+          <w:b/>
+          <w:bCs/>
+          <w:sz w:val="36"/>
+          <w:szCs w:val="36"/>
+        </w:rPr>
+        <w:t>속성</w:t>
+      </w:r>
+      <w:r>
+        <w:rPr>
+          <w:rFonts w:hint="eastAsia"/>
+          <w:b/>
+          <w:bCs/>
+          <w:sz w:val="36"/>
+          <w:szCs w:val="36"/>
+        </w:rPr>
+        <w:t xml:space="preserve"> 스케일링</w:t>
+      </w:r>
+    </w:p>
+    <w:p>
+      <w:pPr>
+        <w:widowControl/>
+        <w:wordWrap/>
+        <w:autoSpaceDE/>
+        <w:autoSpaceDN/>
+        <w:rPr>
+          <w:sz w:val="24"/>
+        </w:rPr>
+      </w:pPr>
+      <w:r>
+        <w:rPr>
+          <w:szCs w:val="22"/>
+        </w:rPr>
+        <w:drawing>
+          <wp:anchor distT="0" distB="0" distL="114300" distR="114300" simplePos="0" relativeHeight="251679744" behindDoc="0" locked="0" layoutInCell="1" allowOverlap="1" wp14:anchorId="132C456C" wp14:editId="0BE7D706">
+            <wp:simplePos x="0" y="0"/>
+            <wp:positionH relativeFrom="margin">
+              <wp:align>left</wp:align>
+            </wp:positionH>
+            <wp:positionV relativeFrom="paragraph">
+              <wp:posOffset>379222</wp:posOffset>
+            </wp:positionV>
+            <wp:extent cx="4523232" cy="391385"/>
+            <wp:effectExtent l="0" t="0" r="0" b="8890"/>
+            <wp:wrapTopAndBottom/>
+            <wp:docPr id="2037187759" name="그림 1"/>
+            <wp:cNvGraphicFramePr>
+              <a:graphicFrameLocks xmlns:a="http://schemas.openxmlformats.org/drawingml/2006/main" noChangeAspect="1"/>
+            </wp:cNvGraphicFramePr>
+            <a:graphic xmlns:a="http://schemas.openxmlformats.org/drawingml/2006/main">
+              <a:graphicData uri="http://schemas.openxmlformats.org/drawingml/2006/picture">
+                <pic:pic xmlns:pic="http://schemas.openxmlformats.org/drawingml/2006/picture">
+                  <pic:nvPicPr>
+                    <pic:cNvPr id="2037187759" name=""/>
+                    <pic:cNvPicPr/>
+                  </pic:nvPicPr>
+                  <pic:blipFill>
+                    <a:blip r:embed="rId36">
+                      <a:extLst>
+                        <a:ext uri="{28A0092B-C50C-407E-A947-70E740481C1C}">
+                          <a14:useLocalDpi xmlns:a14="http://schemas.microsoft.com/office/drawing/2010/main" val="0"/>
+                        </a:ext>
+                      </a:extLst>
+                    </a:blip>
+                    <a:stretch>
+                      <a:fillRect/>
+                    </a:stretch>
+                  </pic:blipFill>
+                  <pic:spPr>
+                    <a:xfrm>
+                      <a:off x="0" y="0"/>
+                      <a:ext cx="4523232" cy="391385"/>
+                    </a:xfrm>
+                    <a:prstGeom prst="rect">
+                      <a:avLst/>
+                    </a:prstGeom>
+                  </pic:spPr>
+                </pic:pic>
+              </a:graphicData>
+            </a:graphic>
+          </wp:anchor>
+        </w:drawing>
+      </w:r>
+    </w:p>
+    <w:p>
+      <w:pPr>
+        <w:widowControl/>
+        <w:wordWrap/>
+        <w:autoSpaceDE/>
+        <w:autoSpaceDN/>
+        <w:ind w:firstLineChars="100" w:firstLine="220"/>
+        <w:rPr>
+          <w:szCs w:val="22"/>
+        </w:rPr>
+      </w:pPr>
+      <w:r>
+        <w:rPr>
+          <w:rFonts w:hint="eastAsia"/>
+          <w:szCs w:val="22"/>
+        </w:rPr>
+        <w:t>성능에 있어 더 좋은 속성의 선택과 스케일링을 통한 모델을 찾을 수 있지 않을까?</w:t>
+      </w:r>
+      <w:r>
+        <w:rPr>
+          <w:rFonts w:hint="eastAsia"/>
+          <w:szCs w:val="22"/>
+        </w:rPr>
+        <w:t xml:space="preserve"> </w:t>
+      </w:r>
+      <w:r>
+        <w:rPr>
+          <w:rFonts w:hint="eastAsia"/>
+          <w:szCs w:val="22"/>
+        </w:rPr>
+        <w:t xml:space="preserve">라는 가설로 </w:t>
+      </w:r>
+      <w:r>
+        <w:rPr>
+          <w:rFonts w:hint="eastAsia"/>
+          <w:szCs w:val="22"/>
+        </w:rPr>
+        <w:t>속성들을 선별하여 스케일링 진행하였다.</w:t>
+      </w:r>
+    </w:p>
+    <w:p>
+      <w:pPr>
+        <w:widowControl/>
+        <w:wordWrap/>
+        <w:autoSpaceDE/>
+        <w:autoSpaceDN/>
+        <w:rPr>
+          <w:szCs w:val="22"/>
+        </w:rPr>
+      </w:pPr>
+      <w:r>
+        <w:rPr>
+          <w:rFonts w:hint="eastAsia"/>
+          <w:szCs w:val="22"/>
+        </w:rPr>
+        <w:t>기존 모든 속성의</w:t>
+      </w:r>
+      <w:r>
+        <w:rPr>
+          <w:rFonts w:hint="eastAsia"/>
+          <w:szCs w:val="22"/>
+        </w:rPr>
+        <w:t xml:space="preserve"> 변수</w:t>
+      </w:r>
+      <w:r>
+        <w:rPr>
+          <w:rFonts w:hint="eastAsia"/>
+          <w:szCs w:val="22"/>
+        </w:rPr>
+        <w:t xml:space="preserve"> 스케일링 시 성능 확인하였을 때 낮은 성능과 함께 </w:t>
+      </w:r>
+    </w:p>
+    <w:p>
+      <w:pPr>
+        <w:widowControl/>
+        <w:wordWrap/>
+        <w:autoSpaceDE/>
+        <w:autoSpaceDN/>
+        <w:rPr>
+          <w:szCs w:val="22"/>
+        </w:rPr>
+      </w:pPr>
+      <w:r>
+        <w:rPr>
+          <w:rFonts w:hint="eastAsia"/>
+          <w:szCs w:val="22"/>
+        </w:rPr>
+        <w:t xml:space="preserve">다중공산성에 </w:t>
+      </w:r>
+      <w:r>
+        <w:rPr>
+          <w:rFonts w:hint="eastAsia"/>
+          <w:szCs w:val="22"/>
+        </w:rPr>
+        <w:t>문제가 보이는 결과가 나타났다. 따라서 스케일링 할 일정 속성을 선별하고 이전에 다중공산성을 위해 삭제했던 속성 또한 제외시</w:t>
+      </w:r>
+      <w:r>
+        <w:rPr>
+          <w:rFonts w:hint="eastAsia"/>
+          <w:szCs w:val="22"/>
+        </w:rPr>
+        <w:t>킨다.</w:t>
+      </w:r>
+      <w:r>
+        <w:rPr>
+          <w:rFonts w:hint="eastAsia"/>
+          <w:szCs w:val="22"/>
+        </w:rPr>
+        <w:t xml:space="preserve"> </w:t>
+      </w:r>
+    </w:p>
+    <w:p>
+      <w:pPr>
+        <w:widowControl/>
+        <w:wordWrap/>
+        <w:autoSpaceDE/>
+        <w:autoSpaceDN/>
+        <w:rPr>
+          <w:szCs w:val="22"/>
+        </w:rPr>
+      </w:pPr>
+      <w:r>
+        <w:rPr>
+          <w:szCs w:val="22"/>
+        </w:rPr>
+        <w:drawing>
+          <wp:inline distT="0" distB="0" distL="0" distR="0" wp14:anchorId="3A7E6098" wp14:editId="699C08C2">
+            <wp:extent cx="3312005" cy="4017264"/>
+            <wp:effectExtent l="0" t="0" r="3175" b="2540"/>
+            <wp:docPr id="84160949" name="그림 1" descr="텍스트, 스크린샷, 소프트웨어이(가) 표시된 사진&#10;&#10;AI 생성 콘텐츠는 정확하지 않을 수 있습니다."/>
+            <wp:cNvGraphicFramePr>
+              <a:graphicFrameLocks xmlns:a="http://schemas.openxmlformats.org/drawingml/2006/main" noChangeAspect="1"/>
+            </wp:cNvGraphicFramePr>
+            <a:graphic xmlns:a="http://schemas.openxmlformats.org/drawingml/2006/main">
+              <a:graphicData uri="http://schemas.openxmlformats.org/drawingml/2006/picture">
+                <pic:pic xmlns:pic="http://schemas.openxmlformats.org/drawingml/2006/picture">
+                  <pic:nvPicPr>
+                    <pic:cNvPr id="84160949" name="그림 1" descr="텍스트, 스크린샷, 소프트웨어이(가) 표시된 사진&#10;&#10;AI 생성 콘텐츠는 정확하지 않을 수 있습니다."/>
+                    <pic:cNvPicPr/>
+                  </pic:nvPicPr>
+                  <pic:blipFill>
+                    <a:blip r:embed="rId37"/>
+                    <a:stretch>
+                      <a:fillRect/>
+                    </a:stretch>
+                  </pic:blipFill>
+                  <pic:spPr>
+                    <a:xfrm>
+                      <a:off x="0" y="0"/>
+                      <a:ext cx="3333304" cy="4043099"/>
+                    </a:xfrm>
+                    <a:prstGeom prst="rect">
+                      <a:avLst/>
+                    </a:prstGeom>
+                  </pic:spPr>
+                </pic:pic>
+              </a:graphicData>
+            </a:graphic>
+          </wp:inline>
+        </w:drawing>
+      </w:r>
+    </w:p>
+    <w:p>
+      <w:pPr>
+        <w:widowControl/>
+        <w:wordWrap/>
+        <w:autoSpaceDE/>
+        <w:autoSpaceDN/>
+        <w:ind w:firstLineChars="100" w:firstLine="220"/>
+        <w:rPr>
+          <w:rFonts w:hint="eastAsia"/>
+          <w:szCs w:val="22"/>
+        </w:rPr>
+      </w:pPr>
+      <w:r>
+        <w:rPr>
+          <w:rFonts w:hint="eastAsia"/>
+          <w:szCs w:val="22"/>
+        </w:rPr>
+        <w:t xml:space="preserve">위 코드에서 원하는 속성만 알맞은 스케일링을 진행하였다. </w:t>
+      </w:r>
+      <w:r>
+        <w:rPr>
+          <w:rFonts w:hint="eastAsia"/>
+          <w:szCs w:val="22"/>
+        </w:rPr>
+        <w:t>먼저</w:t>
+      </w:r>
+      <w:r>
+        <w:rPr>
+          <w:rFonts w:hint="eastAsia"/>
+          <w:szCs w:val="22"/>
+        </w:rPr>
+        <w:t xml:space="preserve"> AGE, INDUS를 그대로 </w:t>
+      </w:r>
+      <w:r>
+        <w:rPr>
+          <w:rFonts w:hint="eastAsia"/>
+          <w:szCs w:val="22"/>
+        </w:rPr>
+        <w:t>삭제하고 진행했다. 표준화는</w:t>
+      </w:r>
+      <w:r>
+        <w:rPr>
+          <w:rFonts w:hint="eastAsia"/>
+          <w:szCs w:val="22"/>
+        </w:rPr>
+        <w:t xml:space="preserve"> 데이터의 평균을 0, 표준편차 1로 변환하며 </w:t>
+      </w:r>
+      <w:r>
+        <w:rPr>
+          <w:rFonts w:hint="eastAsia"/>
+          <w:szCs w:val="22"/>
+        </w:rPr>
+        <w:t xml:space="preserve">평균을 계산한다. 이는 </w:t>
+      </w:r>
+      <w:r>
+        <w:rPr>
+          <w:rFonts w:hint="eastAsia"/>
+          <w:szCs w:val="22"/>
+        </w:rPr>
+        <w:t xml:space="preserve">속성의 스케일이 큰 경우에 사용하며 NOX, RM, TAX, PTRATIO, B 속성들에 진행하였다. </w:t>
+      </w:r>
+      <w:r>
+        <w:rPr>
+          <w:rFonts w:hint="eastAsia"/>
+          <w:szCs w:val="22"/>
+        </w:rPr>
+        <w:t xml:space="preserve">Log변환은 데이터의 치우침이 강한 이상치가 많은 변수에 효과적이다. 따라서 </w:t>
+      </w:r>
+      <w:r>
+        <w:rPr>
+          <w:rFonts w:hint="eastAsia"/>
+          <w:szCs w:val="22"/>
+        </w:rPr>
+        <w:t xml:space="preserve">CRIM, LSTAT, DIS 속성에 진행하였다. Min-Max 스케일링은 </w:t>
+      </w:r>
+      <w:r>
+        <w:rPr>
+          <w:rFonts w:hint="eastAsia"/>
+          <w:szCs w:val="22"/>
+        </w:rPr>
+        <w:t>0~1로 스케일 정렬이 필요한 속성에 부과하며 ZN이 알맞아 진행하였다.</w:t>
+      </w:r>
+    </w:p>
+    <w:p>
+      <w:pPr>
+        <w:widowControl/>
+        <w:wordWrap/>
+        <w:autoSpaceDE/>
+        <w:autoSpaceDN/>
+        <w:ind w:firstLineChars="100" w:firstLine="220"/>
+        <w:rPr>
+          <w:szCs w:val="22"/>
+        </w:rPr>
+      </w:pPr>
+      <w:r>
+        <w:rPr>
+          <w:szCs w:val="22"/>
+        </w:rPr>
+        <w:lastRenderedPageBreak/>
+        <w:drawing>
+          <wp:anchor distT="0" distB="0" distL="114300" distR="114300" simplePos="0" relativeHeight="251680768" behindDoc="0" locked="0" layoutInCell="1" allowOverlap="1" wp14:anchorId="4B2B3060" wp14:editId="2C0CD841">
+            <wp:simplePos x="0" y="0"/>
+            <wp:positionH relativeFrom="margin">
+              <wp:align>left</wp:align>
+            </wp:positionH>
+            <wp:positionV relativeFrom="paragraph">
+              <wp:posOffset>254</wp:posOffset>
+            </wp:positionV>
+            <wp:extent cx="3454534" cy="3200400"/>
+            <wp:effectExtent l="0" t="0" r="0" b="0"/>
+            <wp:wrapTopAndBottom/>
+            <wp:docPr id="1350776213" name="그림 1" descr="텍스트, 스크린샷, 메뉴이(가) 표시된 사진&#10;&#10;AI 생성 콘텐츠는 정확하지 않을 수 있습니다."/>
+            <wp:cNvGraphicFramePr>
+              <a:graphicFrameLocks xmlns:a="http://schemas.openxmlformats.org/drawingml/2006/main" noChangeAspect="1"/>
+            </wp:cNvGraphicFramePr>
+            <a:graphic xmlns:a="http://schemas.openxmlformats.org/drawingml/2006/main">
+              <a:graphicData uri="http://schemas.openxmlformats.org/drawingml/2006/picture">
+                <pic:pic xmlns:pic="http://schemas.openxmlformats.org/drawingml/2006/picture">
+                  <pic:nvPicPr>
+                    <pic:cNvPr id="1350776213" name="그림 1" descr="텍스트, 스크린샷, 메뉴이(가) 표시된 사진&#10;&#10;AI 생성 콘텐츠는 정확하지 않을 수 있습니다."/>
+                    <pic:cNvPicPr/>
+                  </pic:nvPicPr>
+                  <pic:blipFill>
+                    <a:blip r:embed="rId38">
+                      <a:extLst>
+                        <a:ext uri="{28A0092B-C50C-407E-A947-70E740481C1C}">
+                          <a14:useLocalDpi xmlns:a14="http://schemas.microsoft.com/office/drawing/2010/main" val="0"/>
+                        </a:ext>
+                      </a:extLst>
+                    </a:blip>
+                    <a:stretch>
+                      <a:fillRect/>
+                    </a:stretch>
+                  </pic:blipFill>
+                  <pic:spPr>
+                    <a:xfrm>
+                      <a:off x="0" y="0"/>
+                      <a:ext cx="3454534" cy="3200400"/>
+                    </a:xfrm>
+                    <a:prstGeom prst="rect">
+                      <a:avLst/>
+                    </a:prstGeom>
+                  </pic:spPr>
+                </pic:pic>
+              </a:graphicData>
+            </a:graphic>
+          </wp:anchor>
+        </w:drawing>
+      </w:r>
+      <w:r>
+        <w:rPr>
+          <w:rFonts w:hint="eastAsia"/>
+          <w:szCs w:val="22"/>
+        </w:rPr>
+        <w:t xml:space="preserve">성능 확인 결과 기존 모든 속성을 스케일링 했을 때보다 더 성능이 높아진 것을 확인했다. </w:t>
+      </w:r>
+    </w:p>
+    <w:p>
+      <w:pPr>
+        <w:widowControl/>
+        <w:wordWrap/>
+        <w:autoSpaceDE/>
+        <w:autoSpaceDN/>
+        <w:rPr>
+          <w:szCs w:val="22"/>
+        </w:rPr>
+      </w:pPr>
+    </w:p>
+    <w:p>
+      <w:pPr>
+        <w:widowControl/>
+        <w:wordWrap/>
+        <w:autoSpaceDE/>
+        <w:autoSpaceDN/>
+        <w:rPr>
+          <w:rFonts w:hint="eastAsia"/>
+          <w:sz w:val="28"/>
+          <w:szCs w:val="28"/>
+        </w:rPr>
+      </w:pPr>
+      <w:r>
+        <w:rPr>
+          <w:rFonts w:hint="eastAsia"/>
+          <w:sz w:val="28"/>
+          <w:szCs w:val="28"/>
+        </w:rPr>
+        <w:t>5.1</w:t>
+      </w:r>
+      <w:r>
+        <w:rPr>
+          <w:rFonts w:hint="eastAsia"/>
+          <w:sz w:val="28"/>
+          <w:szCs w:val="28"/>
+        </w:rPr>
+        <w:t xml:space="preserve"> 선별된 스케일링 Stepwise</w:t>
+      </w:r>
+    </w:p>
+    <w:p>
+      <w:pPr>
+        <w:widowControl/>
+        <w:wordWrap/>
+        <w:autoSpaceDE/>
+        <w:autoSpaceDN/>
+        <w:rPr>
+          <w:szCs w:val="22"/>
+        </w:rPr>
+      </w:pPr>
+    </w:p>
+    <w:p>
+      <w:pPr>
+        <w:widowControl/>
+        <w:wordWrap/>
+        <w:autoSpaceDE/>
+        <w:autoSpaceDN/>
+        <w:rPr>
+          <w:szCs w:val="22"/>
+        </w:rPr>
+      </w:pPr>
+      <w:r>
+        <w:rPr>
+          <w:szCs w:val="22"/>
+        </w:rPr>
+        <w:drawing>
+          <wp:anchor distT="0" distB="0" distL="114300" distR="114300" simplePos="0" relativeHeight="251681792" behindDoc="0" locked="0" layoutInCell="1" allowOverlap="1" wp14:anchorId="1CEF42F1" wp14:editId="74095A18">
+            <wp:simplePos x="0" y="0"/>
+            <wp:positionH relativeFrom="margin">
+              <wp:align>left</wp:align>
+            </wp:positionH>
+            <wp:positionV relativeFrom="paragraph">
+              <wp:posOffset>939800</wp:posOffset>
+            </wp:positionV>
+            <wp:extent cx="3067685" cy="2864485"/>
+            <wp:effectExtent l="0" t="0" r="0" b="0"/>
+            <wp:wrapTopAndBottom/>
+            <wp:docPr id="807230857" name="그림 1" descr="텍스트, 스크린샷, 메뉴이(가) 표시된 사진&#10;&#10;AI 생성 콘텐츠는 정확하지 않을 수 있습니다."/>
+            <wp:cNvGraphicFramePr>
+              <a:graphicFrameLocks xmlns:a="http://schemas.openxmlformats.org/drawingml/2006/main" noChangeAspect="1"/>
+            </wp:cNvGraphicFramePr>
+            <a:graphic xmlns:a="http://schemas.openxmlformats.org/drawingml/2006/main">
+              <a:graphicData uri="http://schemas.openxmlformats.org/drawingml/2006/picture">
+                <pic:pic xmlns:pic="http://schemas.openxmlformats.org/drawingml/2006/picture">
+                  <pic:nvPicPr>
+                    <pic:cNvPr id="807230857" name="그림 1" descr="텍스트, 스크린샷, 메뉴이(가) 표시된 사진&#10;&#10;AI 생성 콘텐츠는 정확하지 않을 수 있습니다."/>
+                    <pic:cNvPicPr/>
+                  </pic:nvPicPr>
+                  <pic:blipFill>
+                    <a:blip r:embed="rId39">
+                      <a:extLst>
+                        <a:ext uri="{28A0092B-C50C-407E-A947-70E740481C1C}">
+                          <a14:useLocalDpi xmlns:a14="http://schemas.microsoft.com/office/drawing/2010/main" val="0"/>
+                        </a:ext>
+                      </a:extLst>
+                    </a:blip>
+                    <a:stretch>
+                      <a:fillRect/>
+                    </a:stretch>
+                  </pic:blipFill>
+                  <pic:spPr>
+                    <a:xfrm>
+                      <a:off x="0" y="0"/>
+                      <a:ext cx="3067685" cy="2864485"/>
+                    </a:xfrm>
+                    <a:prstGeom prst="rect">
+                      <a:avLst/>
+                    </a:prstGeom>
+                  </pic:spPr>
+                </pic:pic>
+              </a:graphicData>
+            </a:graphic>
+          </wp:anchor>
+        </w:drawing>
+      </w:r>
+      <w:r>
+        <w:rPr>
+          <w:rFonts w:hint="eastAsia"/>
+          <w:szCs w:val="22"/>
+        </w:rPr>
+        <w:t xml:space="preserve">위에서 선별된 속성들을 Stepwise하여서 성능 결과를 확인하였다. 하지만 성능이 오히려 떨어지는 현상을 확인하였다. </w:t>
+      </w:r>
+      <w:r>
+        <w:rPr>
+          <w:rFonts w:hint="eastAsia"/>
+          <w:szCs w:val="22"/>
+        </w:rPr>
+        <w:t xml:space="preserve">이는 </w:t>
+      </w:r>
+      <w:r>
+        <w:rPr>
+          <w:rFonts w:hint="eastAsia"/>
+          <w:szCs w:val="22"/>
+        </w:rPr>
+        <w:t xml:space="preserve">Stepwise가 </w:t>
+      </w:r>
+      <w:r>
+        <w:rPr>
+          <w:rFonts w:hint="eastAsia"/>
+          <w:szCs w:val="22"/>
+        </w:rPr>
+        <w:t>Train데이터에 있어서만 학습시켜 Overfitting이 발생한 것인가 라고 추측했다.</w:t>
+      </w:r>
+    </w:p>
+    <w:p>
+      <w:pPr>
+        <w:widowControl/>
+        <w:wordWrap/>
+        <w:autoSpaceDE/>
+        <w:autoSpaceDN/>
+        <w:rPr>
+          <w:sz w:val="28"/>
+          <w:szCs w:val="28"/>
+        </w:rPr>
+      </w:pPr>
+      <w:r>
+        <w:rPr>
+          <w:rFonts w:hint="eastAsia"/>
+          <w:sz w:val="28"/>
+          <w:szCs w:val="28"/>
+        </w:rPr>
+        <w:lastRenderedPageBreak/>
+        <w:t>5.2 선별된 속성의 Grid Search</w:t>
+      </w:r>
+    </w:p>
+    <w:p>
+      <w:pPr>
+        <w:widowControl/>
+        <w:wordWrap/>
+        <w:autoSpaceDE/>
+        <w:autoSpaceDN/>
+        <w:rPr>
+          <w:sz w:val="28"/>
+          <w:szCs w:val="28"/>
+        </w:rPr>
+      </w:pPr>
+    </w:p>
+    <w:p>
+      <w:pPr>
+        <w:widowControl/>
+        <w:wordWrap/>
+        <w:autoSpaceDE/>
+        <w:autoSpaceDN/>
+        <w:rPr>
+          <w:szCs w:val="22"/>
+        </w:rPr>
+      </w:pPr>
+      <w:r>
+        <w:rPr>
+          <w:szCs w:val="22"/>
+        </w:rPr>
+        <w:drawing>
+          <wp:inline distT="0" distB="0" distL="0" distR="0" wp14:anchorId="776938AF" wp14:editId="4B3380F3">
+            <wp:extent cx="3211074" cy="3254121"/>
+            <wp:effectExtent l="0" t="0" r="8890" b="3810"/>
+            <wp:docPr id="1366612338" name="그림 1" descr="텍스트, 스크린샷, 소프트웨어이(가) 표시된 사진&#10;&#10;AI 생성 콘텐츠는 정확하지 않을 수 있습니다."/>
+            <wp:cNvGraphicFramePr>
+              <a:graphicFrameLocks xmlns:a="http://schemas.openxmlformats.org/drawingml/2006/main" noChangeAspect="1"/>
+            </wp:cNvGraphicFramePr>
+            <a:graphic xmlns:a="http://schemas.openxmlformats.org/drawingml/2006/main">
+              <a:graphicData uri="http://schemas.openxmlformats.org/drawingml/2006/picture">
+                <pic:pic xmlns:pic="http://schemas.openxmlformats.org/drawingml/2006/picture">
+                  <pic:nvPicPr>
+                    <pic:cNvPr id="1366612338" name="그림 1" descr="텍스트, 스크린샷, 소프트웨어이(가) 표시된 사진&#10;&#10;AI 생성 콘텐츠는 정확하지 않을 수 있습니다."/>
+                    <pic:cNvPicPr/>
+                  </pic:nvPicPr>
+                  <pic:blipFill>
+                    <a:blip r:embed="rId40"/>
+                    <a:stretch>
+                      <a:fillRect/>
+                    </a:stretch>
+                  </pic:blipFill>
+                  <pic:spPr>
+                    <a:xfrm>
+                      <a:off x="0" y="0"/>
+                      <a:ext cx="3220162" cy="3263331"/>
+                    </a:xfrm>
+                    <a:prstGeom prst="rect">
+                      <a:avLst/>
+                    </a:prstGeom>
+                  </pic:spPr>
+                </pic:pic>
+              </a:graphicData>
+            </a:graphic>
+          </wp:inline>
+        </w:drawing>
+      </w:r>
+    </w:p>
+    <w:p>
+      <w:pPr>
+        <w:widowControl/>
+        <w:wordWrap/>
+        <w:autoSpaceDE/>
+        <w:autoSpaceDN/>
+        <w:ind w:firstLineChars="100" w:firstLine="220"/>
+        <w:rPr>
+          <w:szCs w:val="22"/>
+        </w:rPr>
+      </w:pPr>
+      <w:r>
+        <w:rPr>
+          <w:rFonts w:hint="eastAsia"/>
+          <w:szCs w:val="22"/>
+        </w:rPr>
+        <w:t xml:space="preserve">위에서 선별한 속성으로 </w:t>
+      </w:r>
+      <w:r>
+        <w:rPr>
+          <w:rFonts w:hint="eastAsia"/>
+          <w:szCs w:val="22"/>
+        </w:rPr>
+        <w:t>각각 규제기법을 Grid Search를 통한 최적파라미터로 진행하였다.</w:t>
+      </w:r>
+    </w:p>
+    <w:p>
+      <w:pPr>
+        <w:widowControl/>
+        <w:wordWrap/>
+        <w:autoSpaceDE/>
+        <w:autoSpaceDN/>
+        <w:rPr>
+          <w:szCs w:val="22"/>
+        </w:rPr>
+      </w:pPr>
+      <w:r>
+        <w:rPr>
+          <w:szCs w:val="22"/>
+        </w:rPr>
+        <w:drawing>
+          <wp:inline distT="0" distB="0" distL="0" distR="0" wp14:anchorId="6B0A828F" wp14:editId="3E4E16AF">
+            <wp:extent cx="5731510" cy="1242695"/>
+            <wp:effectExtent l="0" t="0" r="2540" b="0"/>
+            <wp:docPr id="1614292669" name="그림 1" descr="텍스트, 스크린샷, 폰트이(가) 표시된 사진&#10;&#10;AI 생성 콘텐츠는 정확하지 않을 수 있습니다."/>
+            <wp:cNvGraphicFramePr>
+              <a:graphicFrameLocks xmlns:a="http://schemas.openxmlformats.org/drawingml/2006/main" noChangeAspect="1"/>
+            </wp:cNvGraphicFramePr>
+            <a:graphic xmlns:a="http://schemas.openxmlformats.org/drawingml/2006/main">
+              <a:graphicData uri="http://schemas.openxmlformats.org/drawingml/2006/picture">
+                <pic:pic xmlns:pic="http://schemas.openxmlformats.org/drawingml/2006/picture">
+                  <pic:nvPicPr>
+                    <pic:cNvPr id="1614292669" name="그림 1" descr="텍스트, 스크린샷, 폰트이(가) 표시된 사진&#10;&#10;AI 생성 콘텐츠는 정확하지 않을 수 있습니다."/>
+                    <pic:cNvPicPr/>
+                  </pic:nvPicPr>
+                  <pic:blipFill>
+                    <a:blip r:embed="rId41"/>
+                    <a:stretch>
+                      <a:fillRect/>
+                    </a:stretch>
+                  </pic:blipFill>
+                  <pic:spPr>
+                    <a:xfrm>
+                      <a:off x="0" y="0"/>
+                      <a:ext cx="5731510" cy="1242695"/>
+                    </a:xfrm>
+                    <a:prstGeom prst="rect">
+                      <a:avLst/>
+                    </a:prstGeom>
+                  </pic:spPr>
+                </pic:pic>
+              </a:graphicData>
+            </a:graphic>
+          </wp:inline>
+        </w:drawing>
+      </w:r>
+    </w:p>
+    <w:p>
+      <w:pPr>
+        <w:widowControl/>
+        <w:wordWrap/>
+        <w:autoSpaceDE/>
+        <w:autoSpaceDN/>
+        <w:rPr>
+          <w:szCs w:val="22"/>
+        </w:rPr>
+      </w:pPr>
+      <w:r>
+        <w:rPr>
+          <w:rFonts w:hint="eastAsia"/>
+          <w:szCs w:val="22"/>
+        </w:rPr>
+        <w:t xml:space="preserve">결과로는 </w:t>
+      </w:r>
+      <w:r>
+        <w:rPr>
+          <w:rFonts w:hint="eastAsia"/>
+          <w:szCs w:val="22"/>
+        </w:rPr>
+        <w:t xml:space="preserve">이전과 다르게 </w:t>
+      </w:r>
+      <m:oMath>
+        <m:sSup>
+          <m:sSupPr>
+            <m:ctrlPr>
+              <w:rPr>
+                <w:rFonts w:ascii="Cambria Math" w:eastAsiaTheme="minorHAnsi" w:hAnsi="Cambria Math"/>
+                <w:i/>
+                <w:szCs w:val="22"/>
+              </w:rPr>
+            </m:ctrlPr>
+          </m:sSupPr>
+          <m:e>
+            <m:r>
+              <w:rPr>
+                <w:rFonts w:ascii="Cambria Math" w:eastAsiaTheme="minorHAnsi" w:hAnsi="Cambria Math"/>
+                <w:szCs w:val="22"/>
+              </w:rPr>
+              <m:t>R</m:t>
+            </m:r>
+          </m:e>
+          <m:sup>
+            <m:r>
+              <w:rPr>
+                <w:rFonts w:ascii="Cambria Math" w:eastAsiaTheme="minorHAnsi" w:hAnsi="Cambria Math"/>
+                <w:szCs w:val="22"/>
+              </w:rPr>
+              <m:t>2</m:t>
+            </m:r>
+          </m:sup>
+        </m:sSup>
+      </m:oMath>
+      <w:r>
+        <w:rPr>
+          <w:rFonts w:hint="eastAsia"/>
+          <w:szCs w:val="22"/>
+        </w:rPr>
+        <w:t>값은 모두 같은 것을 확인하였고 RMSE가 가장 낮은 Lasso가 가장 좋은 성능을 나타내는 것을 확인하였다.</w:t>
+      </w:r>
+    </w:p>
+    <w:p>
+      <w:pPr>
+        <w:widowControl/>
+        <w:wordWrap/>
+        <w:autoSpaceDE/>
+        <w:autoSpaceDN/>
+        <w:rPr>
+          <w:rFonts w:hint="eastAsia"/>
+          <w:szCs w:val="22"/>
+        </w:rPr>
+      </w:pPr>
+    </w:p>
+    <w:p>
+      <w:pPr>
+        <w:widowControl/>
+        <w:wordWrap/>
+        <w:autoSpaceDE/>
+        <w:autoSpaceDN/>
+        <w:rPr>
+          <w:szCs w:val="22"/>
+        </w:rPr>
+      </w:pPr>
+      <w:r>
+        <w:rPr>
+          <w:szCs w:val="22"/>
+        </w:rPr>
+        <w:br w:type="page"/>
+      </w:r>
+    </w:p>
+    <w:p>
+      <w:pPr>
+        <w:pStyle w:val="a6"/>
+        <w:widowControl/>
+        <w:numPr>
+          <w:ilvl w:val="0"/>
+          <w:numId w:val="1"/>
+        </w:numPr>
+        <w:wordWrap/>
+        <w:autoSpaceDE/>
+        <w:autoSpaceDN/>
+        <w:rPr>
+          <w:b/>
+          <w:bCs/>
+          <w:sz w:val="36"/>
+          <w:szCs w:val="36"/>
+        </w:rPr>
+      </w:pPr>
+      <w:r>
+        <w:rPr>
+          <w:rFonts w:hint="eastAsia"/>
+          <w:b/>
+          <w:bCs/>
+          <w:sz w:val="36"/>
+          <w:szCs w:val="36"/>
+        </w:rPr>
+        <w:lastRenderedPageBreak/>
+        <w:t>결론 설명</w:t>
+      </w:r>
+    </w:p>
+    <w:p>
+      <w:pPr>
+        <w:widowControl/>
+        <w:wordWrap/>
+        <w:autoSpaceDE/>
+        <w:autoSpaceDN/>
+        <w:rPr>
+          <w:sz w:val="28"/>
+          <w:szCs w:val="28"/>
+        </w:rPr>
+      </w:pPr>
+    </w:p>
+    <w:p>
+      <w:pPr>
+        <w:widowControl/>
+        <w:wordWrap/>
+        <w:autoSpaceDE/>
+        <w:autoSpaceDN/>
+        <w:ind w:firstLineChars="100" w:firstLine="220"/>
+        <w:rPr>
+          <w:szCs w:val="22"/>
+        </w:rPr>
+      </w:pPr>
+      <w:r>
+        <w:rPr>
+          <w:rFonts w:hint="eastAsia"/>
+          <w:szCs w:val="22"/>
+        </w:rPr>
+        <w:t xml:space="preserve">결론적으로 </w:t>
+      </w:r>
+      <w:r>
+        <w:rPr>
+          <w:rFonts w:hint="eastAsia"/>
+          <w:szCs w:val="22"/>
+        </w:rPr>
+        <w:t xml:space="preserve">Housing 데이터의 종속변수인 MEDV에 나머지 속성이 얼마나 </w:t>
+      </w:r>
+      <w:r>
+        <w:rPr>
+          <w:rFonts w:hint="eastAsia"/>
+          <w:szCs w:val="22"/>
+        </w:rPr>
+        <w:t xml:space="preserve">선형적으로 </w:t>
+      </w:r>
+      <w:r>
+        <w:rPr>
+          <w:rFonts w:hint="eastAsia"/>
+          <w:szCs w:val="22"/>
+        </w:rPr>
+        <w:t xml:space="preserve">관련이 있는가를 확인하는 분석이였다. 그 과정에서 속성을 제거하고 선택적으로 스케일링을 진행하여 성능을 확인하였고 성능 또한 증가하는 것을 확인하였다. </w:t>
+      </w:r>
+      <w:r>
+        <w:rPr>
+          <w:rFonts w:hint="eastAsia"/>
+          <w:szCs w:val="22"/>
+        </w:rPr>
+        <w:t xml:space="preserve">속성은 AGE, INDUS를 삭제하고 진행하였으며 스케일링 또한 위와같이 진행했다. 물론 모든 속성에 있어서 모든 스케일링을 적용하고 </w:t>
+      </w:r>
+      <w:r>
+        <w:rPr>
+          <w:rFonts w:hint="eastAsia"/>
+          <w:szCs w:val="22"/>
+        </w:rPr>
+        <w:t xml:space="preserve">성능을 확인하여도 결과가 확연히 낮지는 않았다. 하지만 다중공산성의 문제가 발생한다는 경고가 있었고 따라서 위와 같은 선별적 속성에 대한 시도를 진행하였다. </w:t>
+      </w:r>
+    </w:p>
+    <w:p>
+      <w:pPr>
+        <w:widowControl/>
+        <w:wordWrap/>
+        <w:autoSpaceDE/>
+        <w:autoSpaceDN/>
+        <w:ind w:firstLineChars="100" w:firstLine="220"/>
+        <w:rPr>
+          <w:szCs w:val="22"/>
+        </w:rPr>
+      </w:pPr>
+      <w:r>
+        <w:rPr>
+          <w:rFonts w:hint="eastAsia"/>
+          <w:szCs w:val="22"/>
+        </w:rPr>
+        <w:t>다중공산성이나 Overfitting를 줄이기 위해서는 규제기법을 사용해야했</w:t>
+      </w:r>
+      <w:r>
+        <w:rPr>
+          <w:rFonts w:hint="eastAsia"/>
+          <w:szCs w:val="22"/>
+        </w:rPr>
+        <w:t>다.</w:t>
+      </w:r>
+      <w:r>
+        <w:rPr>
+          <w:rFonts w:hint="eastAsia"/>
+          <w:szCs w:val="22"/>
+        </w:rPr>
+        <w:t xml:space="preserve"> 알맞은 GridSearch 를 통한 최적파라미터로 </w:t>
+      </w:r>
+      <w:r>
+        <w:rPr>
+          <w:rFonts w:hint="eastAsia"/>
+          <w:szCs w:val="22"/>
+        </w:rPr>
+        <w:t xml:space="preserve">진행하였고 결과적으로 모든 속성을 스케일링 했을 때는 </w:t>
+      </w:r>
+      <w:r>
+        <w:rPr>
+          <w:rFonts w:hint="eastAsia"/>
+          <w:szCs w:val="22"/>
+        </w:rPr>
+        <w:t xml:space="preserve">속성이 많아 Ridge의 성능이 가장 높은 것을 확인했고 선별된 속성을 대상으로 진행했을 때는 Lasso의 성능이 가장 높은 것을 확인했다. </w:t>
+      </w:r>
+    </w:p>
+    <w:p>
+      <w:pPr>
+        <w:widowControl/>
+        <w:wordWrap/>
+        <w:autoSpaceDE/>
+        <w:autoSpaceDN/>
+        <w:ind w:firstLineChars="100" w:firstLine="220"/>
+        <w:rPr>
+          <w:rFonts w:hint="eastAsia"/>
+          <w:szCs w:val="22"/>
+        </w:rPr>
+      </w:pPr>
+      <w:r>
+        <w:rPr>
+          <w:rFonts w:hint="eastAsia"/>
+          <w:szCs w:val="22"/>
+        </w:rPr>
+        <w:t xml:space="preserve">분석을 진행하면서 성능이 다소 낮은 것을 확인하며 다른 시도를 해보려고 노력했고 </w:t>
+      </w:r>
+      <w:r>
+        <w:rPr>
+          <w:rFonts w:hint="eastAsia"/>
+          <w:szCs w:val="22"/>
+        </w:rPr>
+        <w:t xml:space="preserve">위와 같은 선별을 진행했다. 특히 Stepwise를 진행하였을 때 오히려 성능이 안좋아져 </w:t>
+      </w:r>
+      <w:r>
+        <w:rPr>
+          <w:rFonts w:hint="eastAsia"/>
+          <w:szCs w:val="22"/>
+        </w:rPr>
+        <w:t xml:space="preserve">이 부분에서 좀 부족함을 느낀 것 같다. </w:t>
+      </w:r>
     </w:p>
     <w:sectPr>
       <w:pgSz w:w="11906" w:h="16838"/>
@@ -1525,16 +6802,16 @@
 <file path=word/numbering.xml><?xml version="1.0" encoding="utf-8"?>
 <w:numbering xmlns:wpc="http://schemas.microsoft.com/office/word/2010/wordprocessingCanvas" xmlns:cx="http://schemas.microsoft.com/office/drawing/2014/chartex" xmlns:cx1="http://schemas.microsoft.com/office/drawing/2015/9/8/chartex" xmlns:cx2="http://schemas.microsoft.com/office/drawing/2015/10/21/chartex" xmlns:cx3="http://schemas.microsoft.com/office/drawing/2016/5/9/chartex" xmlns:cx4="http://schemas.microsoft.com/office/drawing/2016/5/10/chartex" xmlns:cx5="http://schemas.microsoft.com/office/drawing/2016/5/11/chartex" xmlns:cx6="http://schemas.microsoft.com/office/drawing/2016/5/12/chartex" xmlns:cx7="http://schemas.microsoft.com/office/drawing/2016/5/13/chartex" xmlns:cx8="http://schemas.microsoft.com/office/drawing/2016/5/14/chartex" xmlns:mc="http://schemas.openxmlformats.org/markup-compatibility/2006" xmlns:aink="http://schemas.microsoft.com/office/drawing/2016/ink" xmlns:am3d="http://schemas.microsoft.com/office/drawing/2017/model3d" xmlns:o="urn:schemas-microsoft-com:office:office" xmlns:oel="http://schemas.microsoft.com/office/2019/extlst" xmlns:r="http://schemas.openxmlformats.org/officeDocument/2006/relationships" xmlns:m="http://schemas.openxmlformats.org/officeDocument/2006/math" xmlns:v="urn:schemas-microsoft-com:vml" xmlns:wp14="http://schemas.microsoft.com/office/word/2010/wordprocessingDrawing" xmlns:wp="http://schemas.openxmlformats.org/drawingml/2006/wordprocessingDrawing" xmlns:w10="urn:schemas-microsoft-com:office:word" xmlns:w="http://schemas.openxmlformats.org/wordprocessingml/2006/main" xmlns:w14="http://schemas.microsoft.com/office/word/2010/wordml" xmlns:w15="http://schemas.microsoft.com/office/word/2012/wordml" xmlns:w16cex="http://schemas.microsoft.com/office/word/2018/wordml/cex" xmlns:w16cid="http://schemas.microsoft.com/office/word/2016/wordml/cid" xmlns:w16="http://schemas.microsoft.com/office/word/2018/wordml" xmlns:w16du="http://schemas.microsoft.com/office/word/2023/wordml/word16du" xmlns:w16sdtdh="http://schemas.microsoft.com/office/word/2020/wordml/sdtdatahash" xmlns:w16sdtfl="http://schemas.microsoft.com/office/word/2024/wordml/sdtformatlock" xmlns:w16se="http://schemas.microsoft.com/office/word/2015/wordml/symex" xmlns:wpg="http://schemas.microsoft.com/office/word/2010/wordprocessingGroup" xmlns:wpi="http://schemas.microsoft.com/office/word/2010/wordprocessingInk" xmlns:wne="http://schemas.microsoft.com/office/word/2006/wordml" xmlns:wps="http://schemas.microsoft.com/office/word/2010/wordprocessingShape" mc:Ignorable="w14 w15 w16se w16cid w16 w16cex w16sdtdh w16sdtfl w16du wp14">
   <w:abstractNum w:abstractNumId="0" w15:restartNumberingAfterBreak="0">
-    <w:nsid w:val="603F2B20"/>
+    <w:nsid w:val="06B03F84"/>
     <w:multiLevelType w:val="hybridMultilevel"/>
-    <w:tmpl w:val="81C832CA"/>
-    <w:lvl w:ilvl="0" w:tplc="BAA61B74">
+    <w:tmpl w:val="9F7A7B66"/>
+    <w:lvl w:ilvl="0" w:tplc="5F4A0C26">
       <w:start w:val="1"/>
       <w:numFmt w:val="decimal"/>
       <w:lvlText w:val="%1."/>
       <w:lvlJc w:val="left"/>
       <w:pPr>
-        <w:ind w:left="800" w:hanging="360"/>
+        <w:ind w:left="360" w:hanging="360"/>
       </w:pPr>
       <w:rPr>
         <w:rFonts w:hint="default"/>
@@ -1546,7 +6823,7 @@
       <w:lvlText w:val="%2."/>
       <w:lvlJc w:val="left"/>
       <w:pPr>
-        <w:ind w:left="1320" w:hanging="440"/>
+        <w:ind w:left="880" w:hanging="440"/>
       </w:pPr>
     </w:lvl>
     <w:lvl w:ilvl="2" w:tplc="0409001B" w:tentative="1">
@@ -1555,7 +6832,7 @@
       <w:lvlText w:val="%3."/>
       <w:lvlJc w:val="right"/>
       <w:pPr>
-        <w:ind w:left="1760" w:hanging="440"/>
+        <w:ind w:left="1320" w:hanging="440"/>
       </w:pPr>
     </w:lvl>
     <w:lvl w:ilvl="3" w:tplc="0409000F" w:tentative="1">
@@ -1564,7 +6841,7 @@
       <w:lvlText w:val="%4."/>
       <w:lvlJc w:val="left"/>
       <w:pPr>
-        <w:ind w:left="2200" w:hanging="440"/>
+        <w:ind w:left="1760" w:hanging="440"/>
       </w:pPr>
     </w:lvl>
     <w:lvl w:ilvl="4" w:tplc="04090019" w:tentative="1">
@@ -1573,7 +6850,7 @@
       <w:lvlText w:val="%5."/>
       <w:lvlJc w:val="left"/>
       <w:pPr>
-        <w:ind w:left="2640" w:hanging="440"/>
+        <w:ind w:left="2200" w:hanging="440"/>
       </w:pPr>
     </w:lvl>
     <w:lvl w:ilvl="5" w:tplc="0409001B" w:tentative="1">
@@ -1582,7 +6859,7 @@
       <w:lvlText w:val="%6."/>
       <w:lvlJc w:val="right"/>
       <w:pPr>
-        <w:ind w:left="3080" w:hanging="440"/>
+        <w:ind w:left="2640" w:hanging="440"/>
       </w:pPr>
     </w:lvl>
     <w:lvl w:ilvl="6" w:tplc="0409000F" w:tentative="1">
@@ -1591,7 +6868,7 @@
       <w:lvlText w:val="%7."/>
       <w:lvlJc w:val="left"/>
       <w:pPr>
-        <w:ind w:left="3520" w:hanging="440"/>
+        <w:ind w:left="3080" w:hanging="440"/>
       </w:pPr>
     </w:lvl>
     <w:lvl w:ilvl="7" w:tplc="04090019" w:tentative="1">
@@ -1600,7 +6877,7 @@
       <w:lvlText w:val="%8."/>
       <w:lvlJc w:val="left"/>
       <w:pPr>
-        <w:ind w:left="3960" w:hanging="440"/>
+        <w:ind w:left="3520" w:hanging="440"/>
       </w:pPr>
     </w:lvl>
     <w:lvl w:ilvl="8" w:tplc="0409001B" w:tentative="1">
@@ -1609,21 +6886,21 @@
       <w:lvlText w:val="%9."/>
       <w:lvlJc w:val="right"/>
       <w:pPr>
-        <w:ind w:left="4400" w:hanging="440"/>
+        <w:ind w:left="3960" w:hanging="440"/>
       </w:pPr>
     </w:lvl>
   </w:abstractNum>
   <w:abstractNum w:abstractNumId="1" w15:restartNumberingAfterBreak="0">
-    <w:nsid w:val="6228545D"/>
+    <w:nsid w:val="0F39322B"/>
     <w:multiLevelType w:val="hybridMultilevel"/>
-    <w:tmpl w:val="E1F2A42C"/>
-    <w:lvl w:ilvl="0" w:tplc="0E0AEAB6">
+    <w:tmpl w:val="71ECEC38"/>
+    <w:lvl w:ilvl="0" w:tplc="5F4A0C26">
       <w:start w:val="1"/>
       <w:numFmt w:val="decimal"/>
       <w:lvlText w:val="%1."/>
       <w:lvlJc w:val="left"/>
       <w:pPr>
-        <w:ind w:left="360" w:hanging="360"/>
+        <w:ind w:left="800" w:hanging="360"/>
       </w:pPr>
       <w:rPr>
         <w:rFonts w:hint="default"/>
@@ -1635,7 +6912,7 @@
       <w:lvlText w:val="%2."/>
       <w:lvlJc w:val="left"/>
       <w:pPr>
-        <w:ind w:left="880" w:hanging="440"/>
+        <w:ind w:left="1320" w:hanging="440"/>
       </w:pPr>
     </w:lvl>
     <w:lvl w:ilvl="2" w:tplc="0409001B" w:tentative="1">
@@ -1644,7 +6921,7 @@
       <w:lvlText w:val="%3."/>
       <w:lvlJc w:val="right"/>
       <w:pPr>
-        <w:ind w:left="1320" w:hanging="440"/>
+        <w:ind w:left="1760" w:hanging="440"/>
       </w:pPr>
     </w:lvl>
     <w:lvl w:ilvl="3" w:tplc="0409000F" w:tentative="1">
@@ -1653,7 +6930,7 @@
       <w:lvlText w:val="%4."/>
       <w:lvlJc w:val="left"/>
       <w:pPr>
-        <w:ind w:left="1760" w:hanging="440"/>
+        <w:ind w:left="2200" w:hanging="440"/>
       </w:pPr>
     </w:lvl>
     <w:lvl w:ilvl="4" w:tplc="04090019" w:tentative="1">
@@ -1662,7 +6939,7 @@
       <w:lvlText w:val="%5."/>
       <w:lvlJc w:val="left"/>
       <w:pPr>
-        <w:ind w:left="2200" w:hanging="440"/>
+        <w:ind w:left="2640" w:hanging="440"/>
       </w:pPr>
     </w:lvl>
     <w:lvl w:ilvl="5" w:tplc="0409001B" w:tentative="1">
@@ -1671,7 +6948,7 @@
       <w:lvlText w:val="%6."/>
       <w:lvlJc w:val="right"/>
       <w:pPr>
-        <w:ind w:left="2640" w:hanging="440"/>
+        <w:ind w:left="3080" w:hanging="440"/>
       </w:pPr>
     </w:lvl>
     <w:lvl w:ilvl="6" w:tplc="0409000F" w:tentative="1">
@@ -1680,7 +6957,7 @@
       <w:lvlText w:val="%7."/>
       <w:lvlJc w:val="left"/>
       <w:pPr>
-        <w:ind w:left="3080" w:hanging="440"/>
+        <w:ind w:left="3520" w:hanging="440"/>
       </w:pPr>
     </w:lvl>
     <w:lvl w:ilvl="7" w:tplc="04090019" w:tentative="1">
@@ -1689,7 +6966,7 @@
       <w:lvlText w:val="%8."/>
       <w:lvlJc w:val="left"/>
       <w:pPr>
-        <w:ind w:left="3520" w:hanging="440"/>
+        <w:ind w:left="3960" w:hanging="440"/>
       </w:pPr>
     </w:lvl>
     <w:lvl w:ilvl="8" w:tplc="0409001B" w:tentative="1">
@@ -1698,15 +6975,347 @@
       <w:lvlText w:val="%9."/>
       <w:lvlJc w:val="right"/>
       <w:pPr>
+        <w:ind w:left="4400" w:hanging="440"/>
+      </w:pPr>
+    </w:lvl>
+  </w:abstractNum>
+  <w:abstractNum w:abstractNumId="2" w15:restartNumberingAfterBreak="0">
+    <w:nsid w:val="557D6399"/>
+    <w:multiLevelType w:val="multilevel"/>
+    <w:tmpl w:val="40D8FA46"/>
+    <w:lvl w:ilvl="0">
+      <w:start w:val="1"/>
+      <w:numFmt w:val="decimal"/>
+      <w:lvlText w:val="%1"/>
+      <w:lvlJc w:val="left"/>
+      <w:pPr>
+        <w:ind w:left="510" w:hanging="510"/>
+      </w:pPr>
+      <w:rPr>
+        <w:rFonts w:hint="default"/>
+      </w:rPr>
+    </w:lvl>
+    <w:lvl w:ilvl="1">
+      <w:start w:val="1"/>
+      <w:numFmt w:val="decimal"/>
+      <w:lvlText w:val="%1.%2"/>
+      <w:lvlJc w:val="left"/>
+      <w:pPr>
+        <w:ind w:left="720" w:hanging="720"/>
+      </w:pPr>
+      <w:rPr>
+        <w:rFonts w:hint="default"/>
+      </w:rPr>
+    </w:lvl>
+    <w:lvl w:ilvl="2">
+      <w:start w:val="1"/>
+      <w:numFmt w:val="decimal"/>
+      <w:lvlText w:val="%1.%2.%3"/>
+      <w:lvlJc w:val="left"/>
+      <w:pPr>
+        <w:ind w:left="720" w:hanging="720"/>
+      </w:pPr>
+      <w:rPr>
+        <w:rFonts w:hint="default"/>
+      </w:rPr>
+    </w:lvl>
+    <w:lvl w:ilvl="3">
+      <w:start w:val="1"/>
+      <w:numFmt w:val="decimal"/>
+      <w:lvlText w:val="%1.%2.%3.%4"/>
+      <w:lvlJc w:val="left"/>
+      <w:pPr>
+        <w:ind w:left="1080" w:hanging="1080"/>
+      </w:pPr>
+      <w:rPr>
+        <w:rFonts w:hint="default"/>
+      </w:rPr>
+    </w:lvl>
+    <w:lvl w:ilvl="4">
+      <w:start w:val="1"/>
+      <w:numFmt w:val="decimal"/>
+      <w:lvlText w:val="%1.%2.%3.%4.%5"/>
+      <w:lvlJc w:val="left"/>
+      <w:pPr>
+        <w:ind w:left="1440" w:hanging="1440"/>
+      </w:pPr>
+      <w:rPr>
+        <w:rFonts w:hint="default"/>
+      </w:rPr>
+    </w:lvl>
+    <w:lvl w:ilvl="5">
+      <w:start w:val="1"/>
+      <w:numFmt w:val="decimal"/>
+      <w:lvlText w:val="%1.%2.%3.%4.%5.%6"/>
+      <w:lvlJc w:val="left"/>
+      <w:pPr>
+        <w:ind w:left="1440" w:hanging="1440"/>
+      </w:pPr>
+      <w:rPr>
+        <w:rFonts w:hint="default"/>
+      </w:rPr>
+    </w:lvl>
+    <w:lvl w:ilvl="6">
+      <w:start w:val="1"/>
+      <w:numFmt w:val="decimal"/>
+      <w:lvlText w:val="%1.%2.%3.%4.%5.%6.%7"/>
+      <w:lvlJc w:val="left"/>
+      <w:pPr>
+        <w:ind w:left="1800" w:hanging="1800"/>
+      </w:pPr>
+      <w:rPr>
+        <w:rFonts w:hint="default"/>
+      </w:rPr>
+    </w:lvl>
+    <w:lvl w:ilvl="7">
+      <w:start w:val="1"/>
+      <w:numFmt w:val="decimal"/>
+      <w:lvlText w:val="%1.%2.%3.%4.%5.%6.%7.%8"/>
+      <w:lvlJc w:val="left"/>
+      <w:pPr>
+        <w:ind w:left="1800" w:hanging="1800"/>
+      </w:pPr>
+      <w:rPr>
+        <w:rFonts w:hint="default"/>
+      </w:rPr>
+    </w:lvl>
+    <w:lvl w:ilvl="8">
+      <w:start w:val="1"/>
+      <w:numFmt w:val="decimal"/>
+      <w:lvlText w:val="%1.%2.%3.%4.%5.%6.%7.%8.%9"/>
+      <w:lvlJc w:val="left"/>
+      <w:pPr>
+        <w:ind w:left="2160" w:hanging="2160"/>
+      </w:pPr>
+      <w:rPr>
+        <w:rFonts w:hint="default"/>
+      </w:rPr>
+    </w:lvl>
+  </w:abstractNum>
+  <w:abstractNum w:abstractNumId="3" w15:restartNumberingAfterBreak="0">
+    <w:nsid w:val="603F2B20"/>
+    <w:multiLevelType w:val="hybridMultilevel"/>
+    <w:tmpl w:val="81C832CA"/>
+    <w:lvl w:ilvl="0" w:tplc="BAA61B74">
+      <w:start w:val="1"/>
+      <w:numFmt w:val="decimal"/>
+      <w:lvlText w:val="%1."/>
+      <w:lvlJc w:val="left"/>
+      <w:pPr>
+        <w:ind w:left="800" w:hanging="360"/>
+      </w:pPr>
+      <w:rPr>
+        <w:rFonts w:hint="default"/>
+      </w:rPr>
+    </w:lvl>
+    <w:lvl w:ilvl="1" w:tplc="04090019" w:tentative="1">
+      <w:start w:val="1"/>
+      <w:numFmt w:val="upperLetter"/>
+      <w:lvlText w:val="%2."/>
+      <w:lvlJc w:val="left"/>
+      <w:pPr>
+        <w:ind w:left="1320" w:hanging="440"/>
+      </w:pPr>
+    </w:lvl>
+    <w:lvl w:ilvl="2" w:tplc="0409001B" w:tentative="1">
+      <w:start w:val="1"/>
+      <w:numFmt w:val="lowerRoman"/>
+      <w:lvlText w:val="%3."/>
+      <w:lvlJc w:val="right"/>
+      <w:pPr>
+        <w:ind w:left="1760" w:hanging="440"/>
+      </w:pPr>
+    </w:lvl>
+    <w:lvl w:ilvl="3" w:tplc="0409000F" w:tentative="1">
+      <w:start w:val="1"/>
+      <w:numFmt w:val="decimal"/>
+      <w:lvlText w:val="%4."/>
+      <w:lvlJc w:val="left"/>
+      <w:pPr>
+        <w:ind w:left="2200" w:hanging="440"/>
+      </w:pPr>
+    </w:lvl>
+    <w:lvl w:ilvl="4" w:tplc="04090019" w:tentative="1">
+      <w:start w:val="1"/>
+      <w:numFmt w:val="upperLetter"/>
+      <w:lvlText w:val="%5."/>
+      <w:lvlJc w:val="left"/>
+      <w:pPr>
+        <w:ind w:left="2640" w:hanging="440"/>
+      </w:pPr>
+    </w:lvl>
+    <w:lvl w:ilvl="5" w:tplc="0409001B" w:tentative="1">
+      <w:start w:val="1"/>
+      <w:numFmt w:val="lowerRoman"/>
+      <w:lvlText w:val="%6."/>
+      <w:lvlJc w:val="right"/>
+      <w:pPr>
+        <w:ind w:left="3080" w:hanging="440"/>
+      </w:pPr>
+    </w:lvl>
+    <w:lvl w:ilvl="6" w:tplc="0409000F" w:tentative="1">
+      <w:start w:val="1"/>
+      <w:numFmt w:val="decimal"/>
+      <w:lvlText w:val="%7."/>
+      <w:lvlJc w:val="left"/>
+      <w:pPr>
+        <w:ind w:left="3520" w:hanging="440"/>
+      </w:pPr>
+    </w:lvl>
+    <w:lvl w:ilvl="7" w:tplc="04090019" w:tentative="1">
+      <w:start w:val="1"/>
+      <w:numFmt w:val="upperLetter"/>
+      <w:lvlText w:val="%8."/>
+      <w:lvlJc w:val="left"/>
+      <w:pPr>
         <w:ind w:left="3960" w:hanging="440"/>
       </w:pPr>
+    </w:lvl>
+    <w:lvl w:ilvl="8" w:tplc="0409001B" w:tentative="1">
+      <w:start w:val="1"/>
+      <w:numFmt w:val="lowerRoman"/>
+      <w:lvlText w:val="%9."/>
+      <w:lvlJc w:val="right"/>
+      <w:pPr>
+        <w:ind w:left="4400" w:hanging="440"/>
+      </w:pPr>
+    </w:lvl>
+  </w:abstractNum>
+  <w:abstractNum w:abstractNumId="4" w15:restartNumberingAfterBreak="0">
+    <w:nsid w:val="6228545D"/>
+    <w:multiLevelType w:val="multilevel"/>
+    <w:tmpl w:val="219A5D3A"/>
+    <w:lvl w:ilvl="0">
+      <w:start w:val="1"/>
+      <w:numFmt w:val="decimal"/>
+      <w:lvlText w:val="%1."/>
+      <w:lvlJc w:val="left"/>
+      <w:pPr>
+        <w:ind w:left="360" w:hanging="360"/>
+      </w:pPr>
+      <w:rPr>
+        <w:rFonts w:hint="default"/>
+      </w:rPr>
+    </w:lvl>
+    <w:lvl w:ilvl="1">
+      <w:start w:val="3"/>
+      <w:numFmt w:val="decimal"/>
+      <w:isLgl/>
+      <w:lvlText w:val="%1.%2"/>
+      <w:lvlJc w:val="left"/>
+      <w:pPr>
+        <w:ind w:left="435" w:hanging="435"/>
+      </w:pPr>
+      <w:rPr>
+        <w:rFonts w:hint="default"/>
+      </w:rPr>
+    </w:lvl>
+    <w:lvl w:ilvl="2">
+      <w:start w:val="1"/>
+      <w:numFmt w:val="decimal"/>
+      <w:isLgl/>
+      <w:lvlText w:val="%1.%2.%3"/>
+      <w:lvlJc w:val="left"/>
+      <w:pPr>
+        <w:ind w:left="720" w:hanging="720"/>
+      </w:pPr>
+      <w:rPr>
+        <w:rFonts w:hint="default"/>
+      </w:rPr>
+    </w:lvl>
+    <w:lvl w:ilvl="3">
+      <w:start w:val="1"/>
+      <w:numFmt w:val="decimal"/>
+      <w:isLgl/>
+      <w:lvlText w:val="%1.%2.%3.%4"/>
+      <w:lvlJc w:val="left"/>
+      <w:pPr>
+        <w:ind w:left="1080" w:hanging="1080"/>
+      </w:pPr>
+      <w:rPr>
+        <w:rFonts w:hint="default"/>
+      </w:rPr>
+    </w:lvl>
+    <w:lvl w:ilvl="4">
+      <w:start w:val="1"/>
+      <w:numFmt w:val="decimal"/>
+      <w:isLgl/>
+      <w:lvlText w:val="%1.%2.%3.%4.%5"/>
+      <w:lvlJc w:val="left"/>
+      <w:pPr>
+        <w:ind w:left="1080" w:hanging="1080"/>
+      </w:pPr>
+      <w:rPr>
+        <w:rFonts w:hint="default"/>
+      </w:rPr>
+    </w:lvl>
+    <w:lvl w:ilvl="5">
+      <w:start w:val="1"/>
+      <w:numFmt w:val="decimal"/>
+      <w:isLgl/>
+      <w:lvlText w:val="%1.%2.%3.%4.%5.%6"/>
+      <w:lvlJc w:val="left"/>
+      <w:pPr>
+        <w:ind w:left="1440" w:hanging="1440"/>
+      </w:pPr>
+      <w:rPr>
+        <w:rFonts w:hint="default"/>
+      </w:rPr>
+    </w:lvl>
+    <w:lvl w:ilvl="6">
+      <w:start w:val="1"/>
+      <w:numFmt w:val="decimal"/>
+      <w:isLgl/>
+      <w:lvlText w:val="%1.%2.%3.%4.%5.%6.%7"/>
+      <w:lvlJc w:val="left"/>
+      <w:pPr>
+        <w:ind w:left="1440" w:hanging="1440"/>
+      </w:pPr>
+      <w:rPr>
+        <w:rFonts w:hint="default"/>
+      </w:rPr>
+    </w:lvl>
+    <w:lvl w:ilvl="7">
+      <w:start w:val="1"/>
+      <w:numFmt w:val="decimal"/>
+      <w:isLgl/>
+      <w:lvlText w:val="%1.%2.%3.%4.%5.%6.%7.%8"/>
+      <w:lvlJc w:val="left"/>
+      <w:pPr>
+        <w:ind w:left="1800" w:hanging="1800"/>
+      </w:pPr>
+      <w:rPr>
+        <w:rFonts w:hint="default"/>
+      </w:rPr>
+    </w:lvl>
+    <w:lvl w:ilvl="8">
+      <w:start w:val="1"/>
+      <w:numFmt w:val="decimal"/>
+      <w:isLgl/>
+      <w:lvlText w:val="%1.%2.%3.%4.%5.%6.%7.%8.%9"/>
+      <w:lvlJc w:val="left"/>
+      <w:pPr>
+        <w:ind w:left="1800" w:hanging="1800"/>
+      </w:pPr>
+      <w:rPr>
+        <w:rFonts w:hint="default"/>
+      </w:rPr>
     </w:lvl>
   </w:abstractNum>
   <w:num w:numId="1" w16cid:durableId="528370239">
+    <w:abstractNumId w:val="4"/>
+  </w:num>
+  <w:num w:numId="2" w16cid:durableId="177044233">
+    <w:abstractNumId w:val="3"/>
+  </w:num>
+  <w:num w:numId="3" w16cid:durableId="160170107">
     <w:abstractNumId w:val="1"/>
   </w:num>
-  <w:num w:numId="2" w16cid:durableId="177044233">
+  <w:num w:numId="4" w16cid:durableId="1742671947">
     <w:abstractNumId w:val="0"/>
+  </w:num>
+  <w:num w:numId="5" w16cid:durableId="1930960302">
+    <w:abstractNumId w:val="2"/>
   </w:num>
 </w:numbering>
 </file>
@@ -2646,6 +8255,31 @@
       </w:tblBorders>
     </w:tblPr>
   </w:style>
+  <w:style w:type="character" w:styleId="ab">
+    <w:name w:val="Placeholder Text"/>
+    <w:basedOn w:val="a0"/>
+    <w:uiPriority w:val="99"/>
+    <w:semiHidden/>
+    <w:rsid w:val="00F833DB"/>
+    <w:rPr>
+      <w:color w:val="666666"/>
+    </w:rPr>
+  </w:style>
+  <w:style w:type="paragraph" w:styleId="ac">
+    <w:name w:val="caption"/>
+    <w:basedOn w:val="a"/>
+    <w:next w:val="a"/>
+    <w:uiPriority w:val="35"/>
+    <w:unhideWhenUsed/>
+    <w:qFormat/>
+    <w:rsid w:val="00B22DF8"/>
+    <w:rPr>
+      <w:b/>
+      <w:bCs/>
+      <w:sz w:val="20"/>
+      <w:szCs w:val="20"/>
+    </w:rPr>
+  </w:style>
 </w:styles>
 </file>
 

--- a/BigDataAnalysis/Housing분석레포트_20204077_유동균.docx
+++ b/BigDataAnalysis/Housing분석레포트_20204077_유동균.docx
@@ -381,6 +381,29 @@
     </w:p>
     <w:p>
       <w:pPr>
+        <w:pStyle w:val="a6"/>
+        <w:rPr>
+          <w:rFonts w:hint="eastAsia"/>
+          <w:sz w:val="36"/>
+          <w:szCs w:val="36"/>
+        </w:rPr>
+      </w:pPr>
+    </w:p>
+    <w:p>
+      <w:pPr>
+        <w:widowControl/>
+        <w:wordWrap/>
+        <w:autoSpaceDE/>
+        <w:autoSpaceDN/>
+        <w:rPr>
+          <w:rFonts w:hint="eastAsia"/>
+          <w:sz w:val="36"/>
+          <w:szCs w:val="36"/>
+        </w:rPr>
+      </w:pPr>
+    </w:p>
+    <w:p>
+      <w:pPr>
         <w:widowControl/>
         <w:wordWrap/>
         <w:autoSpaceDE/>
@@ -1607,7 +1630,6 @@
     <w:p>
       <w:pPr>
         <w:rPr>
-          <w:rFonts w:hint="eastAsia"/>
           <w:sz w:val="28"/>
           <w:szCs w:val="28"/>
         </w:rPr>
@@ -1666,7 +1688,6 @@
     <w:p>
       <w:pPr>
         <w:rPr>
-          <w:rFonts w:hint="eastAsia"/>
           <w:sz w:val="28"/>
           <w:szCs w:val="28"/>
         </w:rPr>
@@ -1937,7 +1958,6 @@
         <w:autoSpaceDE/>
         <w:autoSpaceDN/>
         <w:rPr>
-          <w:rFonts w:hint="eastAsia"/>
           <w:szCs w:val="22"/>
         </w:rPr>
       </w:pPr>
@@ -2991,7 +3011,7 @@
         <w:autoSpaceDE/>
         <w:autoSpaceDN/>
         <w:rPr>
-          <w:rFonts w:eastAsiaTheme="minorHAnsi" w:hint="eastAsia"/>
+          <w:rFonts w:eastAsiaTheme="minorHAnsi"/>
           <w:sz w:val="24"/>
         </w:rPr>
       </w:pPr>
@@ -3292,9 +3312,6 @@
         <w:wordWrap/>
         <w:autoSpaceDE/>
         <w:autoSpaceDN/>
-        <w:rPr>
-          <w:rFonts w:hint="eastAsia"/>
-        </w:rPr>
       </w:pPr>
       <w:r>
         <w:rPr>
@@ -3323,6 +3340,7 @@
       </w:pPr>
       <w:r>
         <w:rPr>
+          <w:noProof/>
           <w:sz w:val="24"/>
         </w:rPr>
         <w:drawing>
@@ -3438,7 +3456,6 @@
         <w:autoSpaceDE/>
         <w:autoSpaceDN/>
         <w:rPr>
-          <w:rFonts w:hint="eastAsia"/>
           <w:sz w:val="24"/>
         </w:rPr>
       </w:pPr>
@@ -3491,6 +3508,7 @@
       </w:pPr>
       <w:r>
         <w:rPr>
+          <w:noProof/>
           <w:szCs w:val="22"/>
         </w:rPr>
         <w:drawing>
@@ -3927,6 +3945,7 @@
       </w:pPr>
       <w:r>
         <w:rPr>
+          <w:noProof/>
           <w:szCs w:val="22"/>
         </w:rPr>
         <w:drawing>
@@ -4016,6 +4035,7 @@
       </w:pPr>
       <w:r>
         <w:rPr>
+          <w:noProof/>
           <w:szCs w:val="22"/>
         </w:rPr>
         <w:lastRenderedPageBreak/>
@@ -4099,6 +4119,7 @@
       </w:pPr>
       <w:r>
         <w:rPr>
+          <w:noProof/>
           <w:szCs w:val="22"/>
         </w:rPr>
         <w:drawing>
@@ -4301,6 +4322,7 @@
       </w:pPr>
       <w:r>
         <w:rPr>
+          <w:noProof/>
           <w:szCs w:val="22"/>
         </w:rPr>
         <w:lastRenderedPageBreak/>
@@ -4367,7 +4389,6 @@
         <w:autoSpaceDN/>
         <w:ind w:firstLineChars="100" w:firstLine="220"/>
         <w:rPr>
-          <w:rFonts w:hint="eastAsia"/>
           <w:noProof/>
           <w:szCs w:val="22"/>
         </w:rPr>
@@ -4596,6 +4617,7 @@
       </w:pPr>
       <w:r>
         <w:rPr>
+          <w:noProof/>
           <w:sz w:val="28"/>
           <w:szCs w:val="28"/>
         </w:rPr>
@@ -4649,6 +4671,7 @@
       </w:pPr>
       <w:r>
         <w:rPr>
+          <w:noProof/>
           <w:szCs w:val="22"/>
         </w:rPr>
         <w:drawing>
@@ -4832,6 +4855,7 @@
       </w:pPr>
       <w:r>
         <w:rPr>
+          <w:noProof/>
           <w:szCs w:val="22"/>
         </w:rPr>
         <w:lastRenderedPageBreak/>
@@ -4894,6 +4918,7 @@
       </w:pPr>
       <w:r>
         <w:rPr>
+          <w:noProof/>
           <w:szCs w:val="22"/>
         </w:rPr>
         <w:drawing>
@@ -4963,6 +4988,7 @@
       </w:r>
       <w:r>
         <w:rPr>
+          <w:noProof/>
           <w:szCs w:val="22"/>
         </w:rPr>
         <w:drawing>
@@ -5268,7 +5294,6 @@
         <w:autoSpaceDE/>
         <w:autoSpaceDN/>
         <w:rPr>
-          <w:rFonts w:hint="eastAsia"/>
           <w:sz w:val="28"/>
           <w:szCs w:val="28"/>
         </w:rPr>
@@ -5295,6 +5320,7 @@
       </w:pPr>
       <w:r>
         <w:rPr>
+          <w:noProof/>
           <w:szCs w:val="22"/>
         </w:rPr>
         <w:drawing>
@@ -5347,6 +5373,7 @@
       </w:pPr>
       <w:r>
         <w:rPr>
+          <w:noProof/>
           <w:szCs w:val="22"/>
         </w:rPr>
         <w:drawing>
@@ -5551,6 +5578,7 @@
       </w:pPr>
       <w:r>
         <w:rPr>
+          <w:noProof/>
           <w:szCs w:val="22"/>
         </w:rPr>
         <w:drawing>
@@ -5677,6 +5705,7 @@
       </w:pPr>
       <w:r>
         <w:rPr>
+          <w:noProof/>
           <w:szCs w:val="22"/>
         </w:rPr>
         <w:drawing>
@@ -5724,7 +5753,6 @@
         <w:autoSpaceDN/>
         <w:ind w:firstLineChars="100" w:firstLine="220"/>
         <w:rPr>
-          <w:rFonts w:hint="eastAsia"/>
           <w:szCs w:val="22"/>
         </w:rPr>
       </w:pPr>
@@ -5843,6 +5871,7 @@
       </w:pPr>
       <w:r>
         <w:rPr>
+          <w:noProof/>
           <w:szCs w:val="22"/>
         </w:rPr>
         <w:drawing>
@@ -6019,6 +6048,7 @@
       </w:pPr>
       <w:r>
         <w:rPr>
+          <w:noProof/>
           <w:szCs w:val="22"/>
         </w:rPr>
         <w:drawing>
@@ -6066,7 +6096,6 @@
         <w:autoSpaceDN/>
         <w:ind w:firstLineChars="100" w:firstLine="220"/>
         <w:rPr>
-          <w:rFonts w:hint="eastAsia"/>
           <w:szCs w:val="22"/>
         </w:rPr>
       </w:pPr>
@@ -6154,6 +6183,7 @@
       </w:pPr>
       <w:r>
         <w:rPr>
+          <w:noProof/>
           <w:szCs w:val="22"/>
         </w:rPr>
         <w:lastRenderedPageBreak/>
@@ -6233,7 +6263,6 @@
         <w:autoSpaceDE/>
         <w:autoSpaceDN/>
         <w:rPr>
-          <w:rFonts w:hint="eastAsia"/>
           <w:sz w:val="28"/>
           <w:szCs w:val="28"/>
         </w:rPr>
@@ -6278,6 +6307,7 @@
       </w:pPr>
       <w:r>
         <w:rPr>
+          <w:noProof/>
           <w:szCs w:val="22"/>
         </w:rPr>
         <w:drawing>
@@ -6404,6 +6434,7 @@
       </w:pPr>
       <w:r>
         <w:rPr>
+          <w:noProof/>
           <w:szCs w:val="22"/>
         </w:rPr>
         <w:drawing>
@@ -6481,6 +6512,7 @@
       </w:pPr>
       <w:r>
         <w:rPr>
+          <w:noProof/>
           <w:szCs w:val="22"/>
         </w:rPr>
         <w:drawing>
@@ -6590,7 +6622,6 @@
         <w:autoSpaceDE/>
         <w:autoSpaceDN/>
         <w:rPr>
-          <w:rFonts w:hint="eastAsia"/>
           <w:szCs w:val="22"/>
         </w:rPr>
       </w:pPr>
@@ -6763,7 +6794,6 @@
         <w:autoSpaceDN/>
         <w:ind w:firstLineChars="100" w:firstLine="220"/>
         <w:rPr>
-          <w:rFonts w:hint="eastAsia"/>
           <w:szCs w:val="22"/>
         </w:rPr>
       </w:pPr>
